--- a/Files/3-rd course/5-th semester/Architecture of Computing Systems/Laboratory work/Lab #1/Vlad/Гордов В., Лаба 1.docx
+++ b/Files/3-rd course/5-th semester/Architecture of Computing Systems/Laboratory work/Lab #1/Vlad/Гордов В., Лаба 1.docx
@@ -904,7 +904,7 @@
         <w:pStyle w:val="a"/>
         <w:numPr>
           <w:ilvl w:val="0"/>
-          <w:numId w:val="15"/>
+          <w:numId w:val="2"/>
         </w:numPr>
       </w:pPr>
       <w:r>
@@ -919,7 +919,7 @@
         <w:pStyle w:val="a"/>
         <w:numPr>
           <w:ilvl w:val="0"/>
-          <w:numId w:val="15"/>
+          <w:numId w:val="2"/>
         </w:numPr>
       </w:pPr>
       <w:r>
@@ -934,7 +934,7 @@
         <w:pStyle w:val="a"/>
         <w:numPr>
           <w:ilvl w:val="0"/>
-          <w:numId w:val="15"/>
+          <w:numId w:val="2"/>
         </w:numPr>
       </w:pPr>
       <w:r>
@@ -949,7 +949,7 @@
         <w:pStyle w:val="a"/>
         <w:numPr>
           <w:ilvl w:val="0"/>
-          <w:numId w:val="15"/>
+          <w:numId w:val="2"/>
         </w:numPr>
       </w:pPr>
       <w:r>
@@ -964,7 +964,7 @@
         <w:pStyle w:val="a"/>
         <w:numPr>
           <w:ilvl w:val="0"/>
-          <w:numId w:val="15"/>
+          <w:numId w:val="2"/>
         </w:numPr>
       </w:pPr>
       <w:r>
@@ -979,7 +979,7 @@
         <w:pStyle w:val="a"/>
         <w:numPr>
           <w:ilvl w:val="0"/>
-          <w:numId w:val="15"/>
+          <w:numId w:val="2"/>
         </w:numPr>
       </w:pPr>
       <w:r>
@@ -1136,19 +1136,7 @@
           <w:rPr>
             <w:rStyle w:val="aff1"/>
           </w:rPr>
-          <w:t>https://www.dns-</w:t>
-        </w:r>
-        <w:r>
-          <w:rPr>
-            <w:rStyle w:val="aff1"/>
-          </w:rPr>
-          <w:t>s</w:t>
-        </w:r>
-        <w:r>
-          <w:rPr>
-            <w:rStyle w:val="aff1"/>
-          </w:rPr>
-          <w:t>hop.ru</w:t>
+          <w:t>https://www.dns-shop.ru</w:t>
         </w:r>
       </w:hyperlink>
       <w:r>
@@ -1186,7 +1174,7 @@
         <w:pStyle w:val="a"/>
         <w:numPr>
           <w:ilvl w:val="0"/>
-          <w:numId w:val="18"/>
+          <w:numId w:val="3"/>
         </w:numPr>
       </w:pPr>
       <w:r>
@@ -1198,7 +1186,7 @@
         <w:pStyle w:val="a"/>
         <w:numPr>
           <w:ilvl w:val="0"/>
-          <w:numId w:val="18"/>
+          <w:numId w:val="3"/>
         </w:numPr>
       </w:pPr>
       <w:r>
@@ -1210,7 +1198,7 @@
         <w:pStyle w:val="a"/>
         <w:numPr>
           <w:ilvl w:val="0"/>
-          <w:numId w:val="18"/>
+          <w:numId w:val="3"/>
         </w:numPr>
       </w:pPr>
       <w:r>
@@ -1222,7 +1210,7 @@
         <w:pStyle w:val="a"/>
         <w:numPr>
           <w:ilvl w:val="0"/>
-          <w:numId w:val="18"/>
+          <w:numId w:val="3"/>
         </w:numPr>
       </w:pPr>
       <w:r>
@@ -1249,7 +1237,7 @@
         <w:pStyle w:val="a"/>
         <w:numPr>
           <w:ilvl w:val="0"/>
-          <w:numId w:val="18"/>
+          <w:numId w:val="3"/>
         </w:numPr>
       </w:pPr>
       <w:r>
@@ -1267,7 +1255,7 @@
         <w:pStyle w:val="a"/>
         <w:numPr>
           <w:ilvl w:val="0"/>
-          <w:numId w:val="18"/>
+          <w:numId w:val="3"/>
         </w:numPr>
       </w:pPr>
       <w:r>
@@ -1299,7 +1287,7 @@
         <w:pStyle w:val="a"/>
         <w:numPr>
           <w:ilvl w:val="0"/>
-          <w:numId w:val="18"/>
+          <w:numId w:val="3"/>
         </w:numPr>
         <w:tabs>
           <w:tab w:val="center" w:pos="5173"/>
@@ -1314,7 +1302,7 @@
         <w:pStyle w:val="a"/>
         <w:numPr>
           <w:ilvl w:val="0"/>
-          <w:numId w:val="18"/>
+          <w:numId w:val="3"/>
         </w:numPr>
         <w:tabs>
           <w:tab w:val="center" w:pos="5173"/>
@@ -1329,14 +1317,7 @@
           <w:b/>
           <w:bCs/>
         </w:rPr>
-        <w:t xml:space="preserve">Цена: 16499 </w:t>
-      </w:r>
-      <w:r>
-        <w:rPr>
-          <w:b/>
-          <w:bCs/>
-        </w:rPr>
-        <w:t>₽</w:t>
+        <w:t>Цена: 16499 ₽</w:t>
       </w:r>
     </w:p>
     <w:p>
@@ -1405,24 +1386,14 @@
       <w:r>
         <w:t xml:space="preserve">Рисунок </w:t>
       </w:r>
-      <w:r>
-        <w:fldChar w:fldCharType="begin"/>
-      </w:r>
-      <w:r>
-        <w:instrText xml:space="preserve"> SEQ Рисунок \* ARABIC </w:instrText>
-      </w:r>
-      <w:r>
-        <w:fldChar w:fldCharType="separate"/>
-      </w:r>
-      <w:r>
-        <w:rPr>
-          <w:noProof/>
-        </w:rPr>
-        <w:t>1</w:t>
-      </w:r>
-      <w:r>
-        <w:fldChar w:fldCharType="end"/>
-      </w:r>
+      <w:fldSimple w:instr=" SEQ Рисунок \* ARABIC ">
+        <w:r>
+          <w:rPr>
+            <w:noProof/>
+          </w:rPr>
+          <w:t>1</w:t>
+        </w:r>
+      </w:fldSimple>
       <w:r>
         <w:t xml:space="preserve"> — процессор </w:t>
       </w:r>
@@ -1492,7 +1463,7 @@
         <w:pStyle w:val="a"/>
         <w:numPr>
           <w:ilvl w:val="0"/>
-          <w:numId w:val="20"/>
+          <w:numId w:val="4"/>
         </w:numPr>
         <w:rPr>
           <w:lang w:val="en-US"/>
@@ -1516,7 +1487,7 @@
         <w:pStyle w:val="a"/>
         <w:numPr>
           <w:ilvl w:val="0"/>
-          <w:numId w:val="20"/>
+          <w:numId w:val="4"/>
         </w:numPr>
         <w:rPr>
           <w:lang w:val="en-US"/>
@@ -1537,7 +1508,7 @@
         <w:pStyle w:val="a"/>
         <w:numPr>
           <w:ilvl w:val="0"/>
-          <w:numId w:val="20"/>
+          <w:numId w:val="4"/>
         </w:numPr>
       </w:pPr>
       <w:r>
@@ -1552,7 +1523,7 @@
         <w:pStyle w:val="a"/>
         <w:numPr>
           <w:ilvl w:val="0"/>
-          <w:numId w:val="20"/>
+          <w:numId w:val="4"/>
         </w:numPr>
       </w:pPr>
       <w:r>
@@ -1579,7 +1550,7 @@
         <w:pStyle w:val="a"/>
         <w:numPr>
           <w:ilvl w:val="0"/>
-          <w:numId w:val="20"/>
+          <w:numId w:val="4"/>
         </w:numPr>
       </w:pPr>
       <w:r>
@@ -1600,7 +1571,7 @@
         <w:pStyle w:val="a"/>
         <w:numPr>
           <w:ilvl w:val="0"/>
-          <w:numId w:val="20"/>
+          <w:numId w:val="4"/>
         </w:numPr>
         <w:rPr>
           <w:lang w:val="en-US"/>
@@ -1633,7 +1604,7 @@
         <w:pStyle w:val="a"/>
         <w:numPr>
           <w:ilvl w:val="0"/>
-          <w:numId w:val="20"/>
+          <w:numId w:val="4"/>
         </w:numPr>
       </w:pPr>
       <w:r>
@@ -1660,7 +1631,7 @@
         <w:pStyle w:val="a"/>
         <w:numPr>
           <w:ilvl w:val="0"/>
-          <w:numId w:val="20"/>
+          <w:numId w:val="4"/>
         </w:numPr>
       </w:pPr>
       <w:r>
@@ -1677,7 +1648,7 @@
         <w:pStyle w:val="a"/>
         <w:numPr>
           <w:ilvl w:val="0"/>
-          <w:numId w:val="20"/>
+          <w:numId w:val="4"/>
         </w:numPr>
         <w:rPr>
           <w:b/>
@@ -1765,24 +1736,14 @@
       <w:r>
         <w:t xml:space="preserve">Рисунок </w:t>
       </w:r>
-      <w:r>
-        <w:fldChar w:fldCharType="begin"/>
-      </w:r>
-      <w:r>
-        <w:instrText xml:space="preserve"> SEQ Рисунок \* ARABIC </w:instrText>
-      </w:r>
-      <w:r>
-        <w:fldChar w:fldCharType="separate"/>
-      </w:r>
-      <w:r>
-        <w:rPr>
-          <w:noProof/>
-        </w:rPr>
-        <w:t>2</w:t>
-      </w:r>
-      <w:r>
-        <w:fldChar w:fldCharType="end"/>
-      </w:r>
+      <w:fldSimple w:instr=" SEQ Рисунок \* ARABIC ">
+        <w:r>
+          <w:rPr>
+            <w:noProof/>
+          </w:rPr>
+          <w:t>2</w:t>
+        </w:r>
+      </w:fldSimple>
       <w:r>
         <w:t xml:space="preserve"> — мат. плата </w:t>
       </w:r>
@@ -1849,7 +1810,7 @@
         <w:pStyle w:val="a"/>
         <w:numPr>
           <w:ilvl w:val="0"/>
-          <w:numId w:val="20"/>
+          <w:numId w:val="4"/>
         </w:numPr>
       </w:pPr>
       <w:r>
@@ -1861,7 +1822,7 @@
         <w:pStyle w:val="a"/>
         <w:numPr>
           <w:ilvl w:val="0"/>
-          <w:numId w:val="20"/>
+          <w:numId w:val="4"/>
         </w:numPr>
       </w:pPr>
       <w:r>
@@ -1873,7 +1834,7 @@
         <w:pStyle w:val="a"/>
         <w:numPr>
           <w:ilvl w:val="0"/>
-          <w:numId w:val="20"/>
+          <w:numId w:val="4"/>
         </w:numPr>
       </w:pPr>
       <w:r>
@@ -1894,7 +1855,7 @@
         <w:pStyle w:val="a"/>
         <w:numPr>
           <w:ilvl w:val="0"/>
-          <w:numId w:val="20"/>
+          <w:numId w:val="4"/>
         </w:numPr>
       </w:pPr>
       <w:r>
@@ -1946,7 +1907,7 @@
         <w:pStyle w:val="a"/>
         <w:numPr>
           <w:ilvl w:val="0"/>
-          <w:numId w:val="20"/>
+          <w:numId w:val="4"/>
         </w:numPr>
       </w:pPr>
       <w:r>
@@ -1958,7 +1919,7 @@
         <w:pStyle w:val="a"/>
         <w:numPr>
           <w:ilvl w:val="0"/>
-          <w:numId w:val="20"/>
+          <w:numId w:val="4"/>
         </w:numPr>
       </w:pPr>
       <w:r>
@@ -1982,6 +1943,9 @@
         <w:keepNext/>
       </w:pPr>
       <w:r>
+        <w:rPr>
+          <w:noProof/>
+        </w:rPr>
         <w:drawing>
           <wp:inline distT="0" distB="0" distL="0" distR="0" wp14:anchorId="5A02794D" wp14:editId="0C140ADB">
             <wp:extent cx="6120130" cy="3488055"/>
@@ -2026,24 +1990,14 @@
       <w:r>
         <w:t xml:space="preserve">Рисунок </w:t>
       </w:r>
-      <w:r>
-        <w:fldChar w:fldCharType="begin"/>
-      </w:r>
-      <w:r>
-        <w:instrText xml:space="preserve"> SEQ Рисунок \* ARABIC </w:instrText>
-      </w:r>
-      <w:r>
-        <w:fldChar w:fldCharType="separate"/>
-      </w:r>
-      <w:r>
-        <w:rPr>
-          <w:noProof/>
-        </w:rPr>
-        <w:t>3</w:t>
-      </w:r>
-      <w:r>
-        <w:fldChar w:fldCharType="end"/>
-      </w:r>
+      <w:fldSimple w:instr=" SEQ Рисунок \* ARABIC ">
+        <w:r>
+          <w:rPr>
+            <w:noProof/>
+          </w:rPr>
+          <w:t>3</w:t>
+        </w:r>
+      </w:fldSimple>
       <w:r>
         <w:t xml:space="preserve"> — оперативная память </w:t>
       </w:r>
@@ -2072,33 +2026,26 @@
     </w:p>
     <w:p>
       <w:pPr>
-        <w:rPr>
-          <w:b/>
-          <w:bCs/>
-        </w:rPr>
-      </w:pPr>
-      <w:r>
         <w:rPr>
           <w:b/>
           <w:bCs/>
           <w:lang w:val="en-US"/>
         </w:rPr>
-        <w:t xml:space="preserve">4. </w:t>
-      </w:r>
-      <w:r>
-        <w:rPr>
-          <w:b/>
-          <w:bCs/>
-        </w:rPr>
-        <w:t>Видеокарта</w:t>
-      </w:r>
+      </w:pPr>
       <w:r>
         <w:rPr>
           <w:b/>
           <w:bCs/>
           <w:lang w:val="en-US"/>
         </w:rPr>
-        <w:t xml:space="preserve"> — </w:t>
+        <w:t xml:space="preserve">4. </w:t>
+      </w:r>
+      <w:r>
+        <w:rPr>
+          <w:b/>
+          <w:bCs/>
+        </w:rPr>
+        <w:t>Видеокарта</w:t>
       </w:r>
       <w:r>
         <w:rPr>
@@ -2106,6 +2053,14 @@
           <w:bCs/>
           <w:lang w:val="en-US"/>
         </w:rPr>
+        <w:t xml:space="preserve"> — </w:t>
+      </w:r>
+      <w:r>
+        <w:rPr>
+          <w:b/>
+          <w:bCs/>
+          <w:lang w:val="en-US"/>
+        </w:rPr>
         <w:t>Palit GeForce RTX 4060 Infinity 2</w:t>
       </w:r>
     </w:p>
@@ -2114,7 +2069,7 @@
         <w:pStyle w:val="a"/>
         <w:numPr>
           <w:ilvl w:val="0"/>
-          <w:numId w:val="20"/>
+          <w:numId w:val="4"/>
         </w:numPr>
       </w:pPr>
       <w:r>
@@ -2142,7 +2097,7 @@
         <w:pStyle w:val="a"/>
         <w:numPr>
           <w:ilvl w:val="0"/>
-          <w:numId w:val="20"/>
+          <w:numId w:val="4"/>
         </w:numPr>
       </w:pPr>
       <w:r>
@@ -2154,7 +2109,7 @@
         <w:pStyle w:val="a"/>
         <w:numPr>
           <w:ilvl w:val="0"/>
-          <w:numId w:val="20"/>
+          <w:numId w:val="4"/>
         </w:numPr>
       </w:pPr>
       <w:r>
@@ -2166,7 +2121,7 @@
         <w:pStyle w:val="a"/>
         <w:numPr>
           <w:ilvl w:val="0"/>
-          <w:numId w:val="20"/>
+          <w:numId w:val="4"/>
         </w:numPr>
       </w:pPr>
       <w:r>
@@ -2178,7 +2133,7 @@
         <w:pStyle w:val="a"/>
         <w:numPr>
           <w:ilvl w:val="0"/>
-          <w:numId w:val="20"/>
+          <w:numId w:val="4"/>
         </w:numPr>
       </w:pPr>
       <w:r>
@@ -2204,7 +2159,7 @@
         <w:pStyle w:val="a"/>
         <w:numPr>
           <w:ilvl w:val="0"/>
-          <w:numId w:val="20"/>
+          <w:numId w:val="4"/>
         </w:numPr>
       </w:pPr>
       <w:r>
@@ -2224,7 +2179,7 @@
         <w:pStyle w:val="a"/>
         <w:numPr>
           <w:ilvl w:val="0"/>
-          <w:numId w:val="20"/>
+          <w:numId w:val="4"/>
         </w:numPr>
       </w:pPr>
       <w:r>
@@ -2236,7 +2191,7 @@
         <w:pStyle w:val="a"/>
         <w:numPr>
           <w:ilvl w:val="0"/>
-          <w:numId w:val="20"/>
+          <w:numId w:val="4"/>
         </w:numPr>
       </w:pPr>
       <w:r>
@@ -2251,7 +2206,7 @@
         <w:pStyle w:val="a"/>
         <w:numPr>
           <w:ilvl w:val="0"/>
-          <w:numId w:val="20"/>
+          <w:numId w:val="4"/>
         </w:numPr>
       </w:pPr>
       <w:r>
@@ -2266,7 +2221,7 @@
         <w:pStyle w:val="a"/>
         <w:numPr>
           <w:ilvl w:val="0"/>
-          <w:numId w:val="20"/>
+          <w:numId w:val="4"/>
         </w:numPr>
       </w:pPr>
       <w:r>
@@ -2290,6 +2245,9 @@
         <w:keepNext/>
       </w:pPr>
       <w:r>
+        <w:rPr>
+          <w:noProof/>
+        </w:rPr>
         <w:lastRenderedPageBreak/>
         <w:drawing>
           <wp:inline distT="0" distB="0" distL="0" distR="0" wp14:anchorId="0681D847" wp14:editId="2D10044E">
@@ -2388,13 +2346,7 @@
         <w:rPr>
           <w:lang w:val="en-US"/>
         </w:rPr>
-        <w:t xml:space="preserve"> </w:t>
-      </w:r>
-      <w:r>
-        <w:rPr>
-          <w:lang w:val="en-US"/>
-        </w:rPr>
-        <w:t>Palit GeForce RTX 4060 Infinity 2</w:t>
+        <w:t xml:space="preserve"> Palit GeForce RTX 4060 Infinity 2</w:t>
       </w:r>
     </w:p>
     <w:p>
@@ -2462,7 +2414,7 @@
         <w:pStyle w:val="a"/>
         <w:numPr>
           <w:ilvl w:val="0"/>
-          <w:numId w:val="27"/>
+          <w:numId w:val="5"/>
         </w:numPr>
       </w:pPr>
       <w:r>
@@ -2474,7 +2426,7 @@
         <w:pStyle w:val="a"/>
         <w:numPr>
           <w:ilvl w:val="0"/>
-          <w:numId w:val="27"/>
+          <w:numId w:val="5"/>
         </w:numPr>
         <w:jc w:val="left"/>
         <w:rPr>
@@ -2489,32 +2441,24 @@
           <w:szCs w:val="24"/>
           <w:lang w:eastAsia="ru-RU"/>
         </w:rPr>
-        <w:t>Физический интерфейс</w:t>
-      </w:r>
+        <w:t xml:space="preserve">Физический интерфейс: </w:t>
+      </w:r>
+      <w:proofErr w:type="spellStart"/>
       <w:r>
         <w:rPr>
           <w:sz w:val="24"/>
           <w:szCs w:val="24"/>
           <w:lang w:eastAsia="ru-RU"/>
         </w:rPr>
-        <w:t xml:space="preserve">: </w:t>
-      </w:r>
-      <w:proofErr w:type="spellStart"/>
+        <w:t>PCIe</w:t>
+      </w:r>
+      <w:proofErr w:type="spellEnd"/>
       <w:r>
         <w:rPr>
           <w:sz w:val="24"/>
           <w:szCs w:val="24"/>
           <w:lang w:eastAsia="ru-RU"/>
         </w:rPr>
-        <w:t>PCIe</w:t>
-      </w:r>
-      <w:proofErr w:type="spellEnd"/>
-      <w:r>
-        <w:rPr>
-          <w:sz w:val="24"/>
-          <w:szCs w:val="24"/>
-          <w:lang w:eastAsia="ru-RU"/>
-        </w:rPr>
         <w:t xml:space="preserve"> 4.0 x4</w:t>
       </w:r>
     </w:p>
@@ -2523,7 +2467,7 @@
         <w:pStyle w:val="a"/>
         <w:numPr>
           <w:ilvl w:val="0"/>
-          <w:numId w:val="27"/>
+          <w:numId w:val="5"/>
         </w:numPr>
       </w:pPr>
       <w:r>
@@ -2541,7 +2485,7 @@
         <w:pStyle w:val="a"/>
         <w:numPr>
           <w:ilvl w:val="0"/>
-          <w:numId w:val="27"/>
+          <w:numId w:val="5"/>
         </w:numPr>
       </w:pPr>
       <w:r>
@@ -2562,7 +2506,7 @@
         <w:pStyle w:val="a"/>
         <w:numPr>
           <w:ilvl w:val="0"/>
-          <w:numId w:val="27"/>
+          <w:numId w:val="5"/>
         </w:numPr>
       </w:pPr>
       <w:r>
@@ -2583,7 +2527,7 @@
         <w:pStyle w:val="a"/>
         <w:numPr>
           <w:ilvl w:val="0"/>
-          <w:numId w:val="27"/>
+          <w:numId w:val="5"/>
         </w:numPr>
       </w:pPr>
       <w:r>
@@ -2598,7 +2542,7 @@
         <w:pStyle w:val="a"/>
         <w:numPr>
           <w:ilvl w:val="0"/>
-          <w:numId w:val="27"/>
+          <w:numId w:val="5"/>
         </w:numPr>
         <w:rPr>
           <w:b/>
@@ -2624,14 +2568,7 @@
           <w:b/>
           <w:bCs/>
         </w:rPr>
-        <w:t xml:space="preserve"> </w:t>
-      </w:r>
-      <w:r>
-        <w:rPr>
-          <w:b/>
-          <w:bCs/>
-        </w:rPr>
-        <w:t>₽</w:t>
+        <w:t xml:space="preserve"> ₽</w:t>
       </w:r>
     </w:p>
     <w:p>
@@ -2640,11 +2577,14 @@
         <w:keepNext/>
       </w:pPr>
       <w:r>
+        <w:rPr>
+          <w:noProof/>
+        </w:rPr>
         <w:drawing>
-          <wp:inline distT="0" distB="0" distL="0" distR="0" wp14:anchorId="4F39B48D" wp14:editId="73D0710B">
-            <wp:extent cx="3477110" cy="1257475"/>
-            <wp:effectExtent l="0" t="0" r="9525" b="0"/>
-            <wp:docPr id="988705763" name="Рисунок 1"/>
+          <wp:inline distT="0" distB="0" distL="0" distR="0" wp14:anchorId="4CC7E645" wp14:editId="4A1935A8">
+            <wp:extent cx="5281080" cy="2038350"/>
+            <wp:effectExtent l="0" t="0" r="0" b="0"/>
+            <wp:docPr id="652866057" name="Рисунок 1"/>
             <wp:cNvGraphicFramePr>
               <a:graphicFrameLocks xmlns:a="http://schemas.openxmlformats.org/drawingml/2006/main" noChangeAspect="1"/>
             </wp:cNvGraphicFramePr>
@@ -2652,7 +2592,7 @@
               <a:graphicData uri="http://schemas.openxmlformats.org/drawingml/2006/picture">
                 <pic:pic xmlns:pic="http://schemas.openxmlformats.org/drawingml/2006/picture">
                   <pic:nvPicPr>
-                    <pic:cNvPr id="988705763" name=""/>
+                    <pic:cNvPr id="652866057" name=""/>
                     <pic:cNvPicPr/>
                   </pic:nvPicPr>
                   <pic:blipFill>
@@ -2664,7 +2604,7 @@
                   <pic:spPr>
                     <a:xfrm>
                       <a:off x="0" y="0"/>
-                      <a:ext cx="3477110" cy="1257475"/>
+                      <a:ext cx="5300884" cy="2045994"/>
                     </a:xfrm>
                     <a:prstGeom prst="rect">
                       <a:avLst/>
@@ -2684,24 +2624,14 @@
       <w:r>
         <w:t xml:space="preserve">Рисунок </w:t>
       </w:r>
-      <w:r>
-        <w:fldChar w:fldCharType="begin"/>
-      </w:r>
-      <w:r>
-        <w:instrText xml:space="preserve"> SEQ Рисунок \* ARABIC </w:instrText>
-      </w:r>
-      <w:r>
-        <w:fldChar w:fldCharType="separate"/>
-      </w:r>
-      <w:r>
-        <w:rPr>
-          <w:noProof/>
-        </w:rPr>
-        <w:t>5</w:t>
-      </w:r>
-      <w:r>
-        <w:fldChar w:fldCharType="end"/>
-      </w:r>
+      <w:fldSimple w:instr=" SEQ Рисунок \* ARABIC ">
+        <w:r>
+          <w:rPr>
+            <w:noProof/>
+          </w:rPr>
+          <w:t>5</w:t>
+        </w:r>
+      </w:fldSimple>
       <w:r>
         <w:t xml:space="preserve"> — накопитель </w:t>
       </w:r>
@@ -2720,6 +2650,7 @@
     <w:p/>
     <w:p>
       <w:r>
+        <w:lastRenderedPageBreak/>
         <w:t xml:space="preserve">Быстрый </w:t>
       </w:r>
       <w:proofErr w:type="spellStart"/>
@@ -2728,11 +2659,7 @@
       </w:r>
       <w:proofErr w:type="spellEnd"/>
       <w:r>
-        <w:t xml:space="preserve">-накопитель заметно сокращает время загрузки операционной системы и программ, ускоряет открытие проектов и файлов автосохранения, </w:t>
-      </w:r>
-      <w:r>
-        <w:lastRenderedPageBreak/>
-        <w:t>что особенно ощутимо при работе с большими анимационными сценами, где часто происходит сохранение промежуточных версий.</w:t>
+        <w:t>-накопитель заметно сокращает время загрузки операционной системы и программ, ускоряет открытие проектов и файлов автосохранения, что особенно ощутимо при работе с большими анимационными сценами, где часто происходит сохранение промежуточных версий.</w:t>
       </w:r>
       <w:r>
         <w:t xml:space="preserve"> Большой объём памяти в 2 ТБ обуславливается необходимостью работы с большими проектами.</w:t>
@@ -2760,7 +2687,7 @@
         <w:pStyle w:val="a"/>
         <w:numPr>
           <w:ilvl w:val="0"/>
-          <w:numId w:val="27"/>
+          <w:numId w:val="5"/>
         </w:numPr>
       </w:pPr>
       <w:r>
@@ -2778,7 +2705,7 @@
         <w:pStyle w:val="a"/>
         <w:numPr>
           <w:ilvl w:val="0"/>
-          <w:numId w:val="27"/>
+          <w:numId w:val="5"/>
         </w:numPr>
       </w:pPr>
       <w:r>
@@ -2790,7 +2717,7 @@
         <w:pStyle w:val="a"/>
         <w:numPr>
           <w:ilvl w:val="0"/>
-          <w:numId w:val="27"/>
+          <w:numId w:val="5"/>
         </w:numPr>
       </w:pPr>
       <w:r>
@@ -2807,7 +2734,7 @@
         <w:pStyle w:val="a"/>
         <w:numPr>
           <w:ilvl w:val="0"/>
-          <w:numId w:val="27"/>
+          <w:numId w:val="5"/>
         </w:numPr>
       </w:pPr>
       <w:r>
@@ -2831,7 +2758,7 @@
         <w:pStyle w:val="a"/>
         <w:numPr>
           <w:ilvl w:val="0"/>
-          <w:numId w:val="27"/>
+          <w:numId w:val="5"/>
         </w:numPr>
       </w:pPr>
       <w:r>
@@ -2864,7 +2791,7 @@
         <w:pStyle w:val="a"/>
         <w:numPr>
           <w:ilvl w:val="0"/>
-          <w:numId w:val="27"/>
+          <w:numId w:val="5"/>
         </w:numPr>
       </w:pPr>
       <w:r>
@@ -2895,6 +2822,9 @@
         <w:keepNext/>
       </w:pPr>
       <w:r>
+        <w:rPr>
+          <w:noProof/>
+        </w:rPr>
         <w:drawing>
           <wp:inline distT="0" distB="0" distL="0" distR="0" wp14:anchorId="759A824C" wp14:editId="68BA61CB">
             <wp:extent cx="6120130" cy="4016375"/>
@@ -2939,24 +2869,14 @@
       <w:r>
         <w:t xml:space="preserve">Рисунок </w:t>
       </w:r>
-      <w:r>
-        <w:fldChar w:fldCharType="begin"/>
-      </w:r>
-      <w:r>
-        <w:instrText xml:space="preserve"> SEQ Рисунок \* ARABIC </w:instrText>
-      </w:r>
-      <w:r>
-        <w:fldChar w:fldCharType="separate"/>
-      </w:r>
-      <w:r>
-        <w:rPr>
-          <w:noProof/>
-        </w:rPr>
-        <w:t>6</w:t>
-      </w:r>
-      <w:r>
-        <w:fldChar w:fldCharType="end"/>
-      </w:r>
+      <w:fldSimple w:instr=" SEQ Рисунок \* ARABIC ">
+        <w:r>
+          <w:rPr>
+            <w:noProof/>
+          </w:rPr>
+          <w:t>6</w:t>
+        </w:r>
+      </w:fldSimple>
       <w:r>
         <w:t xml:space="preserve"> — блок питания </w:t>
       </w:r>
@@ -2977,7 +2897,15 @@
         <w:t xml:space="preserve"> гарантирует стабильное и энергоэффективное питание без просадок напряжения.</w:t>
       </w:r>
     </w:p>
-    <w:p/>
+    <w:p>
+      <w:pPr>
+        <w:ind w:firstLine="0"/>
+        <w:jc w:val="left"/>
+      </w:pPr>
+      <w:r>
+        <w:br w:type="page"/>
+      </w:r>
+    </w:p>
     <w:p>
       <w:pPr>
         <w:rPr>
@@ -2990,6 +2918,7 @@
           <w:bCs/>
           <w:lang w:val="en-US"/>
         </w:rPr>
+        <w:lastRenderedPageBreak/>
         <w:t xml:space="preserve">7. </w:t>
       </w:r>
       <w:r>
@@ -3021,7 +2950,7 @@
         <w:pStyle w:val="a"/>
         <w:numPr>
           <w:ilvl w:val="0"/>
-          <w:numId w:val="27"/>
+          <w:numId w:val="5"/>
         </w:numPr>
       </w:pPr>
       <w:r>
@@ -3039,7 +2968,7 @@
         <w:pStyle w:val="a"/>
         <w:numPr>
           <w:ilvl w:val="0"/>
-          <w:numId w:val="27"/>
+          <w:numId w:val="5"/>
         </w:numPr>
       </w:pPr>
       <w:r>
@@ -3054,7 +2983,7 @@
         <w:pStyle w:val="a"/>
         <w:numPr>
           <w:ilvl w:val="0"/>
-          <w:numId w:val="27"/>
+          <w:numId w:val="5"/>
         </w:numPr>
       </w:pPr>
       <w:r>
@@ -3072,11 +3001,10 @@
         <w:pStyle w:val="a"/>
         <w:numPr>
           <w:ilvl w:val="0"/>
-          <w:numId w:val="27"/>
+          <w:numId w:val="5"/>
         </w:numPr>
       </w:pPr>
       <w:r>
-        <w:lastRenderedPageBreak/>
         <w:t>Слотов расширения: 7 горизонтальных</w:t>
       </w:r>
     </w:p>
@@ -3085,7 +3013,7 @@
         <w:pStyle w:val="a"/>
         <w:numPr>
           <w:ilvl w:val="0"/>
-          <w:numId w:val="27"/>
+          <w:numId w:val="5"/>
         </w:numPr>
       </w:pPr>
       <w:r>
@@ -3109,7 +3037,7 @@
         <w:pStyle w:val="a"/>
         <w:numPr>
           <w:ilvl w:val="0"/>
-          <w:numId w:val="27"/>
+          <w:numId w:val="5"/>
         </w:numPr>
       </w:pPr>
       <w:r>
@@ -3138,7 +3066,7 @@
         <w:pStyle w:val="a"/>
         <w:numPr>
           <w:ilvl w:val="0"/>
-          <w:numId w:val="27"/>
+          <w:numId w:val="5"/>
         </w:numPr>
       </w:pPr>
       <w:r>
@@ -3156,7 +3084,7 @@
         <w:pStyle w:val="a"/>
         <w:numPr>
           <w:ilvl w:val="0"/>
-          <w:numId w:val="27"/>
+          <w:numId w:val="5"/>
         </w:numPr>
       </w:pPr>
       <w:r>
@@ -3180,10 +3108,13 @@
         <w:keepNext/>
       </w:pPr>
       <w:r>
+        <w:rPr>
+          <w:noProof/>
+        </w:rPr>
         <w:drawing>
-          <wp:inline distT="0" distB="0" distL="0" distR="0" wp14:anchorId="491BAB8B" wp14:editId="4590C624">
-            <wp:extent cx="5801535" cy="7201905"/>
-            <wp:effectExtent l="0" t="0" r="8890" b="0"/>
+          <wp:inline distT="0" distB="0" distL="0" distR="0" wp14:anchorId="491BAB8B" wp14:editId="2EA5F58F">
+            <wp:extent cx="5501483" cy="6829425"/>
+            <wp:effectExtent l="0" t="0" r="4445" b="0"/>
             <wp:docPr id="217295257" name="Рисунок 1"/>
             <wp:cNvGraphicFramePr>
               <a:graphicFrameLocks xmlns:a="http://schemas.openxmlformats.org/drawingml/2006/main" noChangeAspect="1"/>
@@ -3204,7 +3135,7 @@
                   <pic:spPr>
                     <a:xfrm>
                       <a:off x="0" y="0"/>
-                      <a:ext cx="5801535" cy="7201905"/>
+                      <a:ext cx="5515566" cy="6846908"/>
                     </a:xfrm>
                     <a:prstGeom prst="rect">
                       <a:avLst/>
@@ -3224,24 +3155,14 @@
       <w:r>
         <w:t xml:space="preserve">Рисунок </w:t>
       </w:r>
-      <w:r>
-        <w:fldChar w:fldCharType="begin"/>
-      </w:r>
-      <w:r>
-        <w:instrText xml:space="preserve"> SEQ Рисунок \* ARABIC </w:instrText>
-      </w:r>
-      <w:r>
-        <w:fldChar w:fldCharType="separate"/>
-      </w:r>
-      <w:r>
-        <w:rPr>
-          <w:noProof/>
-        </w:rPr>
-        <w:t>7</w:t>
-      </w:r>
-      <w:r>
-        <w:fldChar w:fldCharType="end"/>
-      </w:r>
+      <w:fldSimple w:instr=" SEQ Рисунок \* ARABIC ">
+        <w:r>
+          <w:rPr>
+            <w:noProof/>
+          </w:rPr>
+          <w:t>7</w:t>
+        </w:r>
+      </w:fldSimple>
       <w:r>
         <w:t xml:space="preserve"> — корпус </w:t>
       </w:r>
@@ -3252,7 +3173,6 @@
     <w:p/>
     <w:p>
       <w:r>
-        <w:lastRenderedPageBreak/>
         <w:t>Выбранный корпус</w:t>
       </w:r>
       <w:r>
@@ -3306,7 +3226,7 @@
         <w:pStyle w:val="a"/>
         <w:numPr>
           <w:ilvl w:val="0"/>
-          <w:numId w:val="27"/>
+          <w:numId w:val="5"/>
         </w:numPr>
       </w:pPr>
       <w:r>
@@ -3318,7 +3238,7 @@
         <w:pStyle w:val="a"/>
         <w:numPr>
           <w:ilvl w:val="0"/>
-          <w:numId w:val="27"/>
+          <w:numId w:val="5"/>
         </w:numPr>
       </w:pPr>
       <w:r>
@@ -3330,7 +3250,7 @@
         <w:pStyle w:val="a"/>
         <w:numPr>
           <w:ilvl w:val="0"/>
-          <w:numId w:val="27"/>
+          <w:numId w:val="5"/>
         </w:numPr>
       </w:pPr>
       <w:r>
@@ -3350,7 +3270,7 @@
         <w:pStyle w:val="a"/>
         <w:numPr>
           <w:ilvl w:val="0"/>
-          <w:numId w:val="27"/>
+          <w:numId w:val="5"/>
         </w:numPr>
       </w:pPr>
       <w:r>
@@ -3362,7 +3282,7 @@
         <w:pStyle w:val="a"/>
         <w:numPr>
           <w:ilvl w:val="0"/>
-          <w:numId w:val="27"/>
+          <w:numId w:val="5"/>
         </w:numPr>
       </w:pPr>
       <w:r>
@@ -3383,7 +3303,7 @@
         <w:pStyle w:val="a"/>
         <w:numPr>
           <w:ilvl w:val="0"/>
-          <w:numId w:val="27"/>
+          <w:numId w:val="5"/>
         </w:numPr>
       </w:pPr>
       <w:r>
@@ -3400,7 +3320,7 @@
         <w:pStyle w:val="a"/>
         <w:numPr>
           <w:ilvl w:val="0"/>
-          <w:numId w:val="27"/>
+          <w:numId w:val="5"/>
         </w:numPr>
       </w:pPr>
       <w:r>
@@ -3424,6 +3344,9 @@
         <w:keepNext/>
       </w:pPr>
       <w:r>
+        <w:rPr>
+          <w:noProof/>
+        </w:rPr>
         <w:drawing>
           <wp:inline distT="0" distB="0" distL="0" distR="0" wp14:anchorId="29FCB617" wp14:editId="4A6026BF">
             <wp:extent cx="4646930" cy="4920307"/>
@@ -3468,24 +3391,14 @@
       <w:r>
         <w:t xml:space="preserve">Рисунок </w:t>
       </w:r>
-      <w:r>
-        <w:fldChar w:fldCharType="begin"/>
-      </w:r>
-      <w:r>
-        <w:instrText xml:space="preserve"> SEQ Рисунок \* ARABIC </w:instrText>
-      </w:r>
-      <w:r>
-        <w:fldChar w:fldCharType="separate"/>
-      </w:r>
-      <w:r>
-        <w:rPr>
-          <w:noProof/>
-        </w:rPr>
-        <w:t>8</w:t>
-      </w:r>
-      <w:r>
-        <w:fldChar w:fldCharType="end"/>
-      </w:r>
+      <w:fldSimple w:instr=" SEQ Рисунок \* ARABIC ">
+        <w:r>
+          <w:rPr>
+            <w:noProof/>
+          </w:rPr>
+          <w:t>8</w:t>
+        </w:r>
+      </w:fldSimple>
       <w:r>
         <w:t xml:space="preserve"> — процессорный кулер </w:t>
       </w:r>
@@ -3628,7 +3541,7 @@
         <w:pStyle w:val="a"/>
         <w:numPr>
           <w:ilvl w:val="0"/>
-          <w:numId w:val="27"/>
+          <w:numId w:val="5"/>
         </w:numPr>
       </w:pPr>
       <w:r>
@@ -3640,7 +3553,7 @@
         <w:pStyle w:val="a"/>
         <w:numPr>
           <w:ilvl w:val="0"/>
-          <w:numId w:val="27"/>
+          <w:numId w:val="5"/>
         </w:numPr>
       </w:pPr>
       <w:r>
@@ -3652,7 +3565,7 @@
         <w:pStyle w:val="a"/>
         <w:numPr>
           <w:ilvl w:val="0"/>
-          <w:numId w:val="27"/>
+          <w:numId w:val="5"/>
         </w:numPr>
       </w:pPr>
       <w:r>
@@ -3664,7 +3577,7 @@
         <w:pStyle w:val="a"/>
         <w:numPr>
           <w:ilvl w:val="0"/>
-          <w:numId w:val="27"/>
+          <w:numId w:val="5"/>
         </w:numPr>
       </w:pPr>
       <w:r>
@@ -3679,7 +3592,7 @@
         <w:pStyle w:val="a"/>
         <w:numPr>
           <w:ilvl w:val="0"/>
-          <w:numId w:val="27"/>
+          <w:numId w:val="5"/>
         </w:numPr>
       </w:pPr>
       <w:r>
@@ -3697,7 +3610,7 @@
         <w:pStyle w:val="a"/>
         <w:numPr>
           <w:ilvl w:val="0"/>
-          <w:numId w:val="27"/>
+          <w:numId w:val="5"/>
         </w:numPr>
       </w:pPr>
       <w:r>
@@ -3715,7 +3628,7 @@
         <w:pStyle w:val="a"/>
         <w:numPr>
           <w:ilvl w:val="0"/>
-          <w:numId w:val="27"/>
+          <w:numId w:val="5"/>
         </w:numPr>
       </w:pPr>
       <w:r>
@@ -3735,7 +3648,7 @@
         <w:pStyle w:val="a"/>
         <w:numPr>
           <w:ilvl w:val="0"/>
-          <w:numId w:val="27"/>
+          <w:numId w:val="5"/>
         </w:numPr>
       </w:pPr>
       <w:r>
@@ -3801,6 +3714,9 @@
         <w:keepNext/>
       </w:pPr>
       <w:r>
+        <w:rPr>
+          <w:noProof/>
+        </w:rPr>
         <w:drawing>
           <wp:inline distT="0" distB="0" distL="0" distR="0" wp14:anchorId="3F13EF04" wp14:editId="0C96585D">
             <wp:extent cx="6120130" cy="4525645"/>
@@ -3845,24 +3761,14 @@
       <w:r>
         <w:t xml:space="preserve">Рисунок </w:t>
       </w:r>
-      <w:r>
-        <w:fldChar w:fldCharType="begin"/>
-      </w:r>
-      <w:r>
-        <w:instrText xml:space="preserve"> SEQ Рисунок \* ARABIC </w:instrText>
-      </w:r>
-      <w:r>
-        <w:fldChar w:fldCharType="separate"/>
-      </w:r>
-      <w:r>
-        <w:rPr>
-          <w:noProof/>
-        </w:rPr>
-        <w:t>9</w:t>
-      </w:r>
-      <w:r>
-        <w:fldChar w:fldCharType="end"/>
-      </w:r>
+      <w:fldSimple w:instr=" SEQ Рисунок \* ARABIC ">
+        <w:r>
+          <w:rPr>
+            <w:noProof/>
+          </w:rPr>
+          <w:t>9</w:t>
+        </w:r>
+      </w:fldSimple>
       <w:r>
         <w:t xml:space="preserve"> — монитор </w:t>
       </w:r>
@@ -3936,7 +3842,7 @@
         <w:pStyle w:val="a"/>
         <w:numPr>
           <w:ilvl w:val="0"/>
-          <w:numId w:val="27"/>
+          <w:numId w:val="5"/>
         </w:numPr>
       </w:pPr>
       <w:r>
@@ -3954,7 +3860,7 @@
         <w:pStyle w:val="a"/>
         <w:numPr>
           <w:ilvl w:val="0"/>
-          <w:numId w:val="27"/>
+          <w:numId w:val="5"/>
         </w:numPr>
       </w:pPr>
       <w:r>
@@ -3975,7 +3881,7 @@
         <w:pStyle w:val="a"/>
         <w:numPr>
           <w:ilvl w:val="0"/>
-          <w:numId w:val="27"/>
+          <w:numId w:val="5"/>
         </w:numPr>
       </w:pPr>
       <w:r>
@@ -3987,7 +3893,7 @@
         <w:pStyle w:val="a"/>
         <w:numPr>
           <w:ilvl w:val="0"/>
-          <w:numId w:val="27"/>
+          <w:numId w:val="5"/>
         </w:numPr>
       </w:pPr>
       <w:r>
@@ -4025,6 +3931,9 @@
         <w:keepNext/>
       </w:pPr>
       <w:r>
+        <w:rPr>
+          <w:noProof/>
+        </w:rPr>
         <w:drawing>
           <wp:inline distT="0" distB="0" distL="0" distR="0" wp14:anchorId="3BD9CC36" wp14:editId="71C069EF">
             <wp:extent cx="6120130" cy="2291715"/>
@@ -4069,24 +3978,14 @@
       <w:r>
         <w:t xml:space="preserve">Рисунок </w:t>
       </w:r>
-      <w:r>
-        <w:fldChar w:fldCharType="begin"/>
-      </w:r>
-      <w:r>
-        <w:instrText xml:space="preserve"> SEQ Рисунок \* ARABIC </w:instrText>
-      </w:r>
-      <w:r>
-        <w:fldChar w:fldCharType="separate"/>
-      </w:r>
-      <w:r>
-        <w:rPr>
-          <w:noProof/>
-        </w:rPr>
-        <w:t>10</w:t>
-      </w:r>
-      <w:r>
-        <w:fldChar w:fldCharType="end"/>
-      </w:r>
+      <w:fldSimple w:instr=" SEQ Рисунок \* ARABIC ">
+        <w:r>
+          <w:rPr>
+            <w:noProof/>
+          </w:rPr>
+          <w:t>10</w:t>
+        </w:r>
+      </w:fldSimple>
       <w:r>
         <w:t xml:space="preserve"> — клавиатура </w:t>
       </w:r>
@@ -4100,6 +3999,9 @@
         <w:keepNext/>
       </w:pPr>
       <w:r>
+        <w:rPr>
+          <w:noProof/>
+        </w:rPr>
         <w:drawing>
           <wp:inline distT="0" distB="0" distL="0" distR="0" wp14:anchorId="06582B43" wp14:editId="7F80570B">
             <wp:extent cx="2800741" cy="4610743"/>
@@ -4144,24 +4046,14 @@
       <w:r>
         <w:t xml:space="preserve">Рисунок </w:t>
       </w:r>
-      <w:r>
-        <w:fldChar w:fldCharType="begin"/>
-      </w:r>
-      <w:r>
-        <w:instrText xml:space="preserve"> SEQ Рисунок \* ARABIC </w:instrText>
-      </w:r>
-      <w:r>
-        <w:fldChar w:fldCharType="separate"/>
-      </w:r>
-      <w:r>
-        <w:rPr>
-          <w:noProof/>
-        </w:rPr>
-        <w:t>11</w:t>
-      </w:r>
-      <w:r>
-        <w:fldChar w:fldCharType="end"/>
-      </w:r>
+      <w:fldSimple w:instr=" SEQ Рисунок \* ARABIC ">
+        <w:r>
+          <w:rPr>
+            <w:noProof/>
+          </w:rPr>
+          <w:t>11</w:t>
+        </w:r>
+      </w:fldSimple>
       <w:r>
         <w:t xml:space="preserve"> — мышь </w:t>
       </w:r>
@@ -4255,7 +4147,7 @@
         <w:pStyle w:val="a"/>
         <w:numPr>
           <w:ilvl w:val="0"/>
-          <w:numId w:val="34"/>
+          <w:numId w:val="6"/>
         </w:numPr>
       </w:pPr>
       <w:r>
@@ -4267,7 +4159,7 @@
         <w:pStyle w:val="a"/>
         <w:numPr>
           <w:ilvl w:val="0"/>
-          <w:numId w:val="34"/>
+          <w:numId w:val="6"/>
         </w:numPr>
       </w:pPr>
       <w:r>
@@ -4309,7 +4201,7 @@
         <w:pStyle w:val="a"/>
         <w:numPr>
           <w:ilvl w:val="0"/>
-          <w:numId w:val="34"/>
+          <w:numId w:val="6"/>
         </w:numPr>
       </w:pPr>
       <w:r>
@@ -4321,7 +4213,7 @@
         <w:pStyle w:val="a"/>
         <w:numPr>
           <w:ilvl w:val="0"/>
-          <w:numId w:val="34"/>
+          <w:numId w:val="6"/>
         </w:numPr>
       </w:pPr>
       <w:r>
@@ -4342,7 +4234,7 @@
         <w:pStyle w:val="a"/>
         <w:numPr>
           <w:ilvl w:val="0"/>
-          <w:numId w:val="34"/>
+          <w:numId w:val="6"/>
         </w:numPr>
       </w:pPr>
       <w:r>
@@ -4354,7 +4246,7 @@
         <w:pStyle w:val="a"/>
         <w:numPr>
           <w:ilvl w:val="0"/>
-          <w:numId w:val="34"/>
+          <w:numId w:val="6"/>
         </w:numPr>
       </w:pPr>
       <w:r>
@@ -4366,7 +4258,7 @@
         <w:pStyle w:val="a"/>
         <w:numPr>
           <w:ilvl w:val="0"/>
-          <w:numId w:val="34"/>
+          <w:numId w:val="6"/>
         </w:numPr>
       </w:pPr>
       <w:r>
@@ -4383,7 +4275,7 @@
         <w:pStyle w:val="a"/>
         <w:numPr>
           <w:ilvl w:val="0"/>
-          <w:numId w:val="34"/>
+          <w:numId w:val="6"/>
         </w:numPr>
       </w:pPr>
       <w:r>
@@ -4407,6 +4299,9 @@
         <w:keepNext/>
       </w:pPr>
       <w:r>
+        <w:rPr>
+          <w:noProof/>
+        </w:rPr>
         <w:drawing>
           <wp:inline distT="0" distB="0" distL="0" distR="0" wp14:anchorId="1C152D94" wp14:editId="738242A1">
             <wp:extent cx="4591691" cy="3124636"/>
@@ -4451,24 +4346,14 @@
       <w:r>
         <w:t xml:space="preserve">Рисунок </w:t>
       </w:r>
-      <w:r>
-        <w:fldChar w:fldCharType="begin"/>
-      </w:r>
-      <w:r>
-        <w:instrText xml:space="preserve"> SEQ Рисунок \* ARABIC </w:instrText>
-      </w:r>
-      <w:r>
-        <w:fldChar w:fldCharType="separate"/>
-      </w:r>
-      <w:r>
-        <w:rPr>
-          <w:noProof/>
-        </w:rPr>
-        <w:t>12</w:t>
-      </w:r>
-      <w:r>
-        <w:fldChar w:fldCharType="end"/>
-      </w:r>
+      <w:fldSimple w:instr=" SEQ Рисунок \* ARABIC ">
+        <w:r>
+          <w:rPr>
+            <w:noProof/>
+          </w:rPr>
+          <w:t>12</w:t>
+        </w:r>
+      </w:fldSimple>
       <w:r>
         <w:t xml:space="preserve"> — графический планшет </w:t>
       </w:r>
@@ -4761,8 +4646,180 @@
                 <w:sz w:val="24"/>
                 <w:szCs w:val="24"/>
               </w:rPr>
-              <w:t xml:space="preserve"> 5 7600, 6 ядер/12 потоков, 3.8–5.1 ГГц, Socket AM5</w:t>
-            </w:r>
+              <w:t xml:space="preserve"> 5 7600</w:t>
+            </w:r>
+            <w:r>
+              <w:rPr>
+                <w:sz w:val="24"/>
+                <w:szCs w:val="24"/>
+              </w:rPr>
+              <w:t>:</w:t>
+            </w:r>
+          </w:p>
+          <w:p>
+            <w:pPr>
+              <w:pStyle w:val="a"/>
+              <w:numPr>
+                <w:ilvl w:val="0"/>
+                <w:numId w:val="8"/>
+              </w:numPr>
+              <w:rPr>
+                <w:sz w:val="24"/>
+                <w:szCs w:val="24"/>
+              </w:rPr>
+            </w:pPr>
+            <w:r>
+              <w:rPr>
+                <w:sz w:val="24"/>
+                <w:szCs w:val="24"/>
+              </w:rPr>
+              <w:t>Архитектура: Zen 4, техпроцесс 5 нм</w:t>
+            </w:r>
+          </w:p>
+          <w:p>
+            <w:pPr>
+              <w:pStyle w:val="a"/>
+              <w:numPr>
+                <w:ilvl w:val="0"/>
+                <w:numId w:val="8"/>
+              </w:numPr>
+              <w:rPr>
+                <w:sz w:val="24"/>
+                <w:szCs w:val="24"/>
+              </w:rPr>
+            </w:pPr>
+            <w:r>
+              <w:rPr>
+                <w:sz w:val="24"/>
+                <w:szCs w:val="24"/>
+              </w:rPr>
+              <w:t>6 ядер / 12 потоков</w:t>
+            </w:r>
+          </w:p>
+          <w:p>
+            <w:pPr>
+              <w:pStyle w:val="a"/>
+              <w:numPr>
+                <w:ilvl w:val="0"/>
+                <w:numId w:val="8"/>
+              </w:numPr>
+              <w:rPr>
+                <w:sz w:val="24"/>
+                <w:szCs w:val="24"/>
+              </w:rPr>
+            </w:pPr>
+            <w:r>
+              <w:rPr>
+                <w:sz w:val="24"/>
+                <w:szCs w:val="24"/>
+              </w:rPr>
+              <w:t>Базовая частота: 3.8 ГГц, в турборежиме до 5.1 ГГц</w:t>
+            </w:r>
+          </w:p>
+          <w:p>
+            <w:pPr>
+              <w:pStyle w:val="a"/>
+              <w:numPr>
+                <w:ilvl w:val="0"/>
+                <w:numId w:val="8"/>
+              </w:numPr>
+              <w:rPr>
+                <w:sz w:val="24"/>
+                <w:szCs w:val="24"/>
+              </w:rPr>
+            </w:pPr>
+            <w:r>
+              <w:rPr>
+                <w:sz w:val="24"/>
+                <w:szCs w:val="24"/>
+              </w:rPr>
+              <w:t>Объём кэша L2+L3: 32+6 МБ</w:t>
+            </w:r>
+          </w:p>
+          <w:p>
+            <w:pPr>
+              <w:pStyle w:val="a"/>
+              <w:numPr>
+                <w:ilvl w:val="0"/>
+                <w:numId w:val="8"/>
+              </w:numPr>
+              <w:rPr>
+                <w:sz w:val="24"/>
+                <w:szCs w:val="24"/>
+              </w:rPr>
+            </w:pPr>
+            <w:r>
+              <w:rPr>
+                <w:sz w:val="24"/>
+                <w:szCs w:val="24"/>
+              </w:rPr>
+              <w:t>Встроенная графика: AMD Radeon Graphics на 2 вычислительных блока</w:t>
+            </w:r>
+          </w:p>
+          <w:p>
+            <w:pPr>
+              <w:pStyle w:val="a"/>
+              <w:numPr>
+                <w:ilvl w:val="0"/>
+                <w:numId w:val="8"/>
+              </w:numPr>
+              <w:rPr>
+                <w:sz w:val="24"/>
+                <w:szCs w:val="24"/>
+              </w:rPr>
+            </w:pPr>
+            <w:r>
+              <w:rPr>
+                <w:sz w:val="24"/>
+                <w:szCs w:val="24"/>
+              </w:rPr>
+              <w:t xml:space="preserve">Разъёмы: сокет AM5, поддержка памяти DDR5 и шины </w:t>
+            </w:r>
+            <w:proofErr w:type="spellStart"/>
+            <w:r>
+              <w:rPr>
+                <w:sz w:val="24"/>
+                <w:szCs w:val="24"/>
+              </w:rPr>
+              <w:t>PCIe</w:t>
+            </w:r>
+            <w:proofErr w:type="spellEnd"/>
+            <w:r>
+              <w:rPr>
+                <w:sz w:val="24"/>
+                <w:szCs w:val="24"/>
+              </w:rPr>
+              <w:t xml:space="preserve"> 5.0</w:t>
+            </w:r>
+          </w:p>
+          <w:p>
+            <w:pPr>
+              <w:pStyle w:val="a"/>
+              <w:numPr>
+                <w:ilvl w:val="0"/>
+                <w:numId w:val="8"/>
+              </w:numPr>
+              <w:rPr>
+                <w:sz w:val="24"/>
+                <w:szCs w:val="24"/>
+              </w:rPr>
+            </w:pPr>
+            <w:r>
+              <w:rPr>
+                <w:sz w:val="24"/>
+                <w:szCs w:val="24"/>
+              </w:rPr>
+              <w:t>Тепловыделение (TDP): 65 Вт</w:t>
+            </w:r>
+          </w:p>
+          <w:p>
+            <w:pPr>
+              <w:ind w:left="360" w:firstLine="0"/>
+              <w:rPr>
+                <w:sz w:val="24"/>
+                <w:szCs w:val="24"/>
+              </w:rPr>
+            </w:pPr>
           </w:p>
         </w:tc>
         <w:tc>
@@ -4851,17 +4908,248 @@
               <w:rPr>
                 <w:sz w:val="24"/>
                 <w:szCs w:val="24"/>
+              </w:rPr>
+            </w:pPr>
+            <w:r>
+              <w:rPr>
+                <w:sz w:val="24"/>
+                <w:szCs w:val="24"/>
                 <w:lang w:val="en-US"/>
               </w:rPr>
+              <w:t>ASUS PRIME B650M-A</w:t>
+            </w:r>
+            <w:r>
+              <w:rPr>
+                <w:sz w:val="24"/>
+                <w:szCs w:val="24"/>
+              </w:rPr>
+              <w:t>:</w:t>
+            </w:r>
+          </w:p>
+          <w:p>
+            <w:pPr>
+              <w:pStyle w:val="a"/>
+              <w:numPr>
+                <w:ilvl w:val="0"/>
+                <w:numId w:val="14"/>
+              </w:numPr>
+              <w:rPr>
+                <w:sz w:val="24"/>
+                <w:szCs w:val="24"/>
+              </w:rPr>
             </w:pPr>
             <w:r>
               <w:rPr>
                 <w:sz w:val="24"/>
                 <w:szCs w:val="24"/>
+              </w:rPr>
+              <w:t xml:space="preserve">Сокет: </w:t>
+            </w:r>
+            <w:r>
+              <w:rPr>
+                <w:sz w:val="24"/>
+                <w:szCs w:val="24"/>
                 <w:lang w:val="en-US"/>
               </w:rPr>
-              <w:t>ASUS PRIME B650M-A, Socket AM5, DDR5</w:t>
-            </w:r>
+              <w:t>AM</w:t>
+            </w:r>
+            <w:r>
+              <w:rPr>
+                <w:sz w:val="24"/>
+                <w:szCs w:val="24"/>
+              </w:rPr>
+              <w:t>5</w:t>
+            </w:r>
+          </w:p>
+          <w:p>
+            <w:pPr>
+              <w:pStyle w:val="a"/>
+              <w:numPr>
+                <w:ilvl w:val="0"/>
+                <w:numId w:val="14"/>
+              </w:numPr>
+              <w:rPr>
+                <w:sz w:val="24"/>
+                <w:szCs w:val="24"/>
+              </w:rPr>
+            </w:pPr>
+            <w:r>
+              <w:rPr>
+                <w:sz w:val="24"/>
+                <w:szCs w:val="24"/>
+              </w:rPr>
+              <w:t>Чипсет</w:t>
+            </w:r>
+            <w:r>
+              <w:rPr>
+                <w:sz w:val="24"/>
+                <w:szCs w:val="24"/>
+                <w:lang w:val="en-US"/>
+              </w:rPr>
+              <w:t>: AMD B650</w:t>
+            </w:r>
+          </w:p>
+          <w:p>
+            <w:pPr>
+              <w:pStyle w:val="a"/>
+              <w:numPr>
+                <w:ilvl w:val="0"/>
+                <w:numId w:val="14"/>
+              </w:numPr>
+              <w:rPr>
+                <w:sz w:val="24"/>
+                <w:szCs w:val="24"/>
+              </w:rPr>
+            </w:pPr>
+            <w:r>
+              <w:rPr>
+                <w:sz w:val="24"/>
+                <w:szCs w:val="24"/>
+              </w:rPr>
+              <w:t>Формфактор: Micro-ATX</w:t>
+            </w:r>
+          </w:p>
+          <w:p>
+            <w:pPr>
+              <w:pStyle w:val="a"/>
+              <w:numPr>
+                <w:ilvl w:val="0"/>
+                <w:numId w:val="14"/>
+              </w:numPr>
+              <w:rPr>
+                <w:sz w:val="24"/>
+                <w:szCs w:val="24"/>
+              </w:rPr>
+            </w:pPr>
+            <w:r>
+              <w:rPr>
+                <w:sz w:val="24"/>
+                <w:szCs w:val="24"/>
+              </w:rPr>
+              <w:t>Память: 4 слота DDR5, до 192 ГБ суммарно, частоты до 5200 МГц (без разгона)</w:t>
+            </w:r>
+          </w:p>
+          <w:p>
+            <w:pPr>
+              <w:pStyle w:val="a"/>
+              <w:numPr>
+                <w:ilvl w:val="0"/>
+                <w:numId w:val="14"/>
+              </w:numPr>
+              <w:rPr>
+                <w:sz w:val="24"/>
+                <w:szCs w:val="24"/>
+              </w:rPr>
+            </w:pPr>
+            <w:r>
+              <w:rPr>
+                <w:sz w:val="24"/>
+                <w:szCs w:val="24"/>
+              </w:rPr>
+              <w:t>Слоты расширения: 1×PCIe 4.0 x16, 2×PCIe 4.0 x1</w:t>
+            </w:r>
+          </w:p>
+          <w:p>
+            <w:pPr>
+              <w:pStyle w:val="a"/>
+              <w:numPr>
+                <w:ilvl w:val="0"/>
+                <w:numId w:val="14"/>
+              </w:numPr>
+              <w:rPr>
+                <w:sz w:val="24"/>
+                <w:szCs w:val="24"/>
+                <w:lang w:val="en-US"/>
+              </w:rPr>
+            </w:pPr>
+            <w:r>
+              <w:rPr>
+                <w:sz w:val="24"/>
+                <w:szCs w:val="24"/>
+              </w:rPr>
+              <w:t>Интерфейсы</w:t>
+            </w:r>
+            <w:r>
+              <w:rPr>
+                <w:sz w:val="24"/>
+                <w:szCs w:val="24"/>
+                <w:lang w:val="en-US"/>
+              </w:rPr>
+              <w:t>: 2 x USB 3.2 Gen 1, 2 x USB 3.2 Gen 2, 4 x USB 2.0, SATA III ×4</w:t>
+            </w:r>
+          </w:p>
+          <w:p>
+            <w:pPr>
+              <w:pStyle w:val="a"/>
+              <w:numPr>
+                <w:ilvl w:val="0"/>
+                <w:numId w:val="14"/>
+              </w:numPr>
+              <w:rPr>
+                <w:sz w:val="24"/>
+                <w:szCs w:val="24"/>
+              </w:rPr>
+            </w:pPr>
+            <w:r>
+              <w:rPr>
+                <w:sz w:val="24"/>
+                <w:szCs w:val="24"/>
+              </w:rPr>
+              <w:t xml:space="preserve">Сеть: сетевой адаптер на 2.5 Гбит/С, </w:t>
+            </w:r>
+            <w:r>
+              <w:rPr>
+                <w:sz w:val="24"/>
+                <w:szCs w:val="24"/>
+                <w:lang w:val="en-US"/>
+              </w:rPr>
+              <w:t>Bluetooth</w:t>
+            </w:r>
+            <w:r>
+              <w:rPr>
+                <w:sz w:val="24"/>
+                <w:szCs w:val="24"/>
+              </w:rPr>
+              <w:t xml:space="preserve"> 5.2</w:t>
+            </w:r>
+          </w:p>
+          <w:p>
+            <w:pPr>
+              <w:pStyle w:val="a"/>
+              <w:numPr>
+                <w:ilvl w:val="0"/>
+                <w:numId w:val="14"/>
+              </w:numPr>
+              <w:rPr>
+                <w:sz w:val="24"/>
+                <w:szCs w:val="24"/>
+              </w:rPr>
+            </w:pPr>
+            <w:r>
+              <w:rPr>
+                <w:sz w:val="24"/>
+                <w:szCs w:val="24"/>
+              </w:rPr>
+              <w:t xml:space="preserve">Звук: 7.1-канальный кодек </w:t>
+            </w:r>
+            <w:proofErr w:type="spellStart"/>
+            <w:r>
+              <w:rPr>
+                <w:sz w:val="24"/>
+                <w:szCs w:val="24"/>
+              </w:rPr>
+              <w:t>Realtek</w:t>
+            </w:r>
+            <w:proofErr w:type="spellEnd"/>
+          </w:p>
+          <w:p>
+            <w:pPr>
+              <w:ind w:firstLine="0"/>
+              <w:rPr>
+                <w:sz w:val="24"/>
+                <w:szCs w:val="24"/>
+              </w:rPr>
+            </w:pPr>
           </w:p>
         </w:tc>
         <w:tc>
@@ -4974,14 +5262,102 @@
                 <w:szCs w:val="24"/>
                 <w:lang w:val="en-US"/>
               </w:rPr>
-              <w:t xml:space="preserve"> (2×16 </w:t>
-            </w:r>
-            <w:r>
-              <w:rPr>
-                <w:sz w:val="24"/>
-                <w:szCs w:val="24"/>
-              </w:rPr>
-              <w:t>ГБ</w:t>
+              <w:t>:</w:t>
+            </w:r>
+          </w:p>
+          <w:p>
+            <w:pPr>
+              <w:pStyle w:val="a"/>
+              <w:numPr>
+                <w:ilvl w:val="0"/>
+                <w:numId w:val="9"/>
+              </w:numPr>
+              <w:rPr>
+                <w:sz w:val="24"/>
+                <w:szCs w:val="24"/>
+              </w:rPr>
+            </w:pPr>
+            <w:r>
+              <w:rPr>
+                <w:sz w:val="24"/>
+                <w:szCs w:val="24"/>
+              </w:rPr>
+              <w:lastRenderedPageBreak/>
+              <w:t>Тип памяти: DDR5</w:t>
+            </w:r>
+          </w:p>
+          <w:p>
+            <w:pPr>
+              <w:pStyle w:val="a"/>
+              <w:numPr>
+                <w:ilvl w:val="0"/>
+                <w:numId w:val="9"/>
+              </w:numPr>
+              <w:rPr>
+                <w:sz w:val="24"/>
+                <w:szCs w:val="24"/>
+              </w:rPr>
+            </w:pPr>
+            <w:r>
+              <w:rPr>
+                <w:sz w:val="24"/>
+                <w:szCs w:val="24"/>
+              </w:rPr>
+              <w:t>Комплект</w:t>
+            </w:r>
+            <w:r>
+              <w:rPr>
+                <w:sz w:val="24"/>
+                <w:szCs w:val="24"/>
+              </w:rPr>
+              <w:t>:</w:t>
+            </w:r>
+            <w:r>
+              <w:rPr>
+                <w:sz w:val="24"/>
+                <w:szCs w:val="24"/>
+              </w:rPr>
+              <w:t xml:space="preserve"> 2×16 ГБ</w:t>
+            </w:r>
+          </w:p>
+          <w:p>
+            <w:pPr>
+              <w:pStyle w:val="a"/>
+              <w:numPr>
+                <w:ilvl w:val="0"/>
+                <w:numId w:val="9"/>
+              </w:numPr>
+              <w:rPr>
+                <w:sz w:val="24"/>
+                <w:szCs w:val="24"/>
+              </w:rPr>
+            </w:pPr>
+            <w:r>
+              <w:rPr>
+                <w:sz w:val="24"/>
+                <w:szCs w:val="24"/>
+              </w:rPr>
+              <w:t>Тактовая частота: 5600 МГц</w:t>
+            </w:r>
+          </w:p>
+          <w:p>
+            <w:pPr>
+              <w:pStyle w:val="a"/>
+              <w:numPr>
+                <w:ilvl w:val="0"/>
+                <w:numId w:val="9"/>
+              </w:numPr>
+              <w:rPr>
+                <w:sz w:val="24"/>
+                <w:szCs w:val="24"/>
+              </w:rPr>
+            </w:pPr>
+            <w:r>
+              <w:rPr>
+                <w:sz w:val="24"/>
+                <w:szCs w:val="24"/>
+              </w:rPr>
+              <w:t xml:space="preserve">Тайминги: CL </w:t>
             </w:r>
             <w:r>
               <w:rPr>
@@ -4989,14 +5365,70 @@
                 <w:szCs w:val="24"/>
                 <w:lang w:val="en-US"/>
               </w:rPr>
-              <w:t xml:space="preserve">) DDR5, 5600 </w:t>
-            </w:r>
-            <w:r>
-              <w:rPr>
-                <w:sz w:val="24"/>
-                <w:szCs w:val="24"/>
-              </w:rPr>
-              <w:t>МГц</w:t>
+              <w:t>–</w:t>
+            </w:r>
+            <w:r>
+              <w:rPr>
+                <w:sz w:val="24"/>
+                <w:szCs w:val="24"/>
+              </w:rPr>
+              <w:t xml:space="preserve"> 36, </w:t>
+            </w:r>
+            <w:proofErr w:type="spellStart"/>
+            <w:r>
+              <w:rPr>
+                <w:sz w:val="24"/>
+                <w:szCs w:val="24"/>
+                <w:lang w:val="en-US"/>
+              </w:rPr>
+              <w:t>tRP</w:t>
+            </w:r>
+            <w:proofErr w:type="spellEnd"/>
+            <w:r>
+              <w:rPr>
+                <w:sz w:val="24"/>
+                <w:szCs w:val="24"/>
+                <w:lang w:val="en-US"/>
+              </w:rPr>
+              <w:t xml:space="preserve"> – 38, </w:t>
+            </w:r>
+            <w:proofErr w:type="spellStart"/>
+            <w:r>
+              <w:rPr>
+                <w:sz w:val="24"/>
+                <w:szCs w:val="24"/>
+                <w:lang w:val="en-US"/>
+              </w:rPr>
+              <w:t>tRCD</w:t>
+            </w:r>
+            <w:proofErr w:type="spellEnd"/>
+            <w:r>
+              <w:rPr>
+                <w:sz w:val="24"/>
+                <w:szCs w:val="24"/>
+                <w:lang w:val="en-US"/>
+              </w:rPr>
+              <w:t xml:space="preserve"> – 38</w:t>
+            </w:r>
+          </w:p>
+          <w:p>
+            <w:pPr>
+              <w:pStyle w:val="a"/>
+              <w:numPr>
+                <w:ilvl w:val="0"/>
+                <w:numId w:val="9"/>
+              </w:numPr>
+              <w:rPr>
+                <w:sz w:val="24"/>
+                <w:szCs w:val="24"/>
+              </w:rPr>
+            </w:pPr>
+            <w:r>
+              <w:rPr>
+                <w:sz w:val="24"/>
+                <w:szCs w:val="24"/>
+              </w:rPr>
+              <w:t>Рабочее напряжение: 1.25 В</w:t>
             </w:r>
           </w:p>
         </w:tc>
@@ -5026,6 +5458,7 @@
                 <w:sz w:val="24"/>
                 <w:szCs w:val="24"/>
               </w:rPr>
+              <w:lastRenderedPageBreak/>
               <w:t>56 299 ₽</w:t>
             </w:r>
           </w:p>
@@ -5086,32 +5519,269 @@
               <w:rPr>
                 <w:sz w:val="24"/>
                 <w:szCs w:val="24"/>
+              </w:rPr>
+            </w:pPr>
+            <w:r>
+              <w:rPr>
+                <w:sz w:val="24"/>
+                <w:szCs w:val="24"/>
                 <w:lang w:val="en-US"/>
               </w:rPr>
+              <w:t>Palit GeForce RTX 4060 Infinity 2</w:t>
+            </w:r>
+            <w:r>
+              <w:rPr>
+                <w:sz w:val="24"/>
+                <w:szCs w:val="24"/>
+              </w:rPr>
+              <w:t>:</w:t>
+            </w:r>
+          </w:p>
+          <w:p>
+            <w:pPr>
+              <w:pStyle w:val="a"/>
+              <w:numPr>
+                <w:ilvl w:val="0"/>
+                <w:numId w:val="10"/>
+              </w:numPr>
+              <w:rPr>
+                <w:sz w:val="24"/>
+                <w:szCs w:val="24"/>
+              </w:rPr>
             </w:pPr>
             <w:r>
               <w:rPr>
                 <w:sz w:val="24"/>
                 <w:szCs w:val="24"/>
-                <w:lang w:val="en-US"/>
-              </w:rPr>
-              <w:t xml:space="preserve">Palit GeForce RTX 4060 Infinity 2, 8 </w:t>
-            </w:r>
-            <w:r>
-              <w:rPr>
-                <w:sz w:val="24"/>
-                <w:szCs w:val="24"/>
-              </w:rPr>
-              <w:t>ГБ</w:t>
-            </w:r>
-            <w:r>
-              <w:rPr>
-                <w:sz w:val="24"/>
-                <w:szCs w:val="24"/>
-                <w:lang w:val="en-US"/>
-              </w:rPr>
-              <w:t xml:space="preserve"> GDDR6</w:t>
-            </w:r>
+              </w:rPr>
+              <w:t xml:space="preserve">Архитектура: NVIDIA </w:t>
+            </w:r>
+            <w:proofErr w:type="spellStart"/>
+            <w:r>
+              <w:rPr>
+                <w:sz w:val="24"/>
+                <w:szCs w:val="24"/>
+              </w:rPr>
+              <w:t>Ada</w:t>
+            </w:r>
+            <w:proofErr w:type="spellEnd"/>
+            <w:r>
+              <w:rPr>
+                <w:sz w:val="24"/>
+                <w:szCs w:val="24"/>
+              </w:rPr>
+              <w:t xml:space="preserve"> </w:t>
+            </w:r>
+            <w:proofErr w:type="spellStart"/>
+            <w:r>
+              <w:rPr>
+                <w:sz w:val="24"/>
+                <w:szCs w:val="24"/>
+              </w:rPr>
+              <w:t>Lovelace</w:t>
+            </w:r>
+            <w:proofErr w:type="spellEnd"/>
+          </w:p>
+          <w:p>
+            <w:pPr>
+              <w:pStyle w:val="a"/>
+              <w:numPr>
+                <w:ilvl w:val="0"/>
+                <w:numId w:val="10"/>
+              </w:numPr>
+              <w:rPr>
+                <w:sz w:val="24"/>
+                <w:szCs w:val="24"/>
+              </w:rPr>
+            </w:pPr>
+            <w:r>
+              <w:rPr>
+                <w:sz w:val="24"/>
+                <w:szCs w:val="24"/>
+              </w:rPr>
+              <w:t>Объём видеопамяти: 8 ГБ GDDR6</w:t>
+            </w:r>
+          </w:p>
+          <w:p>
+            <w:pPr>
+              <w:pStyle w:val="a"/>
+              <w:numPr>
+                <w:ilvl w:val="0"/>
+                <w:numId w:val="10"/>
+              </w:numPr>
+              <w:rPr>
+                <w:sz w:val="24"/>
+                <w:szCs w:val="24"/>
+              </w:rPr>
+            </w:pPr>
+            <w:r>
+              <w:rPr>
+                <w:sz w:val="24"/>
+                <w:szCs w:val="24"/>
+              </w:rPr>
+              <w:t>Разрядность шины памяти: 128 бит</w:t>
+            </w:r>
+          </w:p>
+          <w:p>
+            <w:pPr>
+              <w:pStyle w:val="a"/>
+              <w:numPr>
+                <w:ilvl w:val="0"/>
+                <w:numId w:val="10"/>
+              </w:numPr>
+              <w:rPr>
+                <w:sz w:val="24"/>
+                <w:szCs w:val="24"/>
+              </w:rPr>
+            </w:pPr>
+            <w:r>
+              <w:rPr>
+                <w:sz w:val="24"/>
+                <w:szCs w:val="24"/>
+              </w:rPr>
+              <w:t>Макс. пропускная способность памяти: 272 Гбайт/сек</w:t>
+            </w:r>
+          </w:p>
+          <w:p>
+            <w:pPr>
+              <w:pStyle w:val="a"/>
+              <w:numPr>
+                <w:ilvl w:val="0"/>
+                <w:numId w:val="10"/>
+              </w:numPr>
+              <w:rPr>
+                <w:sz w:val="24"/>
+                <w:szCs w:val="24"/>
+              </w:rPr>
+            </w:pPr>
+            <w:r>
+              <w:rPr>
+                <w:sz w:val="24"/>
+                <w:szCs w:val="24"/>
+              </w:rPr>
+              <w:t>Частоты работы видеочипа: 1830 МГц (</w:t>
+            </w:r>
+            <w:proofErr w:type="spellStart"/>
+            <w:r>
+              <w:rPr>
+                <w:sz w:val="24"/>
+                <w:szCs w:val="24"/>
+              </w:rPr>
+              <w:t>турбочастота</w:t>
+            </w:r>
+            <w:proofErr w:type="spellEnd"/>
+            <w:r>
+              <w:rPr>
+                <w:sz w:val="24"/>
+                <w:szCs w:val="24"/>
+              </w:rPr>
+              <w:t xml:space="preserve"> 2460 МГц)</w:t>
+            </w:r>
+          </w:p>
+          <w:p>
+            <w:pPr>
+              <w:pStyle w:val="a"/>
+              <w:numPr>
+                <w:ilvl w:val="0"/>
+                <w:numId w:val="10"/>
+              </w:numPr>
+              <w:rPr>
+                <w:sz w:val="24"/>
+                <w:szCs w:val="24"/>
+              </w:rPr>
+            </w:pPr>
+            <w:r>
+              <w:rPr>
+                <w:sz w:val="24"/>
+                <w:szCs w:val="24"/>
+              </w:rPr>
+              <w:t xml:space="preserve">Интерфейс подключения: </w:t>
+            </w:r>
+            <w:proofErr w:type="spellStart"/>
+            <w:r>
+              <w:rPr>
+                <w:sz w:val="24"/>
+                <w:szCs w:val="24"/>
+              </w:rPr>
+              <w:t>PCIe</w:t>
+            </w:r>
+            <w:proofErr w:type="spellEnd"/>
+            <w:r>
+              <w:rPr>
+                <w:sz w:val="24"/>
+                <w:szCs w:val="24"/>
+              </w:rPr>
+              <w:t xml:space="preserve"> 4.0 x8</w:t>
+            </w:r>
+          </w:p>
+          <w:p>
+            <w:pPr>
+              <w:pStyle w:val="a"/>
+              <w:numPr>
+                <w:ilvl w:val="0"/>
+                <w:numId w:val="10"/>
+              </w:numPr>
+              <w:rPr>
+                <w:sz w:val="24"/>
+                <w:szCs w:val="24"/>
+              </w:rPr>
+            </w:pPr>
+            <w:r>
+              <w:rPr>
+                <w:sz w:val="24"/>
+                <w:szCs w:val="24"/>
+              </w:rPr>
+              <w:t>Видеовыходы: 3×DisplayPort 1.4a, 1×HDMI 2.1</w:t>
+            </w:r>
+          </w:p>
+          <w:p>
+            <w:pPr>
+              <w:pStyle w:val="a"/>
+              <w:numPr>
+                <w:ilvl w:val="0"/>
+                <w:numId w:val="10"/>
+              </w:numPr>
+              <w:rPr>
+                <w:sz w:val="24"/>
+                <w:szCs w:val="24"/>
+              </w:rPr>
+            </w:pPr>
+            <w:r>
+              <w:rPr>
+                <w:sz w:val="24"/>
+                <w:szCs w:val="24"/>
+              </w:rPr>
+              <w:t>Максимальное разрешение: 7680x4320 (8K Ultra HD)</w:t>
+            </w:r>
+          </w:p>
+          <w:p>
+            <w:pPr>
+              <w:pStyle w:val="a"/>
+              <w:numPr>
+                <w:ilvl w:val="0"/>
+                <w:numId w:val="10"/>
+              </w:numPr>
+              <w:rPr>
+                <w:sz w:val="24"/>
+                <w:szCs w:val="24"/>
+              </w:rPr>
+            </w:pPr>
+            <w:r>
+              <w:rPr>
+                <w:sz w:val="24"/>
+                <w:szCs w:val="24"/>
+              </w:rPr>
+              <w:t>Потребляемая мощность: 115 Вт</w:t>
+            </w:r>
+          </w:p>
+          <w:p>
+            <w:pPr>
+              <w:ind w:firstLine="0"/>
+              <w:rPr>
+                <w:sz w:val="24"/>
+                <w:szCs w:val="24"/>
+              </w:rPr>
+            </w:pPr>
           </w:p>
         </w:tc>
         <w:tc>
@@ -5200,50 +5870,192 @@
               <w:rPr>
                 <w:sz w:val="24"/>
                 <w:szCs w:val="24"/>
+              </w:rPr>
+            </w:pPr>
+            <w:r>
+              <w:rPr>
+                <w:sz w:val="24"/>
+                <w:szCs w:val="24"/>
                 <w:lang w:val="en-US"/>
               </w:rPr>
+              <w:t>Kingston NV3</w:t>
+            </w:r>
+            <w:r>
+              <w:rPr>
+                <w:sz w:val="24"/>
+                <w:szCs w:val="24"/>
+              </w:rPr>
+              <w:t>:</w:t>
+            </w:r>
+          </w:p>
+          <w:p>
+            <w:pPr>
+              <w:pStyle w:val="a"/>
+              <w:numPr>
+                <w:ilvl w:val="0"/>
+                <w:numId w:val="11"/>
+              </w:numPr>
+              <w:rPr>
+                <w:sz w:val="24"/>
+                <w:szCs w:val="24"/>
+              </w:rPr>
             </w:pPr>
             <w:r>
               <w:rPr>
                 <w:sz w:val="24"/>
                 <w:szCs w:val="24"/>
-                <w:lang w:val="en-US"/>
-              </w:rPr>
-              <w:t xml:space="preserve">Kingston NV3, 2000 </w:t>
-            </w:r>
-            <w:r>
-              <w:rPr>
-                <w:sz w:val="24"/>
-                <w:szCs w:val="24"/>
-              </w:rPr>
-              <w:t>ГБ</w:t>
-            </w:r>
-            <w:r>
-              <w:rPr>
-                <w:sz w:val="24"/>
-                <w:szCs w:val="24"/>
-                <w:lang w:val="en-US"/>
-              </w:rPr>
-              <w:t xml:space="preserve">, M.2 </w:t>
+              </w:rPr>
+              <w:t>Объём памяти: 2 ТБ</w:t>
+            </w:r>
+          </w:p>
+          <w:p>
+            <w:pPr>
+              <w:pStyle w:val="a"/>
+              <w:numPr>
+                <w:ilvl w:val="0"/>
+                <w:numId w:val="11"/>
+              </w:numPr>
+              <w:rPr>
+                <w:sz w:val="24"/>
+                <w:szCs w:val="24"/>
+              </w:rPr>
+            </w:pPr>
+            <w:r>
+              <w:rPr>
+                <w:sz w:val="24"/>
+                <w:szCs w:val="24"/>
+              </w:rPr>
+              <w:t>Форм-фактор: 2280</w:t>
+            </w:r>
+          </w:p>
+          <w:p>
+            <w:pPr>
+              <w:pStyle w:val="a"/>
+              <w:numPr>
+                <w:ilvl w:val="0"/>
+                <w:numId w:val="11"/>
+              </w:numPr>
+              <w:rPr>
+                <w:sz w:val="24"/>
+                <w:szCs w:val="24"/>
+                <w:lang w:eastAsia="ru-RU"/>
+              </w:rPr>
+            </w:pPr>
+            <w:r>
+              <w:rPr>
+                <w:sz w:val="24"/>
+                <w:szCs w:val="24"/>
+                <w:lang w:eastAsia="ru-RU"/>
+              </w:rPr>
+              <w:t xml:space="preserve">Физический интерфейс: </w:t>
             </w:r>
             <w:proofErr w:type="spellStart"/>
             <w:r>
               <w:rPr>
                 <w:sz w:val="24"/>
                 <w:szCs w:val="24"/>
-                <w:lang w:val="en-US"/>
-              </w:rPr>
-              <w:t>NVMe</w:t>
+                <w:lang w:eastAsia="ru-RU"/>
+              </w:rPr>
+              <w:t>PCIe</w:t>
             </w:r>
             <w:proofErr w:type="spellEnd"/>
             <w:r>
               <w:rPr>
                 <w:sz w:val="24"/>
                 <w:szCs w:val="24"/>
-                <w:lang w:val="en-US"/>
-              </w:rPr>
-              <w:t>, PCIe 4.0</w:t>
-            </w:r>
+                <w:lang w:eastAsia="ru-RU"/>
+              </w:rPr>
+              <w:t xml:space="preserve"> 4.0 x4</w:t>
+            </w:r>
+          </w:p>
+          <w:p>
+            <w:pPr>
+              <w:pStyle w:val="a"/>
+              <w:numPr>
+                <w:ilvl w:val="0"/>
+                <w:numId w:val="11"/>
+              </w:numPr>
+              <w:rPr>
+                <w:sz w:val="24"/>
+                <w:szCs w:val="24"/>
+              </w:rPr>
+            </w:pPr>
+            <w:r>
+              <w:rPr>
+                <w:sz w:val="24"/>
+                <w:szCs w:val="24"/>
+              </w:rPr>
+              <w:t>Скорость последовательного чтения: до 6000 МБ/с</w:t>
+            </w:r>
+          </w:p>
+          <w:p>
+            <w:pPr>
+              <w:pStyle w:val="a"/>
+              <w:numPr>
+                <w:ilvl w:val="0"/>
+                <w:numId w:val="11"/>
+              </w:numPr>
+              <w:rPr>
+                <w:sz w:val="24"/>
+                <w:szCs w:val="24"/>
+              </w:rPr>
+            </w:pPr>
+            <w:r>
+              <w:rPr>
+                <w:sz w:val="24"/>
+                <w:szCs w:val="24"/>
+              </w:rPr>
+              <w:t>Скорость последовательной записи: до 5000 МБ/с</w:t>
+            </w:r>
+          </w:p>
+          <w:p>
+            <w:pPr>
+              <w:pStyle w:val="a"/>
+              <w:numPr>
+                <w:ilvl w:val="0"/>
+                <w:numId w:val="11"/>
+              </w:numPr>
+              <w:rPr>
+                <w:sz w:val="24"/>
+                <w:szCs w:val="24"/>
+              </w:rPr>
+            </w:pPr>
+            <w:r>
+              <w:rPr>
+                <w:sz w:val="24"/>
+                <w:szCs w:val="24"/>
+              </w:rPr>
+              <w:t>Ресурс записи (TBW): 640 ТБ</w:t>
+            </w:r>
+          </w:p>
+          <w:p>
+            <w:pPr>
+              <w:pStyle w:val="a"/>
+              <w:numPr>
+                <w:ilvl w:val="0"/>
+                <w:numId w:val="11"/>
+              </w:numPr>
+              <w:rPr>
+                <w:sz w:val="24"/>
+                <w:szCs w:val="24"/>
+              </w:rPr>
+            </w:pPr>
+            <w:r>
+              <w:rPr>
+                <w:sz w:val="24"/>
+                <w:szCs w:val="24"/>
+              </w:rPr>
+              <w:t>Количество бит на ячейку: 4 бит QLC</w:t>
+            </w:r>
+          </w:p>
+          <w:p>
+            <w:pPr>
+              <w:ind w:firstLine="0"/>
+              <w:rPr>
+                <w:sz w:val="24"/>
+                <w:szCs w:val="24"/>
+              </w:rPr>
+            </w:pPr>
           </w:p>
         </w:tc>
         <w:tc>
@@ -5332,23 +6144,164 @@
               <w:rPr>
                 <w:sz w:val="24"/>
                 <w:szCs w:val="24"/>
+              </w:rPr>
+            </w:pPr>
+            <w:r>
+              <w:rPr>
+                <w:sz w:val="24"/>
+                <w:szCs w:val="24"/>
                 <w:lang w:val="en-US"/>
               </w:rPr>
+              <w:t>MSI</w:t>
+            </w:r>
+            <w:r>
+              <w:rPr>
+                <w:sz w:val="24"/>
+                <w:szCs w:val="24"/>
+              </w:rPr>
+              <w:t xml:space="preserve"> </w:t>
+            </w:r>
+            <w:r>
+              <w:rPr>
+                <w:sz w:val="24"/>
+                <w:szCs w:val="24"/>
+                <w:lang w:val="en-US"/>
+              </w:rPr>
+              <w:t>MAG</w:t>
+            </w:r>
+            <w:r>
+              <w:rPr>
+                <w:sz w:val="24"/>
+                <w:szCs w:val="24"/>
+              </w:rPr>
+              <w:t xml:space="preserve"> </w:t>
+            </w:r>
+            <w:r>
+              <w:rPr>
+                <w:sz w:val="24"/>
+                <w:szCs w:val="24"/>
+                <w:lang w:val="en-US"/>
+              </w:rPr>
+              <w:t>A</w:t>
+            </w:r>
+            <w:r>
+              <w:rPr>
+                <w:sz w:val="24"/>
+                <w:szCs w:val="24"/>
+              </w:rPr>
+              <w:t>650</w:t>
+            </w:r>
+            <w:r>
+              <w:rPr>
+                <w:sz w:val="24"/>
+                <w:szCs w:val="24"/>
+                <w:lang w:val="en-US"/>
+              </w:rPr>
+              <w:t>BN</w:t>
+            </w:r>
+            <w:r>
+              <w:rPr>
+                <w:sz w:val="24"/>
+                <w:szCs w:val="24"/>
+              </w:rPr>
+              <w:t>:</w:t>
+            </w:r>
+          </w:p>
+          <w:p>
+            <w:pPr>
+              <w:pStyle w:val="a"/>
+              <w:numPr>
+                <w:ilvl w:val="0"/>
+                <w:numId w:val="12"/>
+              </w:numPr>
+              <w:rPr>
+                <w:sz w:val="24"/>
+                <w:szCs w:val="24"/>
+              </w:rPr>
             </w:pPr>
             <w:r>
               <w:rPr>
                 <w:sz w:val="24"/>
                 <w:szCs w:val="24"/>
+              </w:rPr>
+              <w:t xml:space="preserve">Форм-фактор: </w:t>
+            </w:r>
+            <w:r>
+              <w:rPr>
+                <w:sz w:val="24"/>
+                <w:szCs w:val="24"/>
                 <w:lang w:val="en-US"/>
               </w:rPr>
-              <w:t xml:space="preserve">MSI MAG A650BN, 650 </w:t>
-            </w:r>
-            <w:r>
-              <w:rPr>
-                <w:sz w:val="24"/>
-                <w:szCs w:val="24"/>
-              </w:rPr>
-              <w:t>Вт</w:t>
+              <w:t>ATX</w:t>
+            </w:r>
+          </w:p>
+          <w:p>
+            <w:pPr>
+              <w:pStyle w:val="a"/>
+              <w:numPr>
+                <w:ilvl w:val="0"/>
+                <w:numId w:val="12"/>
+              </w:numPr>
+              <w:rPr>
+                <w:sz w:val="24"/>
+                <w:szCs w:val="24"/>
+              </w:rPr>
+            </w:pPr>
+            <w:r>
+              <w:rPr>
+                <w:sz w:val="24"/>
+                <w:szCs w:val="24"/>
+              </w:rPr>
+              <w:t>Номинальная мощность: 650 Вт</w:t>
+            </w:r>
+          </w:p>
+          <w:p>
+            <w:pPr>
+              <w:pStyle w:val="a"/>
+              <w:numPr>
+                <w:ilvl w:val="0"/>
+                <w:numId w:val="12"/>
+              </w:numPr>
+              <w:rPr>
+                <w:sz w:val="24"/>
+                <w:szCs w:val="24"/>
+              </w:rPr>
+            </w:pPr>
+            <w:r>
+              <w:rPr>
+                <w:sz w:val="24"/>
+                <w:szCs w:val="24"/>
+              </w:rPr>
+              <w:t xml:space="preserve">Сертификат энергоэффективности: 80+ </w:t>
+            </w:r>
+            <w:proofErr w:type="spellStart"/>
+            <w:r>
+              <w:rPr>
+                <w:sz w:val="24"/>
+                <w:szCs w:val="24"/>
+              </w:rPr>
+              <w:t>Bronze</w:t>
+            </w:r>
+            <w:proofErr w:type="spellEnd"/>
+          </w:p>
+          <w:p>
+            <w:pPr>
+              <w:pStyle w:val="a"/>
+              <w:numPr>
+                <w:ilvl w:val="0"/>
+                <w:numId w:val="12"/>
+              </w:numPr>
+              <w:rPr>
+                <w:sz w:val="24"/>
+                <w:szCs w:val="24"/>
+              </w:rPr>
+            </w:pPr>
+            <w:r>
+              <w:rPr>
+                <w:sz w:val="24"/>
+                <w:szCs w:val="24"/>
+              </w:rPr>
+              <w:t>Вентилятор охлаждения: 120</w:t>
             </w:r>
             <w:r>
               <w:rPr>
@@ -5356,8 +6309,59 @@
                 <w:szCs w:val="24"/>
                 <w:lang w:val="en-US"/>
               </w:rPr>
-              <w:t>, 80+ Bronze</w:t>
-            </w:r>
+              <w:t>x</w:t>
+            </w:r>
+            <w:r>
+              <w:rPr>
+                <w:sz w:val="24"/>
+                <w:szCs w:val="24"/>
+              </w:rPr>
+              <w:t>120 мм, скорость вращения 2200 об/мин</w:t>
+            </w:r>
+          </w:p>
+          <w:p>
+            <w:pPr>
+              <w:pStyle w:val="a"/>
+              <w:numPr>
+                <w:ilvl w:val="0"/>
+                <w:numId w:val="12"/>
+              </w:numPr>
+              <w:rPr>
+                <w:sz w:val="24"/>
+                <w:szCs w:val="24"/>
+              </w:rPr>
+            </w:pPr>
+            <w:r>
+              <w:rPr>
+                <w:sz w:val="24"/>
+                <w:szCs w:val="24"/>
+              </w:rPr>
+              <w:t>Разъёмы: 1×24-pin (мат. плата), 1×8-pin (CPU), 2×8-pin (PCI-</w:t>
+            </w:r>
+            <w:r>
+              <w:rPr>
+                <w:sz w:val="24"/>
+                <w:szCs w:val="24"/>
+                <w:lang w:val="en-US"/>
+              </w:rPr>
+              <w:t>E</w:t>
+            </w:r>
+            <w:r>
+              <w:rPr>
+                <w:sz w:val="24"/>
+                <w:szCs w:val="24"/>
+              </w:rPr>
+              <w:t xml:space="preserve"> для видеокарты)</w:t>
+            </w:r>
+          </w:p>
+          <w:p>
+            <w:pPr>
+              <w:ind w:firstLine="0"/>
+              <w:rPr>
+                <w:sz w:val="24"/>
+                <w:szCs w:val="24"/>
+              </w:rPr>
+            </w:pPr>
           </w:p>
         </w:tc>
         <w:tc>
@@ -5446,16 +6450,191 @@
               <w:rPr>
                 <w:sz w:val="24"/>
                 <w:szCs w:val="24"/>
+              </w:rPr>
+            </w:pPr>
+            <w:r>
+              <w:rPr>
+                <w:sz w:val="24"/>
+                <w:szCs w:val="24"/>
                 <w:lang w:val="en-US"/>
               </w:rPr>
+              <w:t>DEXP DC-302G</w:t>
+            </w:r>
+            <w:r>
+              <w:rPr>
+                <w:sz w:val="24"/>
+                <w:szCs w:val="24"/>
+              </w:rPr>
+              <w:t>:</w:t>
+            </w:r>
+          </w:p>
+          <w:p>
+            <w:pPr>
+              <w:pStyle w:val="a"/>
+              <w:numPr>
+                <w:ilvl w:val="0"/>
+                <w:numId w:val="18"/>
+              </w:numPr>
+              <w:rPr>
+                <w:sz w:val="24"/>
+                <w:szCs w:val="24"/>
+              </w:rPr>
             </w:pPr>
             <w:r>
               <w:rPr>
                 <w:sz w:val="24"/>
                 <w:szCs w:val="24"/>
+              </w:rPr>
+              <w:t>Формфактор</w:t>
+            </w:r>
+            <w:r>
+              <w:rPr>
+                <w:sz w:val="24"/>
+                <w:szCs w:val="24"/>
                 <w:lang w:val="en-US"/>
               </w:rPr>
-              <w:t>DEXP DC-302G, Mid-Tower</w:t>
+              <w:t>: Mid-Tower</w:t>
+            </w:r>
+          </w:p>
+          <w:p>
+            <w:pPr>
+              <w:pStyle w:val="a"/>
+              <w:numPr>
+                <w:ilvl w:val="0"/>
+                <w:numId w:val="18"/>
+              </w:numPr>
+              <w:rPr>
+                <w:sz w:val="24"/>
+                <w:szCs w:val="24"/>
+              </w:rPr>
+            </w:pPr>
+            <w:r>
+              <w:rPr>
+                <w:sz w:val="24"/>
+                <w:szCs w:val="24"/>
+              </w:rPr>
+              <w:t>Совместимость с материнскими платами: Micro-ATX, Standard-ATX</w:t>
+            </w:r>
+          </w:p>
+          <w:p>
+            <w:pPr>
+              <w:pStyle w:val="a"/>
+              <w:numPr>
+                <w:ilvl w:val="0"/>
+                <w:numId w:val="18"/>
+              </w:numPr>
+              <w:rPr>
+                <w:sz w:val="24"/>
+                <w:szCs w:val="24"/>
+              </w:rPr>
+            </w:pPr>
+            <w:r>
+              <w:rPr>
+                <w:sz w:val="24"/>
+                <w:szCs w:val="24"/>
+              </w:rPr>
+              <w:t xml:space="preserve">Совместимость с блоками питания: </w:t>
+            </w:r>
+            <w:r>
+              <w:rPr>
+                <w:sz w:val="24"/>
+                <w:szCs w:val="24"/>
+                <w:lang w:val="en-US"/>
+              </w:rPr>
+              <w:t>ATX</w:t>
+            </w:r>
+          </w:p>
+          <w:p>
+            <w:pPr>
+              <w:pStyle w:val="a"/>
+              <w:numPr>
+                <w:ilvl w:val="0"/>
+                <w:numId w:val="18"/>
+              </w:numPr>
+              <w:rPr>
+                <w:sz w:val="24"/>
+                <w:szCs w:val="24"/>
+              </w:rPr>
+            </w:pPr>
+            <w:r>
+              <w:rPr>
+                <w:sz w:val="24"/>
+                <w:szCs w:val="24"/>
+              </w:rPr>
+              <w:t>Слотов расширения: 7 горизонтальных</w:t>
+            </w:r>
+          </w:p>
+          <w:p>
+            <w:pPr>
+              <w:pStyle w:val="a"/>
+              <w:numPr>
+                <w:ilvl w:val="0"/>
+                <w:numId w:val="18"/>
+              </w:numPr>
+              <w:ind w:firstLine="0"/>
+              <w:rPr>
+                <w:sz w:val="24"/>
+                <w:szCs w:val="24"/>
+              </w:rPr>
+            </w:pPr>
+            <w:r>
+              <w:rPr>
+                <w:sz w:val="24"/>
+                <w:szCs w:val="24"/>
+              </w:rPr>
+              <w:t>Посадочные места под вентиляторы: до 4 штук размером 120 мм</w:t>
+            </w:r>
+          </w:p>
+          <w:p>
+            <w:pPr>
+              <w:pStyle w:val="a"/>
+              <w:numPr>
+                <w:ilvl w:val="0"/>
+                <w:numId w:val="18"/>
+              </w:numPr>
+              <w:ind w:firstLine="0"/>
+              <w:rPr>
+                <w:sz w:val="24"/>
+                <w:szCs w:val="24"/>
+              </w:rPr>
+            </w:pPr>
+            <w:r>
+              <w:rPr>
+                <w:sz w:val="24"/>
+                <w:szCs w:val="24"/>
+              </w:rPr>
+              <w:t xml:space="preserve">Передняя панель: 2×USB 2.0, аудиоразъёмы 3.5 мм </w:t>
+            </w:r>
+            <w:proofErr w:type="spellStart"/>
+            <w:r>
+              <w:rPr>
+                <w:sz w:val="24"/>
+                <w:szCs w:val="24"/>
+              </w:rPr>
+              <w:t>jack</w:t>
+            </w:r>
+            <w:proofErr w:type="spellEnd"/>
+          </w:p>
+          <w:p>
+            <w:pPr>
+              <w:pStyle w:val="a"/>
+              <w:numPr>
+                <w:ilvl w:val="0"/>
+                <w:numId w:val="18"/>
+              </w:numPr>
+              <w:ind w:firstLine="0"/>
+              <w:rPr>
+                <w:sz w:val="24"/>
+                <w:szCs w:val="24"/>
+              </w:rPr>
+            </w:pPr>
+            <w:r>
+              <w:rPr>
+                <w:sz w:val="24"/>
+                <w:szCs w:val="24"/>
+              </w:rPr>
+              <w:lastRenderedPageBreak/>
+              <w:t>Отсеки для накопителей: до 3 SSD/HDD</w:t>
             </w:r>
           </w:p>
         </w:tc>
@@ -5485,6 +6664,7 @@
                 <w:sz w:val="24"/>
                 <w:szCs w:val="24"/>
               </w:rPr>
+              <w:lastRenderedPageBreak/>
               <w:t>1 599 ₽</w:t>
             </w:r>
           </w:p>
@@ -5545,31 +6725,142 @@
               <w:rPr>
                 <w:sz w:val="24"/>
                 <w:szCs w:val="24"/>
+              </w:rPr>
+            </w:pPr>
+            <w:r>
+              <w:rPr>
+                <w:sz w:val="24"/>
+                <w:szCs w:val="24"/>
                 <w:lang w:val="en-US"/>
               </w:rPr>
+              <w:t>ID-COOLING SE-224-XTS</w:t>
+            </w:r>
+            <w:r>
+              <w:rPr>
+                <w:sz w:val="24"/>
+                <w:szCs w:val="24"/>
+              </w:rPr>
+              <w:t>:</w:t>
+            </w:r>
+          </w:p>
+          <w:p>
+            <w:pPr>
+              <w:pStyle w:val="a"/>
+              <w:numPr>
+                <w:ilvl w:val="0"/>
+                <w:numId w:val="7"/>
+              </w:numPr>
+              <w:rPr>
+                <w:sz w:val="24"/>
+                <w:szCs w:val="24"/>
+              </w:rPr>
             </w:pPr>
             <w:r>
               <w:rPr>
                 <w:sz w:val="24"/>
                 <w:szCs w:val="24"/>
-                <w:lang w:val="en-US"/>
-              </w:rPr>
-              <w:t xml:space="preserve">ID-COOLING SE-224-XTS, 220 </w:t>
-            </w:r>
-            <w:r>
-              <w:rPr>
-                <w:sz w:val="24"/>
-                <w:szCs w:val="24"/>
-              </w:rPr>
-              <w:t>Вт</w:t>
-            </w:r>
-            <w:r>
-              <w:rPr>
-                <w:sz w:val="24"/>
-                <w:szCs w:val="24"/>
-                <w:lang w:val="en-US"/>
-              </w:rPr>
-              <w:t xml:space="preserve">, 28.9 </w:t>
+              </w:rPr>
+              <w:t>Тип: башенный воздушный кулер</w:t>
+            </w:r>
+          </w:p>
+          <w:p>
+            <w:pPr>
+              <w:pStyle w:val="a"/>
+              <w:numPr>
+                <w:ilvl w:val="0"/>
+                <w:numId w:val="7"/>
+              </w:numPr>
+              <w:rPr>
+                <w:sz w:val="24"/>
+                <w:szCs w:val="24"/>
+              </w:rPr>
+            </w:pPr>
+            <w:r>
+              <w:rPr>
+                <w:sz w:val="24"/>
+                <w:szCs w:val="24"/>
+              </w:rPr>
+              <w:t>Вентилятор: 1×120 мм с PWM-регулировкой оборотов</w:t>
+            </w:r>
+          </w:p>
+          <w:p>
+            <w:pPr>
+              <w:pStyle w:val="a"/>
+              <w:numPr>
+                <w:ilvl w:val="0"/>
+                <w:numId w:val="13"/>
+              </w:numPr>
+              <w:rPr>
+                <w:sz w:val="24"/>
+                <w:szCs w:val="24"/>
+              </w:rPr>
+            </w:pPr>
+            <w:r>
+              <w:rPr>
+                <w:sz w:val="24"/>
+                <w:szCs w:val="24"/>
+              </w:rPr>
+              <w:t>Количество тепловых трубок: 4 диаметром 6 мм</w:t>
+            </w:r>
+          </w:p>
+          <w:p>
+            <w:pPr>
+              <w:pStyle w:val="a"/>
+              <w:numPr>
+                <w:ilvl w:val="0"/>
+                <w:numId w:val="13"/>
+              </w:numPr>
+              <w:rPr>
+                <w:sz w:val="24"/>
+                <w:szCs w:val="24"/>
+              </w:rPr>
+            </w:pPr>
+            <w:r>
+              <w:rPr>
+                <w:sz w:val="24"/>
+                <w:szCs w:val="24"/>
+              </w:rPr>
+              <w:t>Скорость вращения: от 600 об/мин до 1500 об/мин</w:t>
+            </w:r>
+          </w:p>
+          <w:p>
+            <w:pPr>
+              <w:pStyle w:val="a"/>
+              <w:numPr>
+                <w:ilvl w:val="0"/>
+                <w:numId w:val="13"/>
+              </w:numPr>
+              <w:rPr>
+                <w:sz w:val="24"/>
+                <w:szCs w:val="24"/>
+              </w:rPr>
+            </w:pPr>
+            <w:r>
+              <w:rPr>
+                <w:sz w:val="24"/>
+                <w:szCs w:val="24"/>
+              </w:rPr>
+              <w:t>Рассеиваемая мощность: до 220 Вт</w:t>
+            </w:r>
+          </w:p>
+          <w:p>
+            <w:pPr>
+              <w:pStyle w:val="a"/>
+              <w:numPr>
+                <w:ilvl w:val="0"/>
+                <w:numId w:val="13"/>
+              </w:numPr>
+              <w:rPr>
+                <w:sz w:val="24"/>
+                <w:szCs w:val="24"/>
+              </w:rPr>
+            </w:pPr>
+            <w:r>
+              <w:rPr>
+                <w:sz w:val="24"/>
+                <w:szCs w:val="24"/>
+              </w:rPr>
+              <w:t xml:space="preserve">Максимальный уровень шума: 28.9 </w:t>
             </w:r>
             <w:proofErr w:type="spellStart"/>
             <w:r>
@@ -5580,6 +6871,15 @@
               <w:t>Дб</w:t>
             </w:r>
             <w:proofErr w:type="spellEnd"/>
+          </w:p>
+          <w:p>
+            <w:pPr>
+              <w:ind w:firstLine="0"/>
+              <w:rPr>
+                <w:sz w:val="24"/>
+                <w:szCs w:val="24"/>
+              </w:rPr>
+            </w:pPr>
           </w:p>
         </w:tc>
         <w:tc>
@@ -5668,24 +6968,188 @@
               <w:rPr>
                 <w:sz w:val="24"/>
                 <w:szCs w:val="24"/>
+              </w:rPr>
+            </w:pPr>
+            <w:r>
+              <w:rPr>
+                <w:sz w:val="24"/>
+                <w:szCs w:val="24"/>
                 <w:lang w:val="en-US"/>
               </w:rPr>
+              <w:t>27" Acer Nitro VG271UM3bmiipx</w:t>
+            </w:r>
+            <w:r>
+              <w:rPr>
+                <w:sz w:val="24"/>
+                <w:szCs w:val="24"/>
+              </w:rPr>
+              <w:t>:</w:t>
+            </w:r>
+          </w:p>
+          <w:p>
+            <w:pPr>
+              <w:pStyle w:val="a"/>
+              <w:numPr>
+                <w:ilvl w:val="0"/>
+                <w:numId w:val="15"/>
+              </w:numPr>
+              <w:rPr>
+                <w:sz w:val="24"/>
+                <w:szCs w:val="24"/>
+              </w:rPr>
             </w:pPr>
             <w:r>
               <w:rPr>
                 <w:sz w:val="24"/>
                 <w:szCs w:val="24"/>
-                <w:lang w:val="en-US"/>
-              </w:rPr>
-              <w:t xml:space="preserve">27" Acer Nitro VG271UM3bmiipx, IPS, 2560×1440, 180 </w:t>
-            </w:r>
-            <w:r>
-              <w:rPr>
-                <w:sz w:val="24"/>
-                <w:szCs w:val="24"/>
-              </w:rPr>
-              <w:t>Гц</w:t>
-            </w:r>
+              </w:rPr>
+              <w:t>Диагональ экрана: 27 дюймов</w:t>
+            </w:r>
+          </w:p>
+          <w:p>
+            <w:pPr>
+              <w:pStyle w:val="a"/>
+              <w:numPr>
+                <w:ilvl w:val="0"/>
+                <w:numId w:val="15"/>
+              </w:numPr>
+              <w:rPr>
+                <w:sz w:val="24"/>
+                <w:szCs w:val="24"/>
+              </w:rPr>
+            </w:pPr>
+            <w:r>
+              <w:rPr>
+                <w:sz w:val="24"/>
+                <w:szCs w:val="24"/>
+              </w:rPr>
+              <w:t>Тип матрицы: IPS</w:t>
+            </w:r>
+          </w:p>
+          <w:p>
+            <w:pPr>
+              <w:pStyle w:val="a"/>
+              <w:numPr>
+                <w:ilvl w:val="0"/>
+                <w:numId w:val="15"/>
+              </w:numPr>
+              <w:rPr>
+                <w:sz w:val="24"/>
+                <w:szCs w:val="24"/>
+              </w:rPr>
+            </w:pPr>
+            <w:r>
+              <w:rPr>
+                <w:sz w:val="24"/>
+                <w:szCs w:val="24"/>
+              </w:rPr>
+              <w:t>Разрешение: 2560×1440</w:t>
+            </w:r>
+          </w:p>
+          <w:p>
+            <w:pPr>
+              <w:pStyle w:val="a"/>
+              <w:numPr>
+                <w:ilvl w:val="0"/>
+                <w:numId w:val="15"/>
+              </w:numPr>
+              <w:rPr>
+                <w:sz w:val="24"/>
+                <w:szCs w:val="24"/>
+              </w:rPr>
+            </w:pPr>
+            <w:r>
+              <w:rPr>
+                <w:sz w:val="24"/>
+                <w:szCs w:val="24"/>
+              </w:rPr>
+              <w:t>Цветовой охват: 95% DCI-P3</w:t>
+            </w:r>
+          </w:p>
+          <w:p>
+            <w:pPr>
+              <w:pStyle w:val="a"/>
+              <w:numPr>
+                <w:ilvl w:val="0"/>
+                <w:numId w:val="15"/>
+              </w:numPr>
+              <w:rPr>
+                <w:sz w:val="24"/>
+                <w:szCs w:val="24"/>
+              </w:rPr>
+            </w:pPr>
+            <w:r>
+              <w:rPr>
+                <w:sz w:val="24"/>
+                <w:szCs w:val="24"/>
+              </w:rPr>
+              <w:t>Частота обновления: 180 Гц</w:t>
+            </w:r>
+          </w:p>
+          <w:p>
+            <w:pPr>
+              <w:pStyle w:val="a"/>
+              <w:numPr>
+                <w:ilvl w:val="0"/>
+                <w:numId w:val="15"/>
+              </w:numPr>
+              <w:rPr>
+                <w:sz w:val="24"/>
+                <w:szCs w:val="24"/>
+              </w:rPr>
+            </w:pPr>
+            <w:r>
+              <w:rPr>
+                <w:sz w:val="24"/>
+                <w:szCs w:val="24"/>
+              </w:rPr>
+              <w:t>Время отклика: 0.5 мс</w:t>
+            </w:r>
+          </w:p>
+          <w:p>
+            <w:pPr>
+              <w:pStyle w:val="a"/>
+              <w:numPr>
+                <w:ilvl w:val="0"/>
+                <w:numId w:val="15"/>
+              </w:numPr>
+              <w:rPr>
+                <w:sz w:val="24"/>
+                <w:szCs w:val="24"/>
+              </w:rPr>
+            </w:pPr>
+            <w:r>
+              <w:rPr>
+                <w:sz w:val="24"/>
+                <w:szCs w:val="24"/>
+              </w:rPr>
+              <w:t xml:space="preserve">Разъёмы: </w:t>
+            </w:r>
+            <w:proofErr w:type="spellStart"/>
+            <w:r>
+              <w:rPr>
+                <w:sz w:val="24"/>
+                <w:szCs w:val="24"/>
+              </w:rPr>
+              <w:t>DisplayPort</w:t>
+            </w:r>
+            <w:proofErr w:type="spellEnd"/>
+            <w:r>
+              <w:rPr>
+                <w:sz w:val="24"/>
+                <w:szCs w:val="24"/>
+              </w:rPr>
+              <w:t xml:space="preserve"> 1.2, HDMI 2.0 x2</w:t>
+            </w:r>
+          </w:p>
+          <w:p>
+            <w:pPr>
+              <w:ind w:firstLine="0"/>
+              <w:rPr>
+                <w:sz w:val="24"/>
+                <w:szCs w:val="24"/>
+              </w:rPr>
+            </w:pPr>
           </w:p>
         </w:tc>
         <w:tc>
@@ -5783,6 +7247,97 @@
               </w:rPr>
               <w:t>Logitech K120 + Logitech B100</w:t>
             </w:r>
+            <w:r>
+              <w:rPr>
+                <w:sz w:val="24"/>
+                <w:szCs w:val="24"/>
+              </w:rPr>
+              <w:t>:</w:t>
+            </w:r>
+          </w:p>
+          <w:p>
+            <w:pPr>
+              <w:pStyle w:val="a"/>
+              <w:numPr>
+                <w:ilvl w:val="0"/>
+                <w:numId w:val="16"/>
+              </w:numPr>
+              <w:rPr>
+                <w:sz w:val="24"/>
+                <w:szCs w:val="24"/>
+              </w:rPr>
+            </w:pPr>
+            <w:r>
+              <w:rPr>
+                <w:sz w:val="24"/>
+                <w:szCs w:val="24"/>
+              </w:rPr>
+              <w:t>Тип клавиатуры: мембранная, проводная, полноразмерная (104 клавиши)</w:t>
+            </w:r>
+          </w:p>
+          <w:p>
+            <w:pPr>
+              <w:pStyle w:val="a"/>
+              <w:numPr>
+                <w:ilvl w:val="0"/>
+                <w:numId w:val="16"/>
+              </w:numPr>
+              <w:rPr>
+                <w:sz w:val="24"/>
+                <w:szCs w:val="24"/>
+              </w:rPr>
+            </w:pPr>
+            <w:r>
+              <w:rPr>
+                <w:sz w:val="24"/>
+                <w:szCs w:val="24"/>
+              </w:rPr>
+              <w:t xml:space="preserve">Тип мыши: проводная, светодиодный сенсор, разрешение 1000 </w:t>
+            </w:r>
+            <w:r>
+              <w:rPr>
+                <w:sz w:val="24"/>
+                <w:szCs w:val="24"/>
+                <w:lang w:val="en-US"/>
+              </w:rPr>
+              <w:t>DPI</w:t>
+            </w:r>
+            <w:r>
+              <w:rPr>
+                <w:sz w:val="24"/>
+                <w:szCs w:val="24"/>
+              </w:rPr>
+              <w:t>, 3 кнопки</w:t>
+            </w:r>
+          </w:p>
+          <w:p>
+            <w:pPr>
+              <w:pStyle w:val="a"/>
+              <w:numPr>
+                <w:ilvl w:val="0"/>
+                <w:numId w:val="16"/>
+              </w:numPr>
+              <w:rPr>
+                <w:sz w:val="24"/>
+                <w:szCs w:val="24"/>
+              </w:rPr>
+            </w:pPr>
+            <w:r>
+              <w:rPr>
+                <w:sz w:val="24"/>
+                <w:szCs w:val="24"/>
+              </w:rPr>
+              <w:t>Подключение: USB</w:t>
+            </w:r>
+          </w:p>
+          <w:p>
+            <w:pPr>
+              <w:ind w:firstLine="0"/>
+              <w:rPr>
+                <w:sz w:val="24"/>
+                <w:szCs w:val="24"/>
+              </w:rPr>
+            </w:pPr>
           </w:p>
         </w:tc>
         <w:tc>
@@ -5912,6 +7467,177 @@
                 <w:szCs w:val="24"/>
               </w:rPr>
               <w:t>Medium</w:t>
+            </w:r>
+            <w:proofErr w:type="spellEnd"/>
+            <w:r>
+              <w:rPr>
+                <w:sz w:val="24"/>
+                <w:szCs w:val="24"/>
+              </w:rPr>
+              <w:t>:</w:t>
+            </w:r>
+          </w:p>
+          <w:p>
+            <w:pPr>
+              <w:pStyle w:val="a"/>
+              <w:numPr>
+                <w:ilvl w:val="0"/>
+                <w:numId w:val="17"/>
+              </w:numPr>
+              <w:rPr>
+                <w:sz w:val="24"/>
+                <w:szCs w:val="24"/>
+              </w:rPr>
+            </w:pPr>
+            <w:r>
+              <w:rPr>
+                <w:sz w:val="24"/>
+                <w:szCs w:val="24"/>
+              </w:rPr>
+              <w:t>Способ ввода: перьевой</w:t>
+            </w:r>
+          </w:p>
+          <w:p>
+            <w:pPr>
+              <w:pStyle w:val="a"/>
+              <w:numPr>
+                <w:ilvl w:val="0"/>
+                <w:numId w:val="17"/>
+              </w:numPr>
+              <w:rPr>
+                <w:sz w:val="24"/>
+                <w:szCs w:val="24"/>
+              </w:rPr>
+            </w:pPr>
+            <w:r>
+              <w:rPr>
+                <w:sz w:val="24"/>
+                <w:szCs w:val="24"/>
+              </w:rPr>
+              <w:t xml:space="preserve">Активная область рисования: 224 × 148 мм, формат </w:t>
+            </w:r>
+            <w:r>
+              <w:rPr>
+                <w:sz w:val="24"/>
+                <w:szCs w:val="24"/>
+                <w:lang w:val="en-US"/>
+              </w:rPr>
+              <w:t>A</w:t>
+            </w:r>
+            <w:r>
+              <w:rPr>
+                <w:sz w:val="24"/>
+                <w:szCs w:val="24"/>
+              </w:rPr>
+              <w:t>5</w:t>
+            </w:r>
+          </w:p>
+          <w:p>
+            <w:pPr>
+              <w:pStyle w:val="a"/>
+              <w:numPr>
+                <w:ilvl w:val="0"/>
+                <w:numId w:val="17"/>
+              </w:numPr>
+              <w:rPr>
+                <w:sz w:val="24"/>
+                <w:szCs w:val="24"/>
+              </w:rPr>
+            </w:pPr>
+            <w:r>
+              <w:rPr>
+                <w:sz w:val="24"/>
+                <w:szCs w:val="24"/>
+              </w:rPr>
+              <w:t>Время отклика: 200 точек в секунду</w:t>
+            </w:r>
+          </w:p>
+          <w:p>
+            <w:pPr>
+              <w:pStyle w:val="a"/>
+              <w:numPr>
+                <w:ilvl w:val="0"/>
+                <w:numId w:val="17"/>
+              </w:numPr>
+              <w:rPr>
+                <w:sz w:val="24"/>
+                <w:szCs w:val="24"/>
+              </w:rPr>
+            </w:pPr>
+            <w:r>
+              <w:rPr>
+                <w:sz w:val="24"/>
+                <w:szCs w:val="24"/>
+              </w:rPr>
+              <w:t>Чувствительность пера к нажатию: 8192 уровня</w:t>
+            </w:r>
+          </w:p>
+          <w:p>
+            <w:pPr>
+              <w:pStyle w:val="a"/>
+              <w:numPr>
+                <w:ilvl w:val="0"/>
+                <w:numId w:val="17"/>
+              </w:numPr>
+              <w:rPr>
+                <w:sz w:val="24"/>
+                <w:szCs w:val="24"/>
+              </w:rPr>
+            </w:pPr>
+            <w:r>
+              <w:rPr>
+                <w:sz w:val="24"/>
+                <w:szCs w:val="24"/>
+              </w:rPr>
+              <w:t>Точность пера: 0.25 мм</w:t>
+            </w:r>
+          </w:p>
+          <w:p>
+            <w:pPr>
+              <w:pStyle w:val="a"/>
+              <w:numPr>
+                <w:ilvl w:val="0"/>
+                <w:numId w:val="17"/>
+              </w:numPr>
+              <w:rPr>
+                <w:sz w:val="24"/>
+                <w:szCs w:val="24"/>
+              </w:rPr>
+            </w:pPr>
+            <w:r>
+              <w:rPr>
+                <w:sz w:val="24"/>
+                <w:szCs w:val="24"/>
+              </w:rPr>
+              <w:t>Подключение: Bluetooth и USB-кабель</w:t>
+            </w:r>
+          </w:p>
+          <w:p>
+            <w:pPr>
+              <w:pStyle w:val="a"/>
+              <w:numPr>
+                <w:ilvl w:val="0"/>
+                <w:numId w:val="17"/>
+              </w:numPr>
+              <w:rPr>
+                <w:sz w:val="24"/>
+                <w:szCs w:val="24"/>
+              </w:rPr>
+            </w:pPr>
+            <w:r>
+              <w:rPr>
+                <w:sz w:val="24"/>
+                <w:szCs w:val="24"/>
+              </w:rPr>
+              <w:t xml:space="preserve">Совместимость: Windows / macOS, официальная поддержка Adobe </w:t>
+            </w:r>
+            <w:proofErr w:type="spellStart"/>
+            <w:r>
+              <w:rPr>
+                <w:sz w:val="24"/>
+                <w:szCs w:val="24"/>
+              </w:rPr>
+              <w:t>Animate</w:t>
             </w:r>
             <w:proofErr w:type="spellEnd"/>
           </w:p>
@@ -5969,14 +7695,16 @@
               <w:rPr>
                 <w:b/>
                 <w:bCs/>
-                <w:szCs w:val="28"/>
+                <w:sz w:val="24"/>
+                <w:szCs w:val="24"/>
               </w:rPr>
             </w:pPr>
             <w:r>
               <w:rPr>
                 <w:b/>
                 <w:bCs/>
-                <w:szCs w:val="28"/>
+                <w:sz w:val="24"/>
+                <w:szCs w:val="24"/>
               </w:rPr>
               <w:t>Итого:</w:t>
             </w:r>
@@ -6334,208 +8062,119 @@
     </w:lvl>
   </w:abstractNum>
   <w:abstractNum w:abstractNumId="1" w15:restartNumberingAfterBreak="0">
-    <w:nsid w:val="033E0923"/>
+    <w:nsid w:val="03D70340"/>
     <w:multiLevelType w:val="hybridMultilevel"/>
-    <w:tmpl w:val="6210651A"/>
-    <w:lvl w:ilvl="0" w:tplc="E6A4C98E">
-      <w:start w:val="1"/>
-      <w:numFmt w:val="decimal"/>
-      <w:lvlText w:val="%1."/>
-      <w:lvlJc w:val="left"/>
-      <w:pPr>
-        <w:ind w:left="1353" w:hanging="360"/>
-      </w:pPr>
-      <w:rPr>
-        <w:rFonts w:hint="default"/>
-      </w:rPr>
-    </w:lvl>
-    <w:lvl w:ilvl="1" w:tplc="04190019" w:tentative="1">
-      <w:start w:val="1"/>
-      <w:numFmt w:val="lowerLetter"/>
-      <w:lvlText w:val="%2."/>
-      <w:lvlJc w:val="left"/>
-      <w:pPr>
-        <w:ind w:left="1724" w:hanging="360"/>
-      </w:pPr>
-    </w:lvl>
-    <w:lvl w:ilvl="2" w:tplc="0419001B" w:tentative="1">
-      <w:start w:val="1"/>
-      <w:numFmt w:val="lowerRoman"/>
-      <w:lvlText w:val="%3."/>
-      <w:lvlJc w:val="right"/>
-      <w:pPr>
-        <w:ind w:left="2444" w:hanging="180"/>
-      </w:pPr>
-    </w:lvl>
-    <w:lvl w:ilvl="3" w:tplc="0419000F" w:tentative="1">
-      <w:start w:val="1"/>
-      <w:numFmt w:val="decimal"/>
-      <w:lvlText w:val="%4."/>
-      <w:lvlJc w:val="left"/>
-      <w:pPr>
-        <w:ind w:left="3164" w:hanging="360"/>
-      </w:pPr>
-    </w:lvl>
-    <w:lvl w:ilvl="4" w:tplc="04190019" w:tentative="1">
-      <w:start w:val="1"/>
-      <w:numFmt w:val="lowerLetter"/>
-      <w:lvlText w:val="%5."/>
-      <w:lvlJc w:val="left"/>
-      <w:pPr>
-        <w:ind w:left="3884" w:hanging="360"/>
-      </w:pPr>
-    </w:lvl>
-    <w:lvl w:ilvl="5" w:tplc="0419001B" w:tentative="1">
-      <w:start w:val="1"/>
-      <w:numFmt w:val="lowerRoman"/>
-      <w:lvlText w:val="%6."/>
-      <w:lvlJc w:val="right"/>
-      <w:pPr>
-        <w:ind w:left="4604" w:hanging="180"/>
-      </w:pPr>
-    </w:lvl>
-    <w:lvl w:ilvl="6" w:tplc="0419000F" w:tentative="1">
-      <w:start w:val="1"/>
-      <w:numFmt w:val="decimal"/>
-      <w:lvlText w:val="%7."/>
-      <w:lvlJc w:val="left"/>
-      <w:pPr>
-        <w:ind w:left="5324" w:hanging="360"/>
-      </w:pPr>
-    </w:lvl>
-    <w:lvl w:ilvl="7" w:tplc="04190019" w:tentative="1">
-      <w:start w:val="1"/>
-      <w:numFmt w:val="lowerLetter"/>
-      <w:lvlText w:val="%8."/>
-      <w:lvlJc w:val="left"/>
-      <w:pPr>
-        <w:ind w:left="6044" w:hanging="360"/>
-      </w:pPr>
-    </w:lvl>
-    <w:lvl w:ilvl="8" w:tplc="0419001B" w:tentative="1">
-      <w:start w:val="1"/>
-      <w:numFmt w:val="lowerRoman"/>
-      <w:lvlText w:val="%9."/>
-      <w:lvlJc w:val="right"/>
-      <w:pPr>
-        <w:ind w:left="6764" w:hanging="180"/>
-      </w:pPr>
+    <w:tmpl w:val="B67433DA"/>
+    <w:lvl w:ilvl="0" w:tplc="04190001">
+      <w:start w:val="1"/>
+      <w:numFmt w:val="bullet"/>
+      <w:lvlText w:val=""/>
+      <w:lvlJc w:val="left"/>
+      <w:pPr>
+        <w:ind w:left="720" w:hanging="360"/>
+      </w:pPr>
+      <w:rPr>
+        <w:rFonts w:ascii="Symbol" w:hAnsi="Symbol" w:hint="default"/>
+      </w:rPr>
+    </w:lvl>
+    <w:lvl w:ilvl="1" w:tplc="04190003" w:tentative="1">
+      <w:start w:val="1"/>
+      <w:numFmt w:val="bullet"/>
+      <w:lvlText w:val="o"/>
+      <w:lvlJc w:val="left"/>
+      <w:pPr>
+        <w:ind w:left="1440" w:hanging="360"/>
+      </w:pPr>
+      <w:rPr>
+        <w:rFonts w:ascii="Courier New" w:hAnsi="Courier New" w:cs="Courier New" w:hint="default"/>
+      </w:rPr>
+    </w:lvl>
+    <w:lvl w:ilvl="2" w:tplc="04190005" w:tentative="1">
+      <w:start w:val="1"/>
+      <w:numFmt w:val="bullet"/>
+      <w:lvlText w:val=""/>
+      <w:lvlJc w:val="left"/>
+      <w:pPr>
+        <w:ind w:left="2160" w:hanging="360"/>
+      </w:pPr>
+      <w:rPr>
+        <w:rFonts w:ascii="Wingdings" w:hAnsi="Wingdings" w:hint="default"/>
+      </w:rPr>
+    </w:lvl>
+    <w:lvl w:ilvl="3" w:tplc="04190001" w:tentative="1">
+      <w:start w:val="1"/>
+      <w:numFmt w:val="bullet"/>
+      <w:lvlText w:val=""/>
+      <w:lvlJc w:val="left"/>
+      <w:pPr>
+        <w:ind w:left="2880" w:hanging="360"/>
+      </w:pPr>
+      <w:rPr>
+        <w:rFonts w:ascii="Symbol" w:hAnsi="Symbol" w:hint="default"/>
+      </w:rPr>
+    </w:lvl>
+    <w:lvl w:ilvl="4" w:tplc="04190003" w:tentative="1">
+      <w:start w:val="1"/>
+      <w:numFmt w:val="bullet"/>
+      <w:lvlText w:val="o"/>
+      <w:lvlJc w:val="left"/>
+      <w:pPr>
+        <w:ind w:left="3600" w:hanging="360"/>
+      </w:pPr>
+      <w:rPr>
+        <w:rFonts w:ascii="Courier New" w:hAnsi="Courier New" w:cs="Courier New" w:hint="default"/>
+      </w:rPr>
+    </w:lvl>
+    <w:lvl w:ilvl="5" w:tplc="04190005" w:tentative="1">
+      <w:start w:val="1"/>
+      <w:numFmt w:val="bullet"/>
+      <w:lvlText w:val=""/>
+      <w:lvlJc w:val="left"/>
+      <w:pPr>
+        <w:ind w:left="4320" w:hanging="360"/>
+      </w:pPr>
+      <w:rPr>
+        <w:rFonts w:ascii="Wingdings" w:hAnsi="Wingdings" w:hint="default"/>
+      </w:rPr>
+    </w:lvl>
+    <w:lvl w:ilvl="6" w:tplc="04190001" w:tentative="1">
+      <w:start w:val="1"/>
+      <w:numFmt w:val="bullet"/>
+      <w:lvlText w:val=""/>
+      <w:lvlJc w:val="left"/>
+      <w:pPr>
+        <w:ind w:left="5040" w:hanging="360"/>
+      </w:pPr>
+      <w:rPr>
+        <w:rFonts w:ascii="Symbol" w:hAnsi="Symbol" w:hint="default"/>
+      </w:rPr>
+    </w:lvl>
+    <w:lvl w:ilvl="7" w:tplc="04190003" w:tentative="1">
+      <w:start w:val="1"/>
+      <w:numFmt w:val="bullet"/>
+      <w:lvlText w:val="o"/>
+      <w:lvlJc w:val="left"/>
+      <w:pPr>
+        <w:ind w:left="5760" w:hanging="360"/>
+      </w:pPr>
+      <w:rPr>
+        <w:rFonts w:ascii="Courier New" w:hAnsi="Courier New" w:cs="Courier New" w:hint="default"/>
+      </w:rPr>
+    </w:lvl>
+    <w:lvl w:ilvl="8" w:tplc="04190005" w:tentative="1">
+      <w:start w:val="1"/>
+      <w:numFmt w:val="bullet"/>
+      <w:lvlText w:val=""/>
+      <w:lvlJc w:val="left"/>
+      <w:pPr>
+        <w:ind w:left="6480" w:hanging="360"/>
+      </w:pPr>
+      <w:rPr>
+        <w:rFonts w:ascii="Wingdings" w:hAnsi="Wingdings" w:hint="default"/>
+      </w:rPr>
     </w:lvl>
   </w:abstractNum>
   <w:abstractNum w:abstractNumId="2" w15:restartNumberingAfterBreak="0">
-    <w:nsid w:val="08141576"/>
-    <w:multiLevelType w:val="hybridMultilevel"/>
-    <w:tmpl w:val="0442AE02"/>
-    <w:lvl w:ilvl="0" w:tplc="6F00C556">
-      <w:start w:val="3"/>
-      <w:numFmt w:val="bullet"/>
-      <w:lvlText w:val=""/>
-      <w:lvlJc w:val="left"/>
-      <w:pPr>
-        <w:ind w:left="1069" w:hanging="360"/>
-      </w:pPr>
-      <w:rPr>
-        <w:rFonts w:ascii="Times New Roman" w:eastAsia="Times New Roman" w:hAnsi="Times New Roman" w:cs="Times New Roman" w:hint="default"/>
-      </w:rPr>
-    </w:lvl>
-    <w:lvl w:ilvl="1" w:tplc="04190003" w:tentative="1">
-      <w:start w:val="1"/>
-      <w:numFmt w:val="bullet"/>
-      <w:lvlText w:val="o"/>
-      <w:lvlJc w:val="left"/>
-      <w:pPr>
-        <w:ind w:left="1789" w:hanging="360"/>
-      </w:pPr>
-      <w:rPr>
-        <w:rFonts w:ascii="Courier New" w:hAnsi="Courier New" w:cs="Courier New" w:hint="default"/>
-      </w:rPr>
-    </w:lvl>
-    <w:lvl w:ilvl="2" w:tplc="04190005" w:tentative="1">
-      <w:start w:val="1"/>
-      <w:numFmt w:val="bullet"/>
-      <w:lvlText w:val=""/>
-      <w:lvlJc w:val="left"/>
-      <w:pPr>
-        <w:ind w:left="2509" w:hanging="360"/>
-      </w:pPr>
-      <w:rPr>
-        <w:rFonts w:ascii="Wingdings" w:hAnsi="Wingdings" w:hint="default"/>
-      </w:rPr>
-    </w:lvl>
-    <w:lvl w:ilvl="3" w:tplc="04190001" w:tentative="1">
-      <w:start w:val="1"/>
-      <w:numFmt w:val="bullet"/>
-      <w:lvlText w:val=""/>
-      <w:lvlJc w:val="left"/>
-      <w:pPr>
-        <w:ind w:left="3229" w:hanging="360"/>
-      </w:pPr>
-      <w:rPr>
-        <w:rFonts w:ascii="Symbol" w:hAnsi="Symbol" w:hint="default"/>
-      </w:rPr>
-    </w:lvl>
-    <w:lvl w:ilvl="4" w:tplc="04190003" w:tentative="1">
-      <w:start w:val="1"/>
-      <w:numFmt w:val="bullet"/>
-      <w:lvlText w:val="o"/>
-      <w:lvlJc w:val="left"/>
-      <w:pPr>
-        <w:ind w:left="3949" w:hanging="360"/>
-      </w:pPr>
-      <w:rPr>
-        <w:rFonts w:ascii="Courier New" w:hAnsi="Courier New" w:cs="Courier New" w:hint="default"/>
-      </w:rPr>
-    </w:lvl>
-    <w:lvl w:ilvl="5" w:tplc="04190005" w:tentative="1">
-      <w:start w:val="1"/>
-      <w:numFmt w:val="bullet"/>
-      <w:lvlText w:val=""/>
-      <w:lvlJc w:val="left"/>
-      <w:pPr>
-        <w:ind w:left="4669" w:hanging="360"/>
-      </w:pPr>
-      <w:rPr>
-        <w:rFonts w:ascii="Wingdings" w:hAnsi="Wingdings" w:hint="default"/>
-      </w:rPr>
-    </w:lvl>
-    <w:lvl w:ilvl="6" w:tplc="04190001" w:tentative="1">
-      <w:start w:val="1"/>
-      <w:numFmt w:val="bullet"/>
-      <w:lvlText w:val=""/>
-      <w:lvlJc w:val="left"/>
-      <w:pPr>
-        <w:ind w:left="5389" w:hanging="360"/>
-      </w:pPr>
-      <w:rPr>
-        <w:rFonts w:ascii="Symbol" w:hAnsi="Symbol" w:hint="default"/>
-      </w:rPr>
-    </w:lvl>
-    <w:lvl w:ilvl="7" w:tplc="04190003" w:tentative="1">
-      <w:start w:val="1"/>
-      <w:numFmt w:val="bullet"/>
-      <w:lvlText w:val="o"/>
-      <w:lvlJc w:val="left"/>
-      <w:pPr>
-        <w:ind w:left="6109" w:hanging="360"/>
-      </w:pPr>
-      <w:rPr>
-        <w:rFonts w:ascii="Courier New" w:hAnsi="Courier New" w:cs="Courier New" w:hint="default"/>
-      </w:rPr>
-    </w:lvl>
-    <w:lvl w:ilvl="8" w:tplc="04190005" w:tentative="1">
-      <w:start w:val="1"/>
-      <w:numFmt w:val="bullet"/>
-      <w:lvlText w:val=""/>
-      <w:lvlJc w:val="left"/>
-      <w:pPr>
-        <w:ind w:left="6829" w:hanging="360"/>
-      </w:pPr>
-      <w:rPr>
-        <w:rFonts w:ascii="Wingdings" w:hAnsi="Wingdings" w:hint="default"/>
-      </w:rPr>
-    </w:lvl>
-  </w:abstractNum>
-  <w:abstractNum w:abstractNumId="3" w15:restartNumberingAfterBreak="0">
     <w:nsid w:val="094B306D"/>
     <w:multiLevelType w:val="hybridMultilevel"/>
     <w:tmpl w:val="7E7A9A5C"/>
@@ -6647,19 +8286,133 @@
       </w:rPr>
     </w:lvl>
   </w:abstractNum>
+  <w:abstractNum w:abstractNumId="3" w15:restartNumberingAfterBreak="0">
+    <w:nsid w:val="187A28ED"/>
+    <w:multiLevelType w:val="hybridMultilevel"/>
+    <w:tmpl w:val="83DC0E38"/>
+    <w:lvl w:ilvl="0" w:tplc="04190001">
+      <w:start w:val="1"/>
+      <w:numFmt w:val="bullet"/>
+      <w:lvlText w:val=""/>
+      <w:lvlJc w:val="left"/>
+      <w:pPr>
+        <w:ind w:left="720" w:hanging="360"/>
+      </w:pPr>
+      <w:rPr>
+        <w:rFonts w:ascii="Symbol" w:hAnsi="Symbol" w:hint="default"/>
+      </w:rPr>
+    </w:lvl>
+    <w:lvl w:ilvl="1" w:tplc="04190003" w:tentative="1">
+      <w:start w:val="1"/>
+      <w:numFmt w:val="bullet"/>
+      <w:lvlText w:val="o"/>
+      <w:lvlJc w:val="left"/>
+      <w:pPr>
+        <w:ind w:left="1440" w:hanging="360"/>
+      </w:pPr>
+      <w:rPr>
+        <w:rFonts w:ascii="Courier New" w:hAnsi="Courier New" w:cs="Courier New" w:hint="default"/>
+      </w:rPr>
+    </w:lvl>
+    <w:lvl w:ilvl="2" w:tplc="04190005" w:tentative="1">
+      <w:start w:val="1"/>
+      <w:numFmt w:val="bullet"/>
+      <w:lvlText w:val=""/>
+      <w:lvlJc w:val="left"/>
+      <w:pPr>
+        <w:ind w:left="2160" w:hanging="360"/>
+      </w:pPr>
+      <w:rPr>
+        <w:rFonts w:ascii="Wingdings" w:hAnsi="Wingdings" w:hint="default"/>
+      </w:rPr>
+    </w:lvl>
+    <w:lvl w:ilvl="3" w:tplc="04190001" w:tentative="1">
+      <w:start w:val="1"/>
+      <w:numFmt w:val="bullet"/>
+      <w:lvlText w:val=""/>
+      <w:lvlJc w:val="left"/>
+      <w:pPr>
+        <w:ind w:left="2880" w:hanging="360"/>
+      </w:pPr>
+      <w:rPr>
+        <w:rFonts w:ascii="Symbol" w:hAnsi="Symbol" w:hint="default"/>
+      </w:rPr>
+    </w:lvl>
+    <w:lvl w:ilvl="4" w:tplc="04190003" w:tentative="1">
+      <w:start w:val="1"/>
+      <w:numFmt w:val="bullet"/>
+      <w:lvlText w:val="o"/>
+      <w:lvlJc w:val="left"/>
+      <w:pPr>
+        <w:ind w:left="3600" w:hanging="360"/>
+      </w:pPr>
+      <w:rPr>
+        <w:rFonts w:ascii="Courier New" w:hAnsi="Courier New" w:cs="Courier New" w:hint="default"/>
+      </w:rPr>
+    </w:lvl>
+    <w:lvl w:ilvl="5" w:tplc="04190005" w:tentative="1">
+      <w:start w:val="1"/>
+      <w:numFmt w:val="bullet"/>
+      <w:lvlText w:val=""/>
+      <w:lvlJc w:val="left"/>
+      <w:pPr>
+        <w:ind w:left="4320" w:hanging="360"/>
+      </w:pPr>
+      <w:rPr>
+        <w:rFonts w:ascii="Wingdings" w:hAnsi="Wingdings" w:hint="default"/>
+      </w:rPr>
+    </w:lvl>
+    <w:lvl w:ilvl="6" w:tplc="04190001" w:tentative="1">
+      <w:start w:val="1"/>
+      <w:numFmt w:val="bullet"/>
+      <w:lvlText w:val=""/>
+      <w:lvlJc w:val="left"/>
+      <w:pPr>
+        <w:ind w:left="5040" w:hanging="360"/>
+      </w:pPr>
+      <w:rPr>
+        <w:rFonts w:ascii="Symbol" w:hAnsi="Symbol" w:hint="default"/>
+      </w:rPr>
+    </w:lvl>
+    <w:lvl w:ilvl="7" w:tplc="04190003" w:tentative="1">
+      <w:start w:val="1"/>
+      <w:numFmt w:val="bullet"/>
+      <w:lvlText w:val="o"/>
+      <w:lvlJc w:val="left"/>
+      <w:pPr>
+        <w:ind w:left="5760" w:hanging="360"/>
+      </w:pPr>
+      <w:rPr>
+        <w:rFonts w:ascii="Courier New" w:hAnsi="Courier New" w:cs="Courier New" w:hint="default"/>
+      </w:rPr>
+    </w:lvl>
+    <w:lvl w:ilvl="8" w:tplc="04190005" w:tentative="1">
+      <w:start w:val="1"/>
+      <w:numFmt w:val="bullet"/>
+      <w:lvlText w:val=""/>
+      <w:lvlJc w:val="left"/>
+      <w:pPr>
+        <w:ind w:left="6480" w:hanging="360"/>
+      </w:pPr>
+      <w:rPr>
+        <w:rFonts w:ascii="Wingdings" w:hAnsi="Wingdings" w:hint="default"/>
+      </w:rPr>
+    </w:lvl>
+  </w:abstractNum>
   <w:abstractNum w:abstractNumId="4" w15:restartNumberingAfterBreak="0">
-    <w:nsid w:val="20E53580"/>
+    <w:nsid w:val="1A1D1148"/>
     <w:multiLevelType w:val="hybridMultilevel"/>
-    <w:tmpl w:val="558444CC"/>
-    <w:lvl w:ilvl="0" w:tplc="B2BED636">
-      <w:numFmt w:val="bullet"/>
-      <w:lvlText w:val="•"/>
-      <w:lvlJc w:val="left"/>
-      <w:pPr>
-        <w:ind w:left="2062" w:hanging="360"/>
-      </w:pPr>
-      <w:rPr>
-        <w:rFonts w:ascii="Times New Roman" w:eastAsia="Times New Roman" w:hAnsi="Times New Roman" w:cs="Times New Roman" w:hint="default"/>
+    <w:tmpl w:val="3F286676"/>
+    <w:lvl w:ilvl="0" w:tplc="04190001">
+      <w:start w:val="1"/>
+      <w:numFmt w:val="bullet"/>
+      <w:lvlText w:val=""/>
+      <w:lvlJc w:val="left"/>
+      <w:pPr>
+        <w:ind w:left="720" w:hanging="360"/>
+      </w:pPr>
+      <w:rPr>
+        <w:rFonts w:ascii="Symbol" w:hAnsi="Symbol" w:hint="default"/>
       </w:rPr>
     </w:lvl>
     <w:lvl w:ilvl="1" w:tplc="04190003" w:tentative="1">
@@ -6668,7 +8421,7 @@
       <w:lvlText w:val="o"/>
       <w:lvlJc w:val="left"/>
       <w:pPr>
-        <w:ind w:left="2149" w:hanging="360"/>
+        <w:ind w:left="1440" w:hanging="360"/>
       </w:pPr>
       <w:rPr>
         <w:rFonts w:ascii="Courier New" w:hAnsi="Courier New" w:cs="Courier New" w:hint="default"/>
@@ -6680,7 +8433,7 @@
       <w:lvlText w:val=""/>
       <w:lvlJc w:val="left"/>
       <w:pPr>
-        <w:ind w:left="2869" w:hanging="360"/>
+        <w:ind w:left="2160" w:hanging="360"/>
       </w:pPr>
       <w:rPr>
         <w:rFonts w:ascii="Wingdings" w:hAnsi="Wingdings" w:hint="default"/>
@@ -6692,7 +8445,7 @@
       <w:lvlText w:val=""/>
       <w:lvlJc w:val="left"/>
       <w:pPr>
-        <w:ind w:left="3589" w:hanging="360"/>
+        <w:ind w:left="2880" w:hanging="360"/>
       </w:pPr>
       <w:rPr>
         <w:rFonts w:ascii="Symbol" w:hAnsi="Symbol" w:hint="default"/>
@@ -6704,7 +8457,7 @@
       <w:lvlText w:val="o"/>
       <w:lvlJc w:val="left"/>
       <w:pPr>
-        <w:ind w:left="4309" w:hanging="360"/>
+        <w:ind w:left="3600" w:hanging="360"/>
       </w:pPr>
       <w:rPr>
         <w:rFonts w:ascii="Courier New" w:hAnsi="Courier New" w:cs="Courier New" w:hint="default"/>
@@ -6716,7 +8469,7 @@
       <w:lvlText w:val=""/>
       <w:lvlJc w:val="left"/>
       <w:pPr>
-        <w:ind w:left="5029" w:hanging="360"/>
+        <w:ind w:left="4320" w:hanging="360"/>
       </w:pPr>
       <w:rPr>
         <w:rFonts w:ascii="Wingdings" w:hAnsi="Wingdings" w:hint="default"/>
@@ -6728,7 +8481,7 @@
       <w:lvlText w:val=""/>
       <w:lvlJc w:val="left"/>
       <w:pPr>
-        <w:ind w:left="5749" w:hanging="360"/>
+        <w:ind w:left="5040" w:hanging="360"/>
       </w:pPr>
       <w:rPr>
         <w:rFonts w:ascii="Symbol" w:hAnsi="Symbol" w:hint="default"/>
@@ -6740,7 +8493,7 @@
       <w:lvlText w:val="o"/>
       <w:lvlJc w:val="left"/>
       <w:pPr>
-        <w:ind w:left="6469" w:hanging="360"/>
+        <w:ind w:left="5760" w:hanging="360"/>
       </w:pPr>
       <w:rPr>
         <w:rFonts w:ascii="Courier New" w:hAnsi="Courier New" w:cs="Courier New" w:hint="default"/>
@@ -6752,7 +8505,7 @@
       <w:lvlText w:val=""/>
       <w:lvlJc w:val="left"/>
       <w:pPr>
-        <w:ind w:left="7189" w:hanging="360"/>
+        <w:ind w:left="6480" w:hanging="360"/>
       </w:pPr>
       <w:rPr>
         <w:rFonts w:ascii="Wingdings" w:hAnsi="Wingdings" w:hint="default"/>
@@ -6760,181 +8513,119 @@
     </w:lvl>
   </w:abstractNum>
   <w:abstractNum w:abstractNumId="5" w15:restartNumberingAfterBreak="0">
-    <w:nsid w:val="29990679"/>
+    <w:nsid w:val="1DEC0AF6"/>
     <w:multiLevelType w:val="hybridMultilevel"/>
-    <w:tmpl w:val="16B6A4A8"/>
-    <w:lvl w:ilvl="0" w:tplc="0419000F">
-      <w:start w:val="1"/>
-      <w:numFmt w:val="decimal"/>
-      <w:lvlText w:val="%1."/>
-      <w:lvlJc w:val="left"/>
-      <w:pPr>
-        <w:ind w:left="1429" w:hanging="360"/>
-      </w:pPr>
-    </w:lvl>
-    <w:lvl w:ilvl="1" w:tplc="04190019" w:tentative="1">
-      <w:start w:val="1"/>
-      <w:numFmt w:val="lowerLetter"/>
-      <w:lvlText w:val="%2."/>
-      <w:lvlJc w:val="left"/>
-      <w:pPr>
-        <w:ind w:left="2149" w:hanging="360"/>
-      </w:pPr>
-    </w:lvl>
-    <w:lvl w:ilvl="2" w:tplc="0419001B" w:tentative="1">
-      <w:start w:val="1"/>
-      <w:numFmt w:val="lowerRoman"/>
-      <w:lvlText w:val="%3."/>
-      <w:lvlJc w:val="right"/>
-      <w:pPr>
-        <w:ind w:left="2869" w:hanging="180"/>
-      </w:pPr>
-    </w:lvl>
-    <w:lvl w:ilvl="3" w:tplc="0419000F" w:tentative="1">
-      <w:start w:val="1"/>
-      <w:numFmt w:val="decimal"/>
-      <w:lvlText w:val="%4."/>
-      <w:lvlJc w:val="left"/>
-      <w:pPr>
-        <w:ind w:left="3589" w:hanging="360"/>
-      </w:pPr>
-    </w:lvl>
-    <w:lvl w:ilvl="4" w:tplc="04190019" w:tentative="1">
-      <w:start w:val="1"/>
-      <w:numFmt w:val="lowerLetter"/>
-      <w:lvlText w:val="%5."/>
-      <w:lvlJc w:val="left"/>
-      <w:pPr>
-        <w:ind w:left="4309" w:hanging="360"/>
-      </w:pPr>
-    </w:lvl>
-    <w:lvl w:ilvl="5" w:tplc="0419001B" w:tentative="1">
-      <w:start w:val="1"/>
-      <w:numFmt w:val="lowerRoman"/>
-      <w:lvlText w:val="%6."/>
-      <w:lvlJc w:val="right"/>
-      <w:pPr>
-        <w:ind w:left="5029" w:hanging="180"/>
-      </w:pPr>
-    </w:lvl>
-    <w:lvl w:ilvl="6" w:tplc="0419000F" w:tentative="1">
-      <w:start w:val="1"/>
-      <w:numFmt w:val="decimal"/>
-      <w:lvlText w:val="%7."/>
-      <w:lvlJc w:val="left"/>
-      <w:pPr>
-        <w:ind w:left="5749" w:hanging="360"/>
-      </w:pPr>
-    </w:lvl>
-    <w:lvl w:ilvl="7" w:tplc="04190019" w:tentative="1">
-      <w:start w:val="1"/>
-      <w:numFmt w:val="lowerLetter"/>
-      <w:lvlText w:val="%8."/>
-      <w:lvlJc w:val="left"/>
-      <w:pPr>
-        <w:ind w:left="6469" w:hanging="360"/>
-      </w:pPr>
-    </w:lvl>
-    <w:lvl w:ilvl="8" w:tplc="0419001B" w:tentative="1">
-      <w:start w:val="1"/>
-      <w:numFmt w:val="lowerRoman"/>
-      <w:lvlText w:val="%9."/>
-      <w:lvlJc w:val="right"/>
-      <w:pPr>
-        <w:ind w:left="7189" w:hanging="180"/>
-      </w:pPr>
+    <w:tmpl w:val="756290BA"/>
+    <w:lvl w:ilvl="0" w:tplc="04190001">
+      <w:start w:val="1"/>
+      <w:numFmt w:val="bullet"/>
+      <w:lvlText w:val=""/>
+      <w:lvlJc w:val="left"/>
+      <w:pPr>
+        <w:ind w:left="720" w:hanging="360"/>
+      </w:pPr>
+      <w:rPr>
+        <w:rFonts w:ascii="Symbol" w:hAnsi="Symbol" w:hint="default"/>
+      </w:rPr>
+    </w:lvl>
+    <w:lvl w:ilvl="1" w:tplc="04190003" w:tentative="1">
+      <w:start w:val="1"/>
+      <w:numFmt w:val="bullet"/>
+      <w:lvlText w:val="o"/>
+      <w:lvlJc w:val="left"/>
+      <w:pPr>
+        <w:ind w:left="1440" w:hanging="360"/>
+      </w:pPr>
+      <w:rPr>
+        <w:rFonts w:ascii="Courier New" w:hAnsi="Courier New" w:cs="Courier New" w:hint="default"/>
+      </w:rPr>
+    </w:lvl>
+    <w:lvl w:ilvl="2" w:tplc="04190005" w:tentative="1">
+      <w:start w:val="1"/>
+      <w:numFmt w:val="bullet"/>
+      <w:lvlText w:val=""/>
+      <w:lvlJc w:val="left"/>
+      <w:pPr>
+        <w:ind w:left="2160" w:hanging="360"/>
+      </w:pPr>
+      <w:rPr>
+        <w:rFonts w:ascii="Wingdings" w:hAnsi="Wingdings" w:hint="default"/>
+      </w:rPr>
+    </w:lvl>
+    <w:lvl w:ilvl="3" w:tplc="04190001" w:tentative="1">
+      <w:start w:val="1"/>
+      <w:numFmt w:val="bullet"/>
+      <w:lvlText w:val=""/>
+      <w:lvlJc w:val="left"/>
+      <w:pPr>
+        <w:ind w:left="2880" w:hanging="360"/>
+      </w:pPr>
+      <w:rPr>
+        <w:rFonts w:ascii="Symbol" w:hAnsi="Symbol" w:hint="default"/>
+      </w:rPr>
+    </w:lvl>
+    <w:lvl w:ilvl="4" w:tplc="04190003" w:tentative="1">
+      <w:start w:val="1"/>
+      <w:numFmt w:val="bullet"/>
+      <w:lvlText w:val="o"/>
+      <w:lvlJc w:val="left"/>
+      <w:pPr>
+        <w:ind w:left="3600" w:hanging="360"/>
+      </w:pPr>
+      <w:rPr>
+        <w:rFonts w:ascii="Courier New" w:hAnsi="Courier New" w:cs="Courier New" w:hint="default"/>
+      </w:rPr>
+    </w:lvl>
+    <w:lvl w:ilvl="5" w:tplc="04190005" w:tentative="1">
+      <w:start w:val="1"/>
+      <w:numFmt w:val="bullet"/>
+      <w:lvlText w:val=""/>
+      <w:lvlJc w:val="left"/>
+      <w:pPr>
+        <w:ind w:left="4320" w:hanging="360"/>
+      </w:pPr>
+      <w:rPr>
+        <w:rFonts w:ascii="Wingdings" w:hAnsi="Wingdings" w:hint="default"/>
+      </w:rPr>
+    </w:lvl>
+    <w:lvl w:ilvl="6" w:tplc="04190001" w:tentative="1">
+      <w:start w:val="1"/>
+      <w:numFmt w:val="bullet"/>
+      <w:lvlText w:val=""/>
+      <w:lvlJc w:val="left"/>
+      <w:pPr>
+        <w:ind w:left="5040" w:hanging="360"/>
+      </w:pPr>
+      <w:rPr>
+        <w:rFonts w:ascii="Symbol" w:hAnsi="Symbol" w:hint="default"/>
+      </w:rPr>
+    </w:lvl>
+    <w:lvl w:ilvl="7" w:tplc="04190003" w:tentative="1">
+      <w:start w:val="1"/>
+      <w:numFmt w:val="bullet"/>
+      <w:lvlText w:val="o"/>
+      <w:lvlJc w:val="left"/>
+      <w:pPr>
+        <w:ind w:left="5760" w:hanging="360"/>
+      </w:pPr>
+      <w:rPr>
+        <w:rFonts w:ascii="Courier New" w:hAnsi="Courier New" w:cs="Courier New" w:hint="default"/>
+      </w:rPr>
+    </w:lvl>
+    <w:lvl w:ilvl="8" w:tplc="04190005" w:tentative="1">
+      <w:start w:val="1"/>
+      <w:numFmt w:val="bullet"/>
+      <w:lvlText w:val=""/>
+      <w:lvlJc w:val="left"/>
+      <w:pPr>
+        <w:ind w:left="6480" w:hanging="360"/>
+      </w:pPr>
+      <w:rPr>
+        <w:rFonts w:ascii="Wingdings" w:hAnsi="Wingdings" w:hint="default"/>
+      </w:rPr>
     </w:lvl>
   </w:abstractNum>
   <w:abstractNum w:abstractNumId="6" w15:restartNumberingAfterBreak="0">
-    <w:nsid w:val="2C4E614F"/>
-    <w:multiLevelType w:val="hybridMultilevel"/>
-    <w:tmpl w:val="E74E4D74"/>
-    <w:lvl w:ilvl="0" w:tplc="E6A4C98E">
-      <w:start w:val="1"/>
-      <w:numFmt w:val="decimal"/>
-      <w:lvlText w:val="%1."/>
-      <w:lvlJc w:val="left"/>
-      <w:pPr>
-        <w:ind w:left="1069" w:hanging="360"/>
-      </w:pPr>
-      <w:rPr>
-        <w:rFonts w:hint="default"/>
-      </w:rPr>
-    </w:lvl>
-    <w:lvl w:ilvl="1" w:tplc="04190019" w:tentative="1">
-      <w:start w:val="1"/>
-      <w:numFmt w:val="lowerLetter"/>
-      <w:lvlText w:val="%2."/>
-      <w:lvlJc w:val="left"/>
-      <w:pPr>
-        <w:ind w:left="1789" w:hanging="360"/>
-      </w:pPr>
-    </w:lvl>
-    <w:lvl w:ilvl="2" w:tplc="0419001B" w:tentative="1">
-      <w:start w:val="1"/>
-      <w:numFmt w:val="lowerRoman"/>
-      <w:lvlText w:val="%3."/>
-      <w:lvlJc w:val="right"/>
-      <w:pPr>
-        <w:ind w:left="2509" w:hanging="180"/>
-      </w:pPr>
-    </w:lvl>
-    <w:lvl w:ilvl="3" w:tplc="0419000F" w:tentative="1">
-      <w:start w:val="1"/>
-      <w:numFmt w:val="decimal"/>
-      <w:lvlText w:val="%4."/>
-      <w:lvlJc w:val="left"/>
-      <w:pPr>
-        <w:ind w:left="3229" w:hanging="360"/>
-      </w:pPr>
-    </w:lvl>
-    <w:lvl w:ilvl="4" w:tplc="04190019" w:tentative="1">
-      <w:start w:val="1"/>
-      <w:numFmt w:val="lowerLetter"/>
-      <w:lvlText w:val="%5."/>
-      <w:lvlJc w:val="left"/>
-      <w:pPr>
-        <w:ind w:left="3949" w:hanging="360"/>
-      </w:pPr>
-    </w:lvl>
-    <w:lvl w:ilvl="5" w:tplc="0419001B" w:tentative="1">
-      <w:start w:val="1"/>
-      <w:numFmt w:val="lowerRoman"/>
-      <w:lvlText w:val="%6."/>
-      <w:lvlJc w:val="right"/>
-      <w:pPr>
-        <w:ind w:left="4669" w:hanging="180"/>
-      </w:pPr>
-    </w:lvl>
-    <w:lvl w:ilvl="6" w:tplc="0419000F" w:tentative="1">
-      <w:start w:val="1"/>
-      <w:numFmt w:val="decimal"/>
-      <w:lvlText w:val="%7."/>
-      <w:lvlJc w:val="left"/>
-      <w:pPr>
-        <w:ind w:left="5389" w:hanging="360"/>
-      </w:pPr>
-    </w:lvl>
-    <w:lvl w:ilvl="7" w:tplc="04190019" w:tentative="1">
-      <w:start w:val="1"/>
-      <w:numFmt w:val="lowerLetter"/>
-      <w:lvlText w:val="%8."/>
-      <w:lvlJc w:val="left"/>
-      <w:pPr>
-        <w:ind w:left="6109" w:hanging="360"/>
-      </w:pPr>
-    </w:lvl>
-    <w:lvl w:ilvl="8" w:tplc="0419001B" w:tentative="1">
-      <w:start w:val="1"/>
-      <w:numFmt w:val="lowerRoman"/>
-      <w:lvlText w:val="%9."/>
-      <w:lvlJc w:val="right"/>
-      <w:pPr>
-        <w:ind w:left="6829" w:hanging="180"/>
-      </w:pPr>
-    </w:lvl>
-  </w:abstractNum>
-  <w:abstractNum w:abstractNumId="7" w15:restartNumberingAfterBreak="0">
     <w:nsid w:val="2ED905E8"/>
     <w:multiLevelType w:val="hybridMultilevel"/>
     <w:tmpl w:val="825EB3C2"/>
@@ -7046,7 +8737,7 @@
       </w:rPr>
     </w:lvl>
   </w:abstractNum>
-  <w:abstractNum w:abstractNumId="8" w15:restartNumberingAfterBreak="0">
+  <w:abstractNum w:abstractNumId="7" w15:restartNumberingAfterBreak="0">
     <w:nsid w:val="30E50FDC"/>
     <w:multiLevelType w:val="hybridMultilevel"/>
     <w:tmpl w:val="4BC2A45C"/>
@@ -7132,19 +8823,133 @@
       </w:pPr>
     </w:lvl>
   </w:abstractNum>
+  <w:abstractNum w:abstractNumId="8" w15:restartNumberingAfterBreak="0">
+    <w:nsid w:val="36616117"/>
+    <w:multiLevelType w:val="hybridMultilevel"/>
+    <w:tmpl w:val="DCEE4A90"/>
+    <w:lvl w:ilvl="0" w:tplc="04190001">
+      <w:start w:val="1"/>
+      <w:numFmt w:val="bullet"/>
+      <w:lvlText w:val=""/>
+      <w:lvlJc w:val="left"/>
+      <w:pPr>
+        <w:ind w:left="720" w:hanging="360"/>
+      </w:pPr>
+      <w:rPr>
+        <w:rFonts w:ascii="Symbol" w:hAnsi="Symbol" w:hint="default"/>
+      </w:rPr>
+    </w:lvl>
+    <w:lvl w:ilvl="1" w:tplc="04190003" w:tentative="1">
+      <w:start w:val="1"/>
+      <w:numFmt w:val="bullet"/>
+      <w:lvlText w:val="o"/>
+      <w:lvlJc w:val="left"/>
+      <w:pPr>
+        <w:ind w:left="1440" w:hanging="360"/>
+      </w:pPr>
+      <w:rPr>
+        <w:rFonts w:ascii="Courier New" w:hAnsi="Courier New" w:cs="Courier New" w:hint="default"/>
+      </w:rPr>
+    </w:lvl>
+    <w:lvl w:ilvl="2" w:tplc="04190005" w:tentative="1">
+      <w:start w:val="1"/>
+      <w:numFmt w:val="bullet"/>
+      <w:lvlText w:val=""/>
+      <w:lvlJc w:val="left"/>
+      <w:pPr>
+        <w:ind w:left="2160" w:hanging="360"/>
+      </w:pPr>
+      <w:rPr>
+        <w:rFonts w:ascii="Wingdings" w:hAnsi="Wingdings" w:hint="default"/>
+      </w:rPr>
+    </w:lvl>
+    <w:lvl w:ilvl="3" w:tplc="04190001" w:tentative="1">
+      <w:start w:val="1"/>
+      <w:numFmt w:val="bullet"/>
+      <w:lvlText w:val=""/>
+      <w:lvlJc w:val="left"/>
+      <w:pPr>
+        <w:ind w:left="2880" w:hanging="360"/>
+      </w:pPr>
+      <w:rPr>
+        <w:rFonts w:ascii="Symbol" w:hAnsi="Symbol" w:hint="default"/>
+      </w:rPr>
+    </w:lvl>
+    <w:lvl w:ilvl="4" w:tplc="04190003" w:tentative="1">
+      <w:start w:val="1"/>
+      <w:numFmt w:val="bullet"/>
+      <w:lvlText w:val="o"/>
+      <w:lvlJc w:val="left"/>
+      <w:pPr>
+        <w:ind w:left="3600" w:hanging="360"/>
+      </w:pPr>
+      <w:rPr>
+        <w:rFonts w:ascii="Courier New" w:hAnsi="Courier New" w:cs="Courier New" w:hint="default"/>
+      </w:rPr>
+    </w:lvl>
+    <w:lvl w:ilvl="5" w:tplc="04190005" w:tentative="1">
+      <w:start w:val="1"/>
+      <w:numFmt w:val="bullet"/>
+      <w:lvlText w:val=""/>
+      <w:lvlJc w:val="left"/>
+      <w:pPr>
+        <w:ind w:left="4320" w:hanging="360"/>
+      </w:pPr>
+      <w:rPr>
+        <w:rFonts w:ascii="Wingdings" w:hAnsi="Wingdings" w:hint="default"/>
+      </w:rPr>
+    </w:lvl>
+    <w:lvl w:ilvl="6" w:tplc="04190001" w:tentative="1">
+      <w:start w:val="1"/>
+      <w:numFmt w:val="bullet"/>
+      <w:lvlText w:val=""/>
+      <w:lvlJc w:val="left"/>
+      <w:pPr>
+        <w:ind w:left="5040" w:hanging="360"/>
+      </w:pPr>
+      <w:rPr>
+        <w:rFonts w:ascii="Symbol" w:hAnsi="Symbol" w:hint="default"/>
+      </w:rPr>
+    </w:lvl>
+    <w:lvl w:ilvl="7" w:tplc="04190003" w:tentative="1">
+      <w:start w:val="1"/>
+      <w:numFmt w:val="bullet"/>
+      <w:lvlText w:val="o"/>
+      <w:lvlJc w:val="left"/>
+      <w:pPr>
+        <w:ind w:left="5760" w:hanging="360"/>
+      </w:pPr>
+      <w:rPr>
+        <w:rFonts w:ascii="Courier New" w:hAnsi="Courier New" w:cs="Courier New" w:hint="default"/>
+      </w:rPr>
+    </w:lvl>
+    <w:lvl w:ilvl="8" w:tplc="04190005" w:tentative="1">
+      <w:start w:val="1"/>
+      <w:numFmt w:val="bullet"/>
+      <w:lvlText w:val=""/>
+      <w:lvlJc w:val="left"/>
+      <w:pPr>
+        <w:ind w:left="6480" w:hanging="360"/>
+      </w:pPr>
+      <w:rPr>
+        <w:rFonts w:ascii="Wingdings" w:hAnsi="Wingdings" w:hint="default"/>
+      </w:rPr>
+    </w:lvl>
+  </w:abstractNum>
   <w:abstractNum w:abstractNumId="9" w15:restartNumberingAfterBreak="0">
-    <w:nsid w:val="31595719"/>
+    <w:nsid w:val="3ACE265F"/>
     <w:multiLevelType w:val="hybridMultilevel"/>
-    <w:tmpl w:val="27E4A718"/>
-    <w:lvl w:ilvl="0" w:tplc="B2BED636">
-      <w:numFmt w:val="bullet"/>
-      <w:lvlText w:val="•"/>
-      <w:lvlJc w:val="left"/>
-      <w:pPr>
-        <w:ind w:left="2062" w:hanging="360"/>
-      </w:pPr>
-      <w:rPr>
-        <w:rFonts w:ascii="Times New Roman" w:eastAsia="Times New Roman" w:hAnsi="Times New Roman" w:cs="Times New Roman" w:hint="default"/>
+    <w:tmpl w:val="7A48B646"/>
+    <w:lvl w:ilvl="0" w:tplc="04190001">
+      <w:start w:val="1"/>
+      <w:numFmt w:val="bullet"/>
+      <w:lvlText w:val=""/>
+      <w:lvlJc w:val="left"/>
+      <w:pPr>
+        <w:ind w:left="720" w:hanging="360"/>
+      </w:pPr>
+      <w:rPr>
+        <w:rFonts w:ascii="Symbol" w:hAnsi="Symbol" w:hint="default"/>
       </w:rPr>
     </w:lvl>
     <w:lvl w:ilvl="1" w:tplc="04190003" w:tentative="1">
@@ -7153,7 +8958,7 @@
       <w:lvlText w:val="o"/>
       <w:lvlJc w:val="left"/>
       <w:pPr>
-        <w:ind w:left="2149" w:hanging="360"/>
+        <w:ind w:left="1440" w:hanging="360"/>
       </w:pPr>
       <w:rPr>
         <w:rFonts w:ascii="Courier New" w:hAnsi="Courier New" w:cs="Courier New" w:hint="default"/>
@@ -7165,7 +8970,7 @@
       <w:lvlText w:val=""/>
       <w:lvlJc w:val="left"/>
       <w:pPr>
-        <w:ind w:left="2869" w:hanging="360"/>
+        <w:ind w:left="2160" w:hanging="360"/>
       </w:pPr>
       <w:rPr>
         <w:rFonts w:ascii="Wingdings" w:hAnsi="Wingdings" w:hint="default"/>
@@ -7177,7 +8982,7 @@
       <w:lvlText w:val=""/>
       <w:lvlJc w:val="left"/>
       <w:pPr>
-        <w:ind w:left="3589" w:hanging="360"/>
+        <w:ind w:left="2880" w:hanging="360"/>
       </w:pPr>
       <w:rPr>
         <w:rFonts w:ascii="Symbol" w:hAnsi="Symbol" w:hint="default"/>
@@ -7189,7 +8994,7 @@
       <w:lvlText w:val="o"/>
       <w:lvlJc w:val="left"/>
       <w:pPr>
-        <w:ind w:left="4309" w:hanging="360"/>
+        <w:ind w:left="3600" w:hanging="360"/>
       </w:pPr>
       <w:rPr>
         <w:rFonts w:ascii="Courier New" w:hAnsi="Courier New" w:cs="Courier New" w:hint="default"/>
@@ -7201,7 +9006,7 @@
       <w:lvlText w:val=""/>
       <w:lvlJc w:val="left"/>
       <w:pPr>
-        <w:ind w:left="5029" w:hanging="360"/>
+        <w:ind w:left="4320" w:hanging="360"/>
       </w:pPr>
       <w:rPr>
         <w:rFonts w:ascii="Wingdings" w:hAnsi="Wingdings" w:hint="default"/>
@@ -7213,7 +9018,7 @@
       <w:lvlText w:val=""/>
       <w:lvlJc w:val="left"/>
       <w:pPr>
-        <w:ind w:left="5749" w:hanging="360"/>
+        <w:ind w:left="5040" w:hanging="360"/>
       </w:pPr>
       <w:rPr>
         <w:rFonts w:ascii="Symbol" w:hAnsi="Symbol" w:hint="default"/>
@@ -7225,7 +9030,7 @@
       <w:lvlText w:val="o"/>
       <w:lvlJc w:val="left"/>
       <w:pPr>
-        <w:ind w:left="6469" w:hanging="360"/>
+        <w:ind w:left="5760" w:hanging="360"/>
       </w:pPr>
       <w:rPr>
         <w:rFonts w:ascii="Courier New" w:hAnsi="Courier New" w:cs="Courier New" w:hint="default"/>
@@ -7237,7 +9042,7 @@
       <w:lvlText w:val=""/>
       <w:lvlJc w:val="left"/>
       <w:pPr>
-        <w:ind w:left="7189" w:hanging="360"/>
+        <w:ind w:left="6480" w:hanging="360"/>
       </w:pPr>
       <w:rPr>
         <w:rFonts w:ascii="Wingdings" w:hAnsi="Wingdings" w:hint="default"/>
@@ -7245,320 +9050,119 @@
     </w:lvl>
   </w:abstractNum>
   <w:abstractNum w:abstractNumId="10" w15:restartNumberingAfterBreak="0">
-    <w:nsid w:val="355C575F"/>
+    <w:nsid w:val="3D675419"/>
     <w:multiLevelType w:val="hybridMultilevel"/>
-    <w:tmpl w:val="535A28E0"/>
-    <w:lvl w:ilvl="0" w:tplc="D7DEFA7E">
-      <w:start w:val="1"/>
-      <w:numFmt w:val="decimal"/>
-      <w:lvlText w:val="%1."/>
-      <w:lvlJc w:val="left"/>
-      <w:pPr>
-        <w:ind w:left="1069" w:hanging="360"/>
-      </w:pPr>
-      <w:rPr>
-        <w:rFonts w:hint="default"/>
-      </w:rPr>
-    </w:lvl>
-    <w:lvl w:ilvl="1" w:tplc="04190019" w:tentative="1">
-      <w:start w:val="1"/>
-      <w:numFmt w:val="lowerLetter"/>
-      <w:lvlText w:val="%2."/>
-      <w:lvlJc w:val="left"/>
-      <w:pPr>
-        <w:ind w:left="1789" w:hanging="360"/>
-      </w:pPr>
-    </w:lvl>
-    <w:lvl w:ilvl="2" w:tplc="0419001B" w:tentative="1">
-      <w:start w:val="1"/>
-      <w:numFmt w:val="lowerRoman"/>
-      <w:lvlText w:val="%3."/>
-      <w:lvlJc w:val="right"/>
-      <w:pPr>
-        <w:ind w:left="2509" w:hanging="180"/>
-      </w:pPr>
-    </w:lvl>
-    <w:lvl w:ilvl="3" w:tplc="0419000F" w:tentative="1">
-      <w:start w:val="1"/>
-      <w:numFmt w:val="decimal"/>
-      <w:lvlText w:val="%4."/>
-      <w:lvlJc w:val="left"/>
-      <w:pPr>
-        <w:ind w:left="3229" w:hanging="360"/>
-      </w:pPr>
-    </w:lvl>
-    <w:lvl w:ilvl="4" w:tplc="04190019" w:tentative="1">
-      <w:start w:val="1"/>
-      <w:numFmt w:val="lowerLetter"/>
-      <w:lvlText w:val="%5."/>
-      <w:lvlJc w:val="left"/>
-      <w:pPr>
-        <w:ind w:left="3949" w:hanging="360"/>
-      </w:pPr>
-    </w:lvl>
-    <w:lvl w:ilvl="5" w:tplc="0419001B" w:tentative="1">
-      <w:start w:val="1"/>
-      <w:numFmt w:val="lowerRoman"/>
-      <w:lvlText w:val="%6."/>
-      <w:lvlJc w:val="right"/>
-      <w:pPr>
-        <w:ind w:left="4669" w:hanging="180"/>
-      </w:pPr>
-    </w:lvl>
-    <w:lvl w:ilvl="6" w:tplc="0419000F" w:tentative="1">
-      <w:start w:val="1"/>
-      <w:numFmt w:val="decimal"/>
-      <w:lvlText w:val="%7."/>
-      <w:lvlJc w:val="left"/>
-      <w:pPr>
-        <w:ind w:left="5389" w:hanging="360"/>
-      </w:pPr>
-    </w:lvl>
-    <w:lvl w:ilvl="7" w:tplc="04190019" w:tentative="1">
-      <w:start w:val="1"/>
-      <w:numFmt w:val="lowerLetter"/>
-      <w:lvlText w:val="%8."/>
-      <w:lvlJc w:val="left"/>
-      <w:pPr>
-        <w:ind w:left="6109" w:hanging="360"/>
-      </w:pPr>
-    </w:lvl>
-    <w:lvl w:ilvl="8" w:tplc="0419001B" w:tentative="1">
-      <w:start w:val="1"/>
-      <w:numFmt w:val="lowerRoman"/>
-      <w:lvlText w:val="%9."/>
-      <w:lvlJc w:val="right"/>
-      <w:pPr>
-        <w:ind w:left="6829" w:hanging="180"/>
-      </w:pPr>
+    <w:tmpl w:val="0A081E28"/>
+    <w:lvl w:ilvl="0" w:tplc="04190001">
+      <w:start w:val="1"/>
+      <w:numFmt w:val="bullet"/>
+      <w:lvlText w:val=""/>
+      <w:lvlJc w:val="left"/>
+      <w:pPr>
+        <w:ind w:left="720" w:hanging="360"/>
+      </w:pPr>
+      <w:rPr>
+        <w:rFonts w:ascii="Symbol" w:hAnsi="Symbol" w:hint="default"/>
+      </w:rPr>
+    </w:lvl>
+    <w:lvl w:ilvl="1" w:tplc="04190003" w:tentative="1">
+      <w:start w:val="1"/>
+      <w:numFmt w:val="bullet"/>
+      <w:lvlText w:val="o"/>
+      <w:lvlJc w:val="left"/>
+      <w:pPr>
+        <w:ind w:left="1440" w:hanging="360"/>
+      </w:pPr>
+      <w:rPr>
+        <w:rFonts w:ascii="Courier New" w:hAnsi="Courier New" w:cs="Courier New" w:hint="default"/>
+      </w:rPr>
+    </w:lvl>
+    <w:lvl w:ilvl="2" w:tplc="04190005" w:tentative="1">
+      <w:start w:val="1"/>
+      <w:numFmt w:val="bullet"/>
+      <w:lvlText w:val=""/>
+      <w:lvlJc w:val="left"/>
+      <w:pPr>
+        <w:ind w:left="2160" w:hanging="360"/>
+      </w:pPr>
+      <w:rPr>
+        <w:rFonts w:ascii="Wingdings" w:hAnsi="Wingdings" w:hint="default"/>
+      </w:rPr>
+    </w:lvl>
+    <w:lvl w:ilvl="3" w:tplc="04190001" w:tentative="1">
+      <w:start w:val="1"/>
+      <w:numFmt w:val="bullet"/>
+      <w:lvlText w:val=""/>
+      <w:lvlJc w:val="left"/>
+      <w:pPr>
+        <w:ind w:left="2880" w:hanging="360"/>
+      </w:pPr>
+      <w:rPr>
+        <w:rFonts w:ascii="Symbol" w:hAnsi="Symbol" w:hint="default"/>
+      </w:rPr>
+    </w:lvl>
+    <w:lvl w:ilvl="4" w:tplc="04190003" w:tentative="1">
+      <w:start w:val="1"/>
+      <w:numFmt w:val="bullet"/>
+      <w:lvlText w:val="o"/>
+      <w:lvlJc w:val="left"/>
+      <w:pPr>
+        <w:ind w:left="3600" w:hanging="360"/>
+      </w:pPr>
+      <w:rPr>
+        <w:rFonts w:ascii="Courier New" w:hAnsi="Courier New" w:cs="Courier New" w:hint="default"/>
+      </w:rPr>
+    </w:lvl>
+    <w:lvl w:ilvl="5" w:tplc="04190005" w:tentative="1">
+      <w:start w:val="1"/>
+      <w:numFmt w:val="bullet"/>
+      <w:lvlText w:val=""/>
+      <w:lvlJc w:val="left"/>
+      <w:pPr>
+        <w:ind w:left="4320" w:hanging="360"/>
+      </w:pPr>
+      <w:rPr>
+        <w:rFonts w:ascii="Wingdings" w:hAnsi="Wingdings" w:hint="default"/>
+      </w:rPr>
+    </w:lvl>
+    <w:lvl w:ilvl="6" w:tplc="04190001" w:tentative="1">
+      <w:start w:val="1"/>
+      <w:numFmt w:val="bullet"/>
+      <w:lvlText w:val=""/>
+      <w:lvlJc w:val="left"/>
+      <w:pPr>
+        <w:ind w:left="5040" w:hanging="360"/>
+      </w:pPr>
+      <w:rPr>
+        <w:rFonts w:ascii="Symbol" w:hAnsi="Symbol" w:hint="default"/>
+      </w:rPr>
+    </w:lvl>
+    <w:lvl w:ilvl="7" w:tplc="04190003" w:tentative="1">
+      <w:start w:val="1"/>
+      <w:numFmt w:val="bullet"/>
+      <w:lvlText w:val="o"/>
+      <w:lvlJc w:val="left"/>
+      <w:pPr>
+        <w:ind w:left="5760" w:hanging="360"/>
+      </w:pPr>
+      <w:rPr>
+        <w:rFonts w:ascii="Courier New" w:hAnsi="Courier New" w:cs="Courier New" w:hint="default"/>
+      </w:rPr>
+    </w:lvl>
+    <w:lvl w:ilvl="8" w:tplc="04190005" w:tentative="1">
+      <w:start w:val="1"/>
+      <w:numFmt w:val="bullet"/>
+      <w:lvlText w:val=""/>
+      <w:lvlJc w:val="left"/>
+      <w:pPr>
+        <w:ind w:left="6480" w:hanging="360"/>
+      </w:pPr>
+      <w:rPr>
+        <w:rFonts w:ascii="Wingdings" w:hAnsi="Wingdings" w:hint="default"/>
+      </w:rPr>
     </w:lvl>
   </w:abstractNum>
   <w:abstractNum w:abstractNumId="11" w15:restartNumberingAfterBreak="0">
-    <w:nsid w:val="36CD1CD1"/>
-    <w:multiLevelType w:val="hybridMultilevel"/>
-    <w:tmpl w:val="47E44BA2"/>
-    <w:lvl w:ilvl="0" w:tplc="04190001">
-      <w:start w:val="1"/>
-      <w:numFmt w:val="bullet"/>
-      <w:lvlText w:val=""/>
-      <w:lvlJc w:val="left"/>
-      <w:pPr>
-        <w:ind w:left="1353" w:hanging="360"/>
-      </w:pPr>
-      <w:rPr>
-        <w:rFonts w:ascii="Symbol" w:hAnsi="Symbol" w:hint="default"/>
-      </w:rPr>
-    </w:lvl>
-    <w:lvl w:ilvl="1" w:tplc="04190003" w:tentative="1">
-      <w:start w:val="1"/>
-      <w:numFmt w:val="bullet"/>
-      <w:lvlText w:val="o"/>
-      <w:lvlJc w:val="left"/>
-      <w:pPr>
-        <w:ind w:left="2073" w:hanging="360"/>
-      </w:pPr>
-      <w:rPr>
-        <w:rFonts w:ascii="Courier New" w:hAnsi="Courier New" w:cs="Courier New" w:hint="default"/>
-      </w:rPr>
-    </w:lvl>
-    <w:lvl w:ilvl="2" w:tplc="04190005" w:tentative="1">
-      <w:start w:val="1"/>
-      <w:numFmt w:val="bullet"/>
-      <w:lvlText w:val=""/>
-      <w:lvlJc w:val="left"/>
-      <w:pPr>
-        <w:ind w:left="2793" w:hanging="360"/>
-      </w:pPr>
-      <w:rPr>
-        <w:rFonts w:ascii="Wingdings" w:hAnsi="Wingdings" w:hint="default"/>
-      </w:rPr>
-    </w:lvl>
-    <w:lvl w:ilvl="3" w:tplc="04190001" w:tentative="1">
-      <w:start w:val="1"/>
-      <w:numFmt w:val="bullet"/>
-      <w:lvlText w:val=""/>
-      <w:lvlJc w:val="left"/>
-      <w:pPr>
-        <w:ind w:left="3513" w:hanging="360"/>
-      </w:pPr>
-      <w:rPr>
-        <w:rFonts w:ascii="Symbol" w:hAnsi="Symbol" w:hint="default"/>
-      </w:rPr>
-    </w:lvl>
-    <w:lvl w:ilvl="4" w:tplc="04190003" w:tentative="1">
-      <w:start w:val="1"/>
-      <w:numFmt w:val="bullet"/>
-      <w:lvlText w:val="o"/>
-      <w:lvlJc w:val="left"/>
-      <w:pPr>
-        <w:ind w:left="4233" w:hanging="360"/>
-      </w:pPr>
-      <w:rPr>
-        <w:rFonts w:ascii="Courier New" w:hAnsi="Courier New" w:cs="Courier New" w:hint="default"/>
-      </w:rPr>
-    </w:lvl>
-    <w:lvl w:ilvl="5" w:tplc="04190005" w:tentative="1">
-      <w:start w:val="1"/>
-      <w:numFmt w:val="bullet"/>
-      <w:lvlText w:val=""/>
-      <w:lvlJc w:val="left"/>
-      <w:pPr>
-        <w:ind w:left="4953" w:hanging="360"/>
-      </w:pPr>
-      <w:rPr>
-        <w:rFonts w:ascii="Wingdings" w:hAnsi="Wingdings" w:hint="default"/>
-      </w:rPr>
-    </w:lvl>
-    <w:lvl w:ilvl="6" w:tplc="04190001" w:tentative="1">
-      <w:start w:val="1"/>
-      <w:numFmt w:val="bullet"/>
-      <w:lvlText w:val=""/>
-      <w:lvlJc w:val="left"/>
-      <w:pPr>
-        <w:ind w:left="5673" w:hanging="360"/>
-      </w:pPr>
-      <w:rPr>
-        <w:rFonts w:ascii="Symbol" w:hAnsi="Symbol" w:hint="default"/>
-      </w:rPr>
-    </w:lvl>
-    <w:lvl w:ilvl="7" w:tplc="04190003" w:tentative="1">
-      <w:start w:val="1"/>
-      <w:numFmt w:val="bullet"/>
-      <w:lvlText w:val="o"/>
-      <w:lvlJc w:val="left"/>
-      <w:pPr>
-        <w:ind w:left="6393" w:hanging="360"/>
-      </w:pPr>
-      <w:rPr>
-        <w:rFonts w:ascii="Courier New" w:hAnsi="Courier New" w:cs="Courier New" w:hint="default"/>
-      </w:rPr>
-    </w:lvl>
-    <w:lvl w:ilvl="8" w:tplc="04190005" w:tentative="1">
-      <w:start w:val="1"/>
-      <w:numFmt w:val="bullet"/>
-      <w:lvlText w:val=""/>
-      <w:lvlJc w:val="left"/>
-      <w:pPr>
-        <w:ind w:left="7113" w:hanging="360"/>
-      </w:pPr>
-      <w:rPr>
-        <w:rFonts w:ascii="Wingdings" w:hAnsi="Wingdings" w:hint="default"/>
-      </w:rPr>
-    </w:lvl>
-  </w:abstractNum>
-  <w:abstractNum w:abstractNumId="12" w15:restartNumberingAfterBreak="0">
-    <w:nsid w:val="3BB84997"/>
-    <w:multiLevelType w:val="hybridMultilevel"/>
-    <w:tmpl w:val="E5C071FE"/>
-    <w:lvl w:ilvl="0" w:tplc="B2BED636">
-      <w:numFmt w:val="bullet"/>
-      <w:lvlText w:val="•"/>
-      <w:lvlJc w:val="left"/>
-      <w:pPr>
-        <w:ind w:left="2062" w:hanging="360"/>
-      </w:pPr>
-      <w:rPr>
-        <w:rFonts w:ascii="Times New Roman" w:eastAsia="Times New Roman" w:hAnsi="Times New Roman" w:cs="Times New Roman" w:hint="default"/>
-      </w:rPr>
-    </w:lvl>
-    <w:lvl w:ilvl="1" w:tplc="04190003" w:tentative="1">
-      <w:start w:val="1"/>
-      <w:numFmt w:val="bullet"/>
-      <w:lvlText w:val="o"/>
-      <w:lvlJc w:val="left"/>
-      <w:pPr>
-        <w:ind w:left="2149" w:hanging="360"/>
-      </w:pPr>
-      <w:rPr>
-        <w:rFonts w:ascii="Courier New" w:hAnsi="Courier New" w:cs="Courier New" w:hint="default"/>
-      </w:rPr>
-    </w:lvl>
-    <w:lvl w:ilvl="2" w:tplc="04190005" w:tentative="1">
-      <w:start w:val="1"/>
-      <w:numFmt w:val="bullet"/>
-      <w:lvlText w:val=""/>
-      <w:lvlJc w:val="left"/>
-      <w:pPr>
-        <w:ind w:left="2869" w:hanging="360"/>
-      </w:pPr>
-      <w:rPr>
-        <w:rFonts w:ascii="Wingdings" w:hAnsi="Wingdings" w:hint="default"/>
-      </w:rPr>
-    </w:lvl>
-    <w:lvl w:ilvl="3" w:tplc="04190001" w:tentative="1">
-      <w:start w:val="1"/>
-      <w:numFmt w:val="bullet"/>
-      <w:lvlText w:val=""/>
-      <w:lvlJc w:val="left"/>
-      <w:pPr>
-        <w:ind w:left="3589" w:hanging="360"/>
-      </w:pPr>
-      <w:rPr>
-        <w:rFonts w:ascii="Symbol" w:hAnsi="Symbol" w:hint="default"/>
-      </w:rPr>
-    </w:lvl>
-    <w:lvl w:ilvl="4" w:tplc="04190003" w:tentative="1">
-      <w:start w:val="1"/>
-      <w:numFmt w:val="bullet"/>
-      <w:lvlText w:val="o"/>
-      <w:lvlJc w:val="left"/>
-      <w:pPr>
-        <w:ind w:left="4309" w:hanging="360"/>
-      </w:pPr>
-      <w:rPr>
-        <w:rFonts w:ascii="Courier New" w:hAnsi="Courier New" w:cs="Courier New" w:hint="default"/>
-      </w:rPr>
-    </w:lvl>
-    <w:lvl w:ilvl="5" w:tplc="04190005" w:tentative="1">
-      <w:start w:val="1"/>
-      <w:numFmt w:val="bullet"/>
-      <w:lvlText w:val=""/>
-      <w:lvlJc w:val="left"/>
-      <w:pPr>
-        <w:ind w:left="5029" w:hanging="360"/>
-      </w:pPr>
-      <w:rPr>
-        <w:rFonts w:ascii="Wingdings" w:hAnsi="Wingdings" w:hint="default"/>
-      </w:rPr>
-    </w:lvl>
-    <w:lvl w:ilvl="6" w:tplc="04190001" w:tentative="1">
-      <w:start w:val="1"/>
-      <w:numFmt w:val="bullet"/>
-      <w:lvlText w:val=""/>
-      <w:lvlJc w:val="left"/>
-      <w:pPr>
-        <w:ind w:left="5749" w:hanging="360"/>
-      </w:pPr>
-      <w:rPr>
-        <w:rFonts w:ascii="Symbol" w:hAnsi="Symbol" w:hint="default"/>
-      </w:rPr>
-    </w:lvl>
-    <w:lvl w:ilvl="7" w:tplc="04190003" w:tentative="1">
-      <w:start w:val="1"/>
-      <w:numFmt w:val="bullet"/>
-      <w:lvlText w:val="o"/>
-      <w:lvlJc w:val="left"/>
-      <w:pPr>
-        <w:ind w:left="6469" w:hanging="360"/>
-      </w:pPr>
-      <w:rPr>
-        <w:rFonts w:ascii="Courier New" w:hAnsi="Courier New" w:cs="Courier New" w:hint="default"/>
-      </w:rPr>
-    </w:lvl>
-    <w:lvl w:ilvl="8" w:tplc="04190005" w:tentative="1">
-      <w:start w:val="1"/>
-      <w:numFmt w:val="bullet"/>
-      <w:lvlText w:val=""/>
-      <w:lvlJc w:val="left"/>
-      <w:pPr>
-        <w:ind w:left="7189" w:hanging="360"/>
-      </w:pPr>
-      <w:rPr>
-        <w:rFonts w:ascii="Wingdings" w:hAnsi="Wingdings" w:hint="default"/>
-      </w:rPr>
-    </w:lvl>
-  </w:abstractNum>
-  <w:abstractNum w:abstractNumId="13" w15:restartNumberingAfterBreak="0">
     <w:nsid w:val="412E529F"/>
     <w:multiLevelType w:val="hybridMultilevel"/>
     <w:tmpl w:val="CBAC039A"/>
@@ -7670,96 +9274,7 @@
       </w:rPr>
     </w:lvl>
   </w:abstractNum>
-  <w:abstractNum w:abstractNumId="14" w15:restartNumberingAfterBreak="0">
-    <w:nsid w:val="442D465B"/>
-    <w:multiLevelType w:val="hybridMultilevel"/>
-    <w:tmpl w:val="300CBB4A"/>
-    <w:lvl w:ilvl="0" w:tplc="E6A4C98E">
-      <w:start w:val="1"/>
-      <w:numFmt w:val="decimal"/>
-      <w:lvlText w:val="%1."/>
-      <w:lvlJc w:val="left"/>
-      <w:pPr>
-        <w:ind w:left="1069" w:hanging="360"/>
-      </w:pPr>
-      <w:rPr>
-        <w:rFonts w:hint="default"/>
-      </w:rPr>
-    </w:lvl>
-    <w:lvl w:ilvl="1" w:tplc="04190019" w:tentative="1">
-      <w:start w:val="1"/>
-      <w:numFmt w:val="lowerLetter"/>
-      <w:lvlText w:val="%2."/>
-      <w:lvlJc w:val="left"/>
-      <w:pPr>
-        <w:ind w:left="1789" w:hanging="360"/>
-      </w:pPr>
-    </w:lvl>
-    <w:lvl w:ilvl="2" w:tplc="0419001B" w:tentative="1">
-      <w:start w:val="1"/>
-      <w:numFmt w:val="lowerRoman"/>
-      <w:lvlText w:val="%3."/>
-      <w:lvlJc w:val="right"/>
-      <w:pPr>
-        <w:ind w:left="2509" w:hanging="180"/>
-      </w:pPr>
-    </w:lvl>
-    <w:lvl w:ilvl="3" w:tplc="0419000F" w:tentative="1">
-      <w:start w:val="1"/>
-      <w:numFmt w:val="decimal"/>
-      <w:lvlText w:val="%4."/>
-      <w:lvlJc w:val="left"/>
-      <w:pPr>
-        <w:ind w:left="3229" w:hanging="360"/>
-      </w:pPr>
-    </w:lvl>
-    <w:lvl w:ilvl="4" w:tplc="04190019" w:tentative="1">
-      <w:start w:val="1"/>
-      <w:numFmt w:val="lowerLetter"/>
-      <w:lvlText w:val="%5."/>
-      <w:lvlJc w:val="left"/>
-      <w:pPr>
-        <w:ind w:left="3949" w:hanging="360"/>
-      </w:pPr>
-    </w:lvl>
-    <w:lvl w:ilvl="5" w:tplc="0419001B" w:tentative="1">
-      <w:start w:val="1"/>
-      <w:numFmt w:val="lowerRoman"/>
-      <w:lvlText w:val="%6."/>
-      <w:lvlJc w:val="right"/>
-      <w:pPr>
-        <w:ind w:left="4669" w:hanging="180"/>
-      </w:pPr>
-    </w:lvl>
-    <w:lvl w:ilvl="6" w:tplc="0419000F" w:tentative="1">
-      <w:start w:val="1"/>
-      <w:numFmt w:val="decimal"/>
-      <w:lvlText w:val="%7."/>
-      <w:lvlJc w:val="left"/>
-      <w:pPr>
-        <w:ind w:left="5389" w:hanging="360"/>
-      </w:pPr>
-    </w:lvl>
-    <w:lvl w:ilvl="7" w:tplc="04190019" w:tentative="1">
-      <w:start w:val="1"/>
-      <w:numFmt w:val="lowerLetter"/>
-      <w:lvlText w:val="%8."/>
-      <w:lvlJc w:val="left"/>
-      <w:pPr>
-        <w:ind w:left="6109" w:hanging="360"/>
-      </w:pPr>
-    </w:lvl>
-    <w:lvl w:ilvl="8" w:tplc="0419001B" w:tentative="1">
-      <w:start w:val="1"/>
-      <w:numFmt w:val="lowerRoman"/>
-      <w:lvlText w:val="%9."/>
-      <w:lvlJc w:val="right"/>
-      <w:pPr>
-        <w:ind w:left="6829" w:hanging="180"/>
-      </w:pPr>
-    </w:lvl>
-  </w:abstractNum>
-  <w:abstractNum w:abstractNumId="15" w15:restartNumberingAfterBreak="0">
+  <w:abstractNum w:abstractNumId="12" w15:restartNumberingAfterBreak="0">
     <w:nsid w:val="473D385A"/>
     <w:multiLevelType w:val="hybridMultilevel"/>
     <w:tmpl w:val="450C3990"/>
@@ -7871,19 +9386,359 @@
       </w:rPr>
     </w:lvl>
   </w:abstractNum>
+  <w:abstractNum w:abstractNumId="13" w15:restartNumberingAfterBreak="0">
+    <w:nsid w:val="48DD1C0C"/>
+    <w:multiLevelType w:val="hybridMultilevel"/>
+    <w:tmpl w:val="4E3CD7E0"/>
+    <w:lvl w:ilvl="0" w:tplc="04190001">
+      <w:start w:val="1"/>
+      <w:numFmt w:val="bullet"/>
+      <w:lvlText w:val=""/>
+      <w:lvlJc w:val="left"/>
+      <w:pPr>
+        <w:ind w:left="720" w:hanging="360"/>
+      </w:pPr>
+      <w:rPr>
+        <w:rFonts w:ascii="Symbol" w:hAnsi="Symbol" w:hint="default"/>
+      </w:rPr>
+    </w:lvl>
+    <w:lvl w:ilvl="1" w:tplc="04190003" w:tentative="1">
+      <w:start w:val="1"/>
+      <w:numFmt w:val="bullet"/>
+      <w:lvlText w:val="o"/>
+      <w:lvlJc w:val="left"/>
+      <w:pPr>
+        <w:ind w:left="1440" w:hanging="360"/>
+      </w:pPr>
+      <w:rPr>
+        <w:rFonts w:ascii="Courier New" w:hAnsi="Courier New" w:cs="Courier New" w:hint="default"/>
+      </w:rPr>
+    </w:lvl>
+    <w:lvl w:ilvl="2" w:tplc="04190005" w:tentative="1">
+      <w:start w:val="1"/>
+      <w:numFmt w:val="bullet"/>
+      <w:lvlText w:val=""/>
+      <w:lvlJc w:val="left"/>
+      <w:pPr>
+        <w:ind w:left="2160" w:hanging="360"/>
+      </w:pPr>
+      <w:rPr>
+        <w:rFonts w:ascii="Wingdings" w:hAnsi="Wingdings" w:hint="default"/>
+      </w:rPr>
+    </w:lvl>
+    <w:lvl w:ilvl="3" w:tplc="04190001" w:tentative="1">
+      <w:start w:val="1"/>
+      <w:numFmt w:val="bullet"/>
+      <w:lvlText w:val=""/>
+      <w:lvlJc w:val="left"/>
+      <w:pPr>
+        <w:ind w:left="2880" w:hanging="360"/>
+      </w:pPr>
+      <w:rPr>
+        <w:rFonts w:ascii="Symbol" w:hAnsi="Symbol" w:hint="default"/>
+      </w:rPr>
+    </w:lvl>
+    <w:lvl w:ilvl="4" w:tplc="04190003" w:tentative="1">
+      <w:start w:val="1"/>
+      <w:numFmt w:val="bullet"/>
+      <w:lvlText w:val="o"/>
+      <w:lvlJc w:val="left"/>
+      <w:pPr>
+        <w:ind w:left="3600" w:hanging="360"/>
+      </w:pPr>
+      <w:rPr>
+        <w:rFonts w:ascii="Courier New" w:hAnsi="Courier New" w:cs="Courier New" w:hint="default"/>
+      </w:rPr>
+    </w:lvl>
+    <w:lvl w:ilvl="5" w:tplc="04190005" w:tentative="1">
+      <w:start w:val="1"/>
+      <w:numFmt w:val="bullet"/>
+      <w:lvlText w:val=""/>
+      <w:lvlJc w:val="left"/>
+      <w:pPr>
+        <w:ind w:left="4320" w:hanging="360"/>
+      </w:pPr>
+      <w:rPr>
+        <w:rFonts w:ascii="Wingdings" w:hAnsi="Wingdings" w:hint="default"/>
+      </w:rPr>
+    </w:lvl>
+    <w:lvl w:ilvl="6" w:tplc="04190001" w:tentative="1">
+      <w:start w:val="1"/>
+      <w:numFmt w:val="bullet"/>
+      <w:lvlText w:val=""/>
+      <w:lvlJc w:val="left"/>
+      <w:pPr>
+        <w:ind w:left="5040" w:hanging="360"/>
+      </w:pPr>
+      <w:rPr>
+        <w:rFonts w:ascii="Symbol" w:hAnsi="Symbol" w:hint="default"/>
+      </w:rPr>
+    </w:lvl>
+    <w:lvl w:ilvl="7" w:tplc="04190003" w:tentative="1">
+      <w:start w:val="1"/>
+      <w:numFmt w:val="bullet"/>
+      <w:lvlText w:val="o"/>
+      <w:lvlJc w:val="left"/>
+      <w:pPr>
+        <w:ind w:left="5760" w:hanging="360"/>
+      </w:pPr>
+      <w:rPr>
+        <w:rFonts w:ascii="Courier New" w:hAnsi="Courier New" w:cs="Courier New" w:hint="default"/>
+      </w:rPr>
+    </w:lvl>
+    <w:lvl w:ilvl="8" w:tplc="04190005" w:tentative="1">
+      <w:start w:val="1"/>
+      <w:numFmt w:val="bullet"/>
+      <w:lvlText w:val=""/>
+      <w:lvlJc w:val="left"/>
+      <w:pPr>
+        <w:ind w:left="6480" w:hanging="360"/>
+      </w:pPr>
+      <w:rPr>
+        <w:rFonts w:ascii="Wingdings" w:hAnsi="Wingdings" w:hint="default"/>
+      </w:rPr>
+    </w:lvl>
+  </w:abstractNum>
+  <w:abstractNum w:abstractNumId="14" w15:restartNumberingAfterBreak="0">
+    <w:nsid w:val="490916A7"/>
+    <w:multiLevelType w:val="hybridMultilevel"/>
+    <w:tmpl w:val="0CA0B9F6"/>
+    <w:lvl w:ilvl="0" w:tplc="04190001">
+      <w:start w:val="1"/>
+      <w:numFmt w:val="bullet"/>
+      <w:lvlText w:val=""/>
+      <w:lvlJc w:val="left"/>
+      <w:pPr>
+        <w:ind w:left="720" w:hanging="360"/>
+      </w:pPr>
+      <w:rPr>
+        <w:rFonts w:ascii="Symbol" w:hAnsi="Symbol" w:hint="default"/>
+      </w:rPr>
+    </w:lvl>
+    <w:lvl w:ilvl="1" w:tplc="FFFFFFFF" w:tentative="1">
+      <w:start w:val="1"/>
+      <w:numFmt w:val="bullet"/>
+      <w:lvlText w:val="o"/>
+      <w:lvlJc w:val="left"/>
+      <w:pPr>
+        <w:ind w:left="1440" w:hanging="360"/>
+      </w:pPr>
+      <w:rPr>
+        <w:rFonts w:ascii="Courier New" w:hAnsi="Courier New" w:cs="Courier New" w:hint="default"/>
+      </w:rPr>
+    </w:lvl>
+    <w:lvl w:ilvl="2" w:tplc="FFFFFFFF" w:tentative="1">
+      <w:start w:val="1"/>
+      <w:numFmt w:val="bullet"/>
+      <w:lvlText w:val=""/>
+      <w:lvlJc w:val="left"/>
+      <w:pPr>
+        <w:ind w:left="2160" w:hanging="360"/>
+      </w:pPr>
+      <w:rPr>
+        <w:rFonts w:ascii="Wingdings" w:hAnsi="Wingdings" w:hint="default"/>
+      </w:rPr>
+    </w:lvl>
+    <w:lvl w:ilvl="3" w:tplc="FFFFFFFF" w:tentative="1">
+      <w:start w:val="1"/>
+      <w:numFmt w:val="bullet"/>
+      <w:lvlText w:val=""/>
+      <w:lvlJc w:val="left"/>
+      <w:pPr>
+        <w:ind w:left="2880" w:hanging="360"/>
+      </w:pPr>
+      <w:rPr>
+        <w:rFonts w:ascii="Symbol" w:hAnsi="Symbol" w:hint="default"/>
+      </w:rPr>
+    </w:lvl>
+    <w:lvl w:ilvl="4" w:tplc="FFFFFFFF" w:tentative="1">
+      <w:start w:val="1"/>
+      <w:numFmt w:val="bullet"/>
+      <w:lvlText w:val="o"/>
+      <w:lvlJc w:val="left"/>
+      <w:pPr>
+        <w:ind w:left="3600" w:hanging="360"/>
+      </w:pPr>
+      <w:rPr>
+        <w:rFonts w:ascii="Courier New" w:hAnsi="Courier New" w:cs="Courier New" w:hint="default"/>
+      </w:rPr>
+    </w:lvl>
+    <w:lvl w:ilvl="5" w:tplc="FFFFFFFF" w:tentative="1">
+      <w:start w:val="1"/>
+      <w:numFmt w:val="bullet"/>
+      <w:lvlText w:val=""/>
+      <w:lvlJc w:val="left"/>
+      <w:pPr>
+        <w:ind w:left="4320" w:hanging="360"/>
+      </w:pPr>
+      <w:rPr>
+        <w:rFonts w:ascii="Wingdings" w:hAnsi="Wingdings" w:hint="default"/>
+      </w:rPr>
+    </w:lvl>
+    <w:lvl w:ilvl="6" w:tplc="FFFFFFFF" w:tentative="1">
+      <w:start w:val="1"/>
+      <w:numFmt w:val="bullet"/>
+      <w:lvlText w:val=""/>
+      <w:lvlJc w:val="left"/>
+      <w:pPr>
+        <w:ind w:left="5040" w:hanging="360"/>
+      </w:pPr>
+      <w:rPr>
+        <w:rFonts w:ascii="Symbol" w:hAnsi="Symbol" w:hint="default"/>
+      </w:rPr>
+    </w:lvl>
+    <w:lvl w:ilvl="7" w:tplc="FFFFFFFF" w:tentative="1">
+      <w:start w:val="1"/>
+      <w:numFmt w:val="bullet"/>
+      <w:lvlText w:val="o"/>
+      <w:lvlJc w:val="left"/>
+      <w:pPr>
+        <w:ind w:left="5760" w:hanging="360"/>
+      </w:pPr>
+      <w:rPr>
+        <w:rFonts w:ascii="Courier New" w:hAnsi="Courier New" w:cs="Courier New" w:hint="default"/>
+      </w:rPr>
+    </w:lvl>
+    <w:lvl w:ilvl="8" w:tplc="FFFFFFFF" w:tentative="1">
+      <w:start w:val="1"/>
+      <w:numFmt w:val="bullet"/>
+      <w:lvlText w:val=""/>
+      <w:lvlJc w:val="left"/>
+      <w:pPr>
+        <w:ind w:left="6480" w:hanging="360"/>
+      </w:pPr>
+      <w:rPr>
+        <w:rFonts w:ascii="Wingdings" w:hAnsi="Wingdings" w:hint="default"/>
+      </w:rPr>
+    </w:lvl>
+  </w:abstractNum>
+  <w:abstractNum w:abstractNumId="15" w15:restartNumberingAfterBreak="0">
+    <w:nsid w:val="6EB26989"/>
+    <w:multiLevelType w:val="hybridMultilevel"/>
+    <w:tmpl w:val="F1CA6AFA"/>
+    <w:lvl w:ilvl="0" w:tplc="04190001">
+      <w:start w:val="1"/>
+      <w:numFmt w:val="bullet"/>
+      <w:lvlText w:val=""/>
+      <w:lvlJc w:val="left"/>
+      <w:pPr>
+        <w:ind w:left="720" w:hanging="360"/>
+      </w:pPr>
+      <w:rPr>
+        <w:rFonts w:ascii="Symbol" w:hAnsi="Symbol" w:hint="default"/>
+      </w:rPr>
+    </w:lvl>
+    <w:lvl w:ilvl="1" w:tplc="04190003" w:tentative="1">
+      <w:start w:val="1"/>
+      <w:numFmt w:val="bullet"/>
+      <w:lvlText w:val="o"/>
+      <w:lvlJc w:val="left"/>
+      <w:pPr>
+        <w:ind w:left="1440" w:hanging="360"/>
+      </w:pPr>
+      <w:rPr>
+        <w:rFonts w:ascii="Courier New" w:hAnsi="Courier New" w:cs="Courier New" w:hint="default"/>
+      </w:rPr>
+    </w:lvl>
+    <w:lvl w:ilvl="2" w:tplc="04190005" w:tentative="1">
+      <w:start w:val="1"/>
+      <w:numFmt w:val="bullet"/>
+      <w:lvlText w:val=""/>
+      <w:lvlJc w:val="left"/>
+      <w:pPr>
+        <w:ind w:left="2160" w:hanging="360"/>
+      </w:pPr>
+      <w:rPr>
+        <w:rFonts w:ascii="Wingdings" w:hAnsi="Wingdings" w:hint="default"/>
+      </w:rPr>
+    </w:lvl>
+    <w:lvl w:ilvl="3" w:tplc="04190001" w:tentative="1">
+      <w:start w:val="1"/>
+      <w:numFmt w:val="bullet"/>
+      <w:lvlText w:val=""/>
+      <w:lvlJc w:val="left"/>
+      <w:pPr>
+        <w:ind w:left="2880" w:hanging="360"/>
+      </w:pPr>
+      <w:rPr>
+        <w:rFonts w:ascii="Symbol" w:hAnsi="Symbol" w:hint="default"/>
+      </w:rPr>
+    </w:lvl>
+    <w:lvl w:ilvl="4" w:tplc="04190003" w:tentative="1">
+      <w:start w:val="1"/>
+      <w:numFmt w:val="bullet"/>
+      <w:lvlText w:val="o"/>
+      <w:lvlJc w:val="left"/>
+      <w:pPr>
+        <w:ind w:left="3600" w:hanging="360"/>
+      </w:pPr>
+      <w:rPr>
+        <w:rFonts w:ascii="Courier New" w:hAnsi="Courier New" w:cs="Courier New" w:hint="default"/>
+      </w:rPr>
+    </w:lvl>
+    <w:lvl w:ilvl="5" w:tplc="04190005" w:tentative="1">
+      <w:start w:val="1"/>
+      <w:numFmt w:val="bullet"/>
+      <w:lvlText w:val=""/>
+      <w:lvlJc w:val="left"/>
+      <w:pPr>
+        <w:ind w:left="4320" w:hanging="360"/>
+      </w:pPr>
+      <w:rPr>
+        <w:rFonts w:ascii="Wingdings" w:hAnsi="Wingdings" w:hint="default"/>
+      </w:rPr>
+    </w:lvl>
+    <w:lvl w:ilvl="6" w:tplc="04190001" w:tentative="1">
+      <w:start w:val="1"/>
+      <w:numFmt w:val="bullet"/>
+      <w:lvlText w:val=""/>
+      <w:lvlJc w:val="left"/>
+      <w:pPr>
+        <w:ind w:left="5040" w:hanging="360"/>
+      </w:pPr>
+      <w:rPr>
+        <w:rFonts w:ascii="Symbol" w:hAnsi="Symbol" w:hint="default"/>
+      </w:rPr>
+    </w:lvl>
+    <w:lvl w:ilvl="7" w:tplc="04190003" w:tentative="1">
+      <w:start w:val="1"/>
+      <w:numFmt w:val="bullet"/>
+      <w:lvlText w:val="o"/>
+      <w:lvlJc w:val="left"/>
+      <w:pPr>
+        <w:ind w:left="5760" w:hanging="360"/>
+      </w:pPr>
+      <w:rPr>
+        <w:rFonts w:ascii="Courier New" w:hAnsi="Courier New" w:cs="Courier New" w:hint="default"/>
+      </w:rPr>
+    </w:lvl>
+    <w:lvl w:ilvl="8" w:tplc="04190005" w:tentative="1">
+      <w:start w:val="1"/>
+      <w:numFmt w:val="bullet"/>
+      <w:lvlText w:val=""/>
+      <w:lvlJc w:val="left"/>
+      <w:pPr>
+        <w:ind w:left="6480" w:hanging="360"/>
+      </w:pPr>
+      <w:rPr>
+        <w:rFonts w:ascii="Wingdings" w:hAnsi="Wingdings" w:hint="default"/>
+      </w:rPr>
+    </w:lvl>
+  </w:abstractNum>
   <w:abstractNum w:abstractNumId="16" w15:restartNumberingAfterBreak="0">
-    <w:nsid w:val="490B61B9"/>
+    <w:nsid w:val="71117B6D"/>
     <w:multiLevelType w:val="hybridMultilevel"/>
-    <w:tmpl w:val="A6CEBFC4"/>
-    <w:lvl w:ilvl="0" w:tplc="B2BED636">
-      <w:numFmt w:val="bullet"/>
-      <w:lvlText w:val="•"/>
-      <w:lvlJc w:val="left"/>
-      <w:pPr>
-        <w:ind w:left="2062" w:hanging="360"/>
-      </w:pPr>
-      <w:rPr>
-        <w:rFonts w:ascii="Times New Roman" w:eastAsia="Times New Roman" w:hAnsi="Times New Roman" w:cs="Times New Roman" w:hint="default"/>
+    <w:tmpl w:val="C0761758"/>
+    <w:lvl w:ilvl="0" w:tplc="04190001">
+      <w:start w:val="1"/>
+      <w:numFmt w:val="bullet"/>
+      <w:lvlText w:val=""/>
+      <w:lvlJc w:val="left"/>
+      <w:pPr>
+        <w:ind w:left="720" w:hanging="360"/>
+      </w:pPr>
+      <w:rPr>
+        <w:rFonts w:ascii="Symbol" w:hAnsi="Symbol" w:hint="default"/>
       </w:rPr>
     </w:lvl>
     <w:lvl w:ilvl="1" w:tplc="04190003" w:tentative="1">
@@ -7892,7 +9747,7 @@
       <w:lvlText w:val="o"/>
       <w:lvlJc w:val="left"/>
       <w:pPr>
-        <w:ind w:left="2149" w:hanging="360"/>
+        <w:ind w:left="1440" w:hanging="360"/>
       </w:pPr>
       <w:rPr>
         <w:rFonts w:ascii="Courier New" w:hAnsi="Courier New" w:cs="Courier New" w:hint="default"/>
@@ -7904,7 +9759,7 @@
       <w:lvlText w:val=""/>
       <w:lvlJc w:val="left"/>
       <w:pPr>
-        <w:ind w:left="2869" w:hanging="360"/>
+        <w:ind w:left="2160" w:hanging="360"/>
       </w:pPr>
       <w:rPr>
         <w:rFonts w:ascii="Wingdings" w:hAnsi="Wingdings" w:hint="default"/>
@@ -7916,7 +9771,7 @@
       <w:lvlText w:val=""/>
       <w:lvlJc w:val="left"/>
       <w:pPr>
-        <w:ind w:left="3589" w:hanging="360"/>
+        <w:ind w:left="2880" w:hanging="360"/>
       </w:pPr>
       <w:rPr>
         <w:rFonts w:ascii="Symbol" w:hAnsi="Symbol" w:hint="default"/>
@@ -7928,7 +9783,7 @@
       <w:lvlText w:val="o"/>
       <w:lvlJc w:val="left"/>
       <w:pPr>
-        <w:ind w:left="4309" w:hanging="360"/>
+        <w:ind w:left="3600" w:hanging="360"/>
       </w:pPr>
       <w:rPr>
         <w:rFonts w:ascii="Courier New" w:hAnsi="Courier New" w:cs="Courier New" w:hint="default"/>
@@ -7940,7 +9795,7 @@
       <w:lvlText w:val=""/>
       <w:lvlJc w:val="left"/>
       <w:pPr>
-        <w:ind w:left="5029" w:hanging="360"/>
+        <w:ind w:left="4320" w:hanging="360"/>
       </w:pPr>
       <w:rPr>
         <w:rFonts w:ascii="Wingdings" w:hAnsi="Wingdings" w:hint="default"/>
@@ -7952,7 +9807,7 @@
       <w:lvlText w:val=""/>
       <w:lvlJc w:val="left"/>
       <w:pPr>
-        <w:ind w:left="5749" w:hanging="360"/>
+        <w:ind w:left="5040" w:hanging="360"/>
       </w:pPr>
       <w:rPr>
         <w:rFonts w:ascii="Symbol" w:hAnsi="Symbol" w:hint="default"/>
@@ -7964,7 +9819,7 @@
       <w:lvlText w:val="o"/>
       <w:lvlJc w:val="left"/>
       <w:pPr>
-        <w:ind w:left="6469" w:hanging="360"/>
+        <w:ind w:left="5760" w:hanging="360"/>
       </w:pPr>
       <w:rPr>
         <w:rFonts w:ascii="Courier New" w:hAnsi="Courier New" w:cs="Courier New" w:hint="default"/>
@@ -7976,7 +9831,7 @@
       <w:lvlText w:val=""/>
       <w:lvlJc w:val="left"/>
       <w:pPr>
-        <w:ind w:left="7189" w:hanging="360"/>
+        <w:ind w:left="6480" w:hanging="360"/>
       </w:pPr>
       <w:rPr>
         <w:rFonts w:ascii="Wingdings" w:hAnsi="Wingdings" w:hint="default"/>
@@ -7984,104 +9839,19 @@
     </w:lvl>
   </w:abstractNum>
   <w:abstractNum w:abstractNumId="17" w15:restartNumberingAfterBreak="0">
-    <w:nsid w:val="49B1574C"/>
+    <w:nsid w:val="7BBF1359"/>
     <w:multiLevelType w:val="hybridMultilevel"/>
-    <w:tmpl w:val="7ABCF09E"/>
-    <w:lvl w:ilvl="0" w:tplc="0419000F">
-      <w:start w:val="1"/>
-      <w:numFmt w:val="decimal"/>
-      <w:lvlText w:val="%1."/>
-      <w:lvlJc w:val="left"/>
-      <w:pPr>
-        <w:ind w:left="1429" w:hanging="360"/>
-      </w:pPr>
-    </w:lvl>
-    <w:lvl w:ilvl="1" w:tplc="04190019" w:tentative="1">
-      <w:start w:val="1"/>
-      <w:numFmt w:val="lowerLetter"/>
-      <w:lvlText w:val="%2."/>
-      <w:lvlJc w:val="left"/>
-      <w:pPr>
-        <w:ind w:left="2149" w:hanging="360"/>
-      </w:pPr>
-    </w:lvl>
-    <w:lvl w:ilvl="2" w:tplc="0419001B" w:tentative="1">
-      <w:start w:val="1"/>
-      <w:numFmt w:val="lowerRoman"/>
-      <w:lvlText w:val="%3."/>
-      <w:lvlJc w:val="right"/>
-      <w:pPr>
-        <w:ind w:left="2869" w:hanging="180"/>
-      </w:pPr>
-    </w:lvl>
-    <w:lvl w:ilvl="3" w:tplc="0419000F" w:tentative="1">
-      <w:start w:val="1"/>
-      <w:numFmt w:val="decimal"/>
-      <w:lvlText w:val="%4."/>
-      <w:lvlJc w:val="left"/>
-      <w:pPr>
-        <w:ind w:left="3589" w:hanging="360"/>
-      </w:pPr>
-    </w:lvl>
-    <w:lvl w:ilvl="4" w:tplc="04190019" w:tentative="1">
-      <w:start w:val="1"/>
-      <w:numFmt w:val="lowerLetter"/>
-      <w:lvlText w:val="%5."/>
-      <w:lvlJc w:val="left"/>
-      <w:pPr>
-        <w:ind w:left="4309" w:hanging="360"/>
-      </w:pPr>
-    </w:lvl>
-    <w:lvl w:ilvl="5" w:tplc="0419001B" w:tentative="1">
-      <w:start w:val="1"/>
-      <w:numFmt w:val="lowerRoman"/>
-      <w:lvlText w:val="%6."/>
-      <w:lvlJc w:val="right"/>
-      <w:pPr>
-        <w:ind w:left="5029" w:hanging="180"/>
-      </w:pPr>
-    </w:lvl>
-    <w:lvl w:ilvl="6" w:tplc="0419000F" w:tentative="1">
-      <w:start w:val="1"/>
-      <w:numFmt w:val="decimal"/>
-      <w:lvlText w:val="%7."/>
-      <w:lvlJc w:val="left"/>
-      <w:pPr>
-        <w:ind w:left="5749" w:hanging="360"/>
-      </w:pPr>
-    </w:lvl>
-    <w:lvl w:ilvl="7" w:tplc="04190019" w:tentative="1">
-      <w:start w:val="1"/>
-      <w:numFmt w:val="lowerLetter"/>
-      <w:lvlText w:val="%8."/>
-      <w:lvlJc w:val="left"/>
-      <w:pPr>
-        <w:ind w:left="6469" w:hanging="360"/>
-      </w:pPr>
-    </w:lvl>
-    <w:lvl w:ilvl="8" w:tplc="0419001B" w:tentative="1">
-      <w:start w:val="1"/>
-      <w:numFmt w:val="lowerRoman"/>
-      <w:lvlText w:val="%9."/>
-      <w:lvlJc w:val="right"/>
-      <w:pPr>
-        <w:ind w:left="7189" w:hanging="180"/>
-      </w:pPr>
-    </w:lvl>
-  </w:abstractNum>
-  <w:abstractNum w:abstractNumId="18" w15:restartNumberingAfterBreak="0">
-    <w:nsid w:val="4FD01CAB"/>
-    <w:multiLevelType w:val="hybridMultilevel"/>
-    <w:tmpl w:val="026C3AE6"/>
-    <w:lvl w:ilvl="0" w:tplc="B2BED636">
-      <w:numFmt w:val="bullet"/>
-      <w:lvlText w:val="•"/>
-      <w:lvlJc w:val="left"/>
-      <w:pPr>
-        <w:ind w:left="2062" w:hanging="360"/>
-      </w:pPr>
-      <w:rPr>
-        <w:rFonts w:ascii="Times New Roman" w:eastAsia="Times New Roman" w:hAnsi="Times New Roman" w:cs="Times New Roman" w:hint="default"/>
+    <w:tmpl w:val="032033B6"/>
+    <w:lvl w:ilvl="0" w:tplc="04190001">
+      <w:start w:val="1"/>
+      <w:numFmt w:val="bullet"/>
+      <w:lvlText w:val=""/>
+      <w:lvlJc w:val="left"/>
+      <w:pPr>
+        <w:ind w:left="720" w:hanging="360"/>
+      </w:pPr>
+      <w:rPr>
+        <w:rFonts w:ascii="Symbol" w:hAnsi="Symbol" w:hint="default"/>
       </w:rPr>
     </w:lvl>
     <w:lvl w:ilvl="1" w:tplc="04190003" w:tentative="1">
@@ -8090,7 +9860,7 @@
       <w:lvlText w:val="o"/>
       <w:lvlJc w:val="left"/>
       <w:pPr>
-        <w:ind w:left="2149" w:hanging="360"/>
+        <w:ind w:left="1440" w:hanging="360"/>
       </w:pPr>
       <w:rPr>
         <w:rFonts w:ascii="Courier New" w:hAnsi="Courier New" w:cs="Courier New" w:hint="default"/>
@@ -8102,7 +9872,7 @@
       <w:lvlText w:val=""/>
       <w:lvlJc w:val="left"/>
       <w:pPr>
-        <w:ind w:left="2869" w:hanging="360"/>
+        <w:ind w:left="2160" w:hanging="360"/>
       </w:pPr>
       <w:rPr>
         <w:rFonts w:ascii="Wingdings" w:hAnsi="Wingdings" w:hint="default"/>
@@ -8114,7 +9884,7 @@
       <w:lvlText w:val=""/>
       <w:lvlJc w:val="left"/>
       <w:pPr>
-        <w:ind w:left="3589" w:hanging="360"/>
+        <w:ind w:left="2880" w:hanging="360"/>
       </w:pPr>
       <w:rPr>
         <w:rFonts w:ascii="Symbol" w:hAnsi="Symbol" w:hint="default"/>
@@ -8126,7 +9896,7 @@
       <w:lvlText w:val="o"/>
       <w:lvlJc w:val="left"/>
       <w:pPr>
-        <w:ind w:left="4309" w:hanging="360"/>
+        <w:ind w:left="3600" w:hanging="360"/>
       </w:pPr>
       <w:rPr>
         <w:rFonts w:ascii="Courier New" w:hAnsi="Courier New" w:cs="Courier New" w:hint="default"/>
@@ -8138,7 +9908,7 @@
       <w:lvlText w:val=""/>
       <w:lvlJc w:val="left"/>
       <w:pPr>
-        <w:ind w:left="5029" w:hanging="360"/>
+        <w:ind w:left="4320" w:hanging="360"/>
       </w:pPr>
       <w:rPr>
         <w:rFonts w:ascii="Wingdings" w:hAnsi="Wingdings" w:hint="default"/>
@@ -8150,7 +9920,7 @@
       <w:lvlText w:val=""/>
       <w:lvlJc w:val="left"/>
       <w:pPr>
-        <w:ind w:left="5749" w:hanging="360"/>
+        <w:ind w:left="5040" w:hanging="360"/>
       </w:pPr>
       <w:rPr>
         <w:rFonts w:ascii="Symbol" w:hAnsi="Symbol" w:hint="default"/>
@@ -8162,7 +9932,7 @@
       <w:lvlText w:val="o"/>
       <w:lvlJc w:val="left"/>
       <w:pPr>
-        <w:ind w:left="6469" w:hanging="360"/>
+        <w:ind w:left="5760" w:hanging="360"/>
       </w:pPr>
       <w:rPr>
         <w:rFonts w:ascii="Courier New" w:hAnsi="Courier New" w:cs="Courier New" w:hint="default"/>
@@ -8174,1796 +9944,68 @@
       <w:lvlText w:val=""/>
       <w:lvlJc w:val="left"/>
       <w:pPr>
-        <w:ind w:left="7189" w:hanging="360"/>
+        <w:ind w:left="6480" w:hanging="360"/>
       </w:pPr>
       <w:rPr>
         <w:rFonts w:ascii="Wingdings" w:hAnsi="Wingdings" w:hint="default"/>
       </w:rPr>
-    </w:lvl>
-  </w:abstractNum>
-  <w:abstractNum w:abstractNumId="19" w15:restartNumberingAfterBreak="0">
-    <w:nsid w:val="507A1DD8"/>
-    <w:multiLevelType w:val="hybridMultilevel"/>
-    <w:tmpl w:val="7C8C6DE2"/>
-    <w:lvl w:ilvl="0" w:tplc="04190001">
-      <w:start w:val="1"/>
-      <w:numFmt w:val="bullet"/>
-      <w:lvlText w:val=""/>
-      <w:lvlJc w:val="left"/>
-      <w:pPr>
-        <w:ind w:left="1429" w:hanging="360"/>
-      </w:pPr>
-      <w:rPr>
-        <w:rFonts w:ascii="Symbol" w:hAnsi="Symbol" w:hint="default"/>
-      </w:rPr>
-    </w:lvl>
-    <w:lvl w:ilvl="1" w:tplc="04190003" w:tentative="1">
-      <w:start w:val="1"/>
-      <w:numFmt w:val="bullet"/>
-      <w:lvlText w:val="o"/>
-      <w:lvlJc w:val="left"/>
-      <w:pPr>
-        <w:ind w:left="2149" w:hanging="360"/>
-      </w:pPr>
-      <w:rPr>
-        <w:rFonts w:ascii="Courier New" w:hAnsi="Courier New" w:cs="Courier New" w:hint="default"/>
-      </w:rPr>
-    </w:lvl>
-    <w:lvl w:ilvl="2" w:tplc="04190005" w:tentative="1">
-      <w:start w:val="1"/>
-      <w:numFmt w:val="bullet"/>
-      <w:lvlText w:val=""/>
-      <w:lvlJc w:val="left"/>
-      <w:pPr>
-        <w:ind w:left="2869" w:hanging="360"/>
-      </w:pPr>
-      <w:rPr>
-        <w:rFonts w:ascii="Wingdings" w:hAnsi="Wingdings" w:hint="default"/>
-      </w:rPr>
-    </w:lvl>
-    <w:lvl w:ilvl="3" w:tplc="04190001">
-      <w:start w:val="1"/>
-      <w:numFmt w:val="bullet"/>
-      <w:lvlText w:val=""/>
-      <w:lvlJc w:val="left"/>
-      <w:pPr>
-        <w:ind w:left="3589" w:hanging="360"/>
-      </w:pPr>
-      <w:rPr>
-        <w:rFonts w:ascii="Symbol" w:hAnsi="Symbol" w:hint="default"/>
-      </w:rPr>
-    </w:lvl>
-    <w:lvl w:ilvl="4" w:tplc="04190003" w:tentative="1">
-      <w:start w:val="1"/>
-      <w:numFmt w:val="bullet"/>
-      <w:lvlText w:val="o"/>
-      <w:lvlJc w:val="left"/>
-      <w:pPr>
-        <w:ind w:left="4309" w:hanging="360"/>
-      </w:pPr>
-      <w:rPr>
-        <w:rFonts w:ascii="Courier New" w:hAnsi="Courier New" w:cs="Courier New" w:hint="default"/>
-      </w:rPr>
-    </w:lvl>
-    <w:lvl w:ilvl="5" w:tplc="04190005" w:tentative="1">
-      <w:start w:val="1"/>
-      <w:numFmt w:val="bullet"/>
-      <w:lvlText w:val=""/>
-      <w:lvlJc w:val="left"/>
-      <w:pPr>
-        <w:ind w:left="5029" w:hanging="360"/>
-      </w:pPr>
-      <w:rPr>
-        <w:rFonts w:ascii="Wingdings" w:hAnsi="Wingdings" w:hint="default"/>
-      </w:rPr>
-    </w:lvl>
-    <w:lvl w:ilvl="6" w:tplc="04190001" w:tentative="1">
-      <w:start w:val="1"/>
-      <w:numFmt w:val="bullet"/>
-      <w:lvlText w:val=""/>
-      <w:lvlJc w:val="left"/>
-      <w:pPr>
-        <w:ind w:left="5749" w:hanging="360"/>
-      </w:pPr>
-      <w:rPr>
-        <w:rFonts w:ascii="Symbol" w:hAnsi="Symbol" w:hint="default"/>
-      </w:rPr>
-    </w:lvl>
-    <w:lvl w:ilvl="7" w:tplc="04190003" w:tentative="1">
-      <w:start w:val="1"/>
-      <w:numFmt w:val="bullet"/>
-      <w:lvlText w:val="o"/>
-      <w:lvlJc w:val="left"/>
-      <w:pPr>
-        <w:ind w:left="6469" w:hanging="360"/>
-      </w:pPr>
-      <w:rPr>
-        <w:rFonts w:ascii="Courier New" w:hAnsi="Courier New" w:cs="Courier New" w:hint="default"/>
-      </w:rPr>
-    </w:lvl>
-    <w:lvl w:ilvl="8" w:tplc="04190005" w:tentative="1">
-      <w:start w:val="1"/>
-      <w:numFmt w:val="bullet"/>
-      <w:lvlText w:val=""/>
-      <w:lvlJc w:val="left"/>
-      <w:pPr>
-        <w:ind w:left="7189" w:hanging="360"/>
-      </w:pPr>
-      <w:rPr>
-        <w:rFonts w:ascii="Wingdings" w:hAnsi="Wingdings" w:hint="default"/>
-      </w:rPr>
-    </w:lvl>
-  </w:abstractNum>
-  <w:abstractNum w:abstractNumId="20" w15:restartNumberingAfterBreak="0">
-    <w:nsid w:val="509F2CE4"/>
-    <w:multiLevelType w:val="hybridMultilevel"/>
-    <w:tmpl w:val="B0B0C070"/>
-    <w:lvl w:ilvl="0" w:tplc="B2BED636">
-      <w:numFmt w:val="bullet"/>
-      <w:lvlText w:val="•"/>
-      <w:lvlJc w:val="left"/>
-      <w:pPr>
-        <w:ind w:left="2062" w:hanging="360"/>
-      </w:pPr>
-      <w:rPr>
-        <w:rFonts w:ascii="Times New Roman" w:eastAsia="Times New Roman" w:hAnsi="Times New Roman" w:cs="Times New Roman" w:hint="default"/>
-      </w:rPr>
-    </w:lvl>
-    <w:lvl w:ilvl="1" w:tplc="04190003" w:tentative="1">
-      <w:start w:val="1"/>
-      <w:numFmt w:val="bullet"/>
-      <w:lvlText w:val="o"/>
-      <w:lvlJc w:val="left"/>
-      <w:pPr>
-        <w:ind w:left="2149" w:hanging="360"/>
-      </w:pPr>
-      <w:rPr>
-        <w:rFonts w:ascii="Courier New" w:hAnsi="Courier New" w:cs="Courier New" w:hint="default"/>
-      </w:rPr>
-    </w:lvl>
-    <w:lvl w:ilvl="2" w:tplc="04190005" w:tentative="1">
-      <w:start w:val="1"/>
-      <w:numFmt w:val="bullet"/>
-      <w:lvlText w:val=""/>
-      <w:lvlJc w:val="left"/>
-      <w:pPr>
-        <w:ind w:left="2869" w:hanging="360"/>
-      </w:pPr>
-      <w:rPr>
-        <w:rFonts w:ascii="Wingdings" w:hAnsi="Wingdings" w:hint="default"/>
-      </w:rPr>
-    </w:lvl>
-    <w:lvl w:ilvl="3" w:tplc="04190001" w:tentative="1">
-      <w:start w:val="1"/>
-      <w:numFmt w:val="bullet"/>
-      <w:lvlText w:val=""/>
-      <w:lvlJc w:val="left"/>
-      <w:pPr>
-        <w:ind w:left="3589" w:hanging="360"/>
-      </w:pPr>
-      <w:rPr>
-        <w:rFonts w:ascii="Symbol" w:hAnsi="Symbol" w:hint="default"/>
-      </w:rPr>
-    </w:lvl>
-    <w:lvl w:ilvl="4" w:tplc="04190003" w:tentative="1">
-      <w:start w:val="1"/>
-      <w:numFmt w:val="bullet"/>
-      <w:lvlText w:val="o"/>
-      <w:lvlJc w:val="left"/>
-      <w:pPr>
-        <w:ind w:left="4309" w:hanging="360"/>
-      </w:pPr>
-      <w:rPr>
-        <w:rFonts w:ascii="Courier New" w:hAnsi="Courier New" w:cs="Courier New" w:hint="default"/>
-      </w:rPr>
-    </w:lvl>
-    <w:lvl w:ilvl="5" w:tplc="04190005" w:tentative="1">
-      <w:start w:val="1"/>
-      <w:numFmt w:val="bullet"/>
-      <w:lvlText w:val=""/>
-      <w:lvlJc w:val="left"/>
-      <w:pPr>
-        <w:ind w:left="5029" w:hanging="360"/>
-      </w:pPr>
-      <w:rPr>
-        <w:rFonts w:ascii="Wingdings" w:hAnsi="Wingdings" w:hint="default"/>
-      </w:rPr>
-    </w:lvl>
-    <w:lvl w:ilvl="6" w:tplc="04190001" w:tentative="1">
-      <w:start w:val="1"/>
-      <w:numFmt w:val="bullet"/>
-      <w:lvlText w:val=""/>
-      <w:lvlJc w:val="left"/>
-      <w:pPr>
-        <w:ind w:left="5749" w:hanging="360"/>
-      </w:pPr>
-      <w:rPr>
-        <w:rFonts w:ascii="Symbol" w:hAnsi="Symbol" w:hint="default"/>
-      </w:rPr>
-    </w:lvl>
-    <w:lvl w:ilvl="7" w:tplc="04190003" w:tentative="1">
-      <w:start w:val="1"/>
-      <w:numFmt w:val="bullet"/>
-      <w:lvlText w:val="o"/>
-      <w:lvlJc w:val="left"/>
-      <w:pPr>
-        <w:ind w:left="6469" w:hanging="360"/>
-      </w:pPr>
-      <w:rPr>
-        <w:rFonts w:ascii="Courier New" w:hAnsi="Courier New" w:cs="Courier New" w:hint="default"/>
-      </w:rPr>
-    </w:lvl>
-    <w:lvl w:ilvl="8" w:tplc="04190005" w:tentative="1">
-      <w:start w:val="1"/>
-      <w:numFmt w:val="bullet"/>
-      <w:lvlText w:val=""/>
-      <w:lvlJc w:val="left"/>
-      <w:pPr>
-        <w:ind w:left="7189" w:hanging="360"/>
-      </w:pPr>
-      <w:rPr>
-        <w:rFonts w:ascii="Wingdings" w:hAnsi="Wingdings" w:hint="default"/>
-      </w:rPr>
-    </w:lvl>
-  </w:abstractNum>
-  <w:abstractNum w:abstractNumId="21" w15:restartNumberingAfterBreak="0">
-    <w:nsid w:val="51C5282F"/>
-    <w:multiLevelType w:val="hybridMultilevel"/>
-    <w:tmpl w:val="B3F41276"/>
-    <w:lvl w:ilvl="0" w:tplc="B2BED636">
-      <w:numFmt w:val="bullet"/>
-      <w:lvlText w:val="•"/>
-      <w:lvlJc w:val="left"/>
-      <w:pPr>
-        <w:ind w:left="2062" w:hanging="360"/>
-      </w:pPr>
-      <w:rPr>
-        <w:rFonts w:ascii="Times New Roman" w:eastAsia="Times New Roman" w:hAnsi="Times New Roman" w:cs="Times New Roman" w:hint="default"/>
-      </w:rPr>
-    </w:lvl>
-    <w:lvl w:ilvl="1" w:tplc="04190003" w:tentative="1">
-      <w:start w:val="1"/>
-      <w:numFmt w:val="bullet"/>
-      <w:lvlText w:val="o"/>
-      <w:lvlJc w:val="left"/>
-      <w:pPr>
-        <w:ind w:left="2149" w:hanging="360"/>
-      </w:pPr>
-      <w:rPr>
-        <w:rFonts w:ascii="Courier New" w:hAnsi="Courier New" w:cs="Courier New" w:hint="default"/>
-      </w:rPr>
-    </w:lvl>
-    <w:lvl w:ilvl="2" w:tplc="04190005" w:tentative="1">
-      <w:start w:val="1"/>
-      <w:numFmt w:val="bullet"/>
-      <w:lvlText w:val=""/>
-      <w:lvlJc w:val="left"/>
-      <w:pPr>
-        <w:ind w:left="2869" w:hanging="360"/>
-      </w:pPr>
-      <w:rPr>
-        <w:rFonts w:ascii="Wingdings" w:hAnsi="Wingdings" w:hint="default"/>
-      </w:rPr>
-    </w:lvl>
-    <w:lvl w:ilvl="3" w:tplc="04190001" w:tentative="1">
-      <w:start w:val="1"/>
-      <w:numFmt w:val="bullet"/>
-      <w:lvlText w:val=""/>
-      <w:lvlJc w:val="left"/>
-      <w:pPr>
-        <w:ind w:left="3589" w:hanging="360"/>
-      </w:pPr>
-      <w:rPr>
-        <w:rFonts w:ascii="Symbol" w:hAnsi="Symbol" w:hint="default"/>
-      </w:rPr>
-    </w:lvl>
-    <w:lvl w:ilvl="4" w:tplc="04190003" w:tentative="1">
-      <w:start w:val="1"/>
-      <w:numFmt w:val="bullet"/>
-      <w:lvlText w:val="o"/>
-      <w:lvlJc w:val="left"/>
-      <w:pPr>
-        <w:ind w:left="4309" w:hanging="360"/>
-      </w:pPr>
-      <w:rPr>
-        <w:rFonts w:ascii="Courier New" w:hAnsi="Courier New" w:cs="Courier New" w:hint="default"/>
-      </w:rPr>
-    </w:lvl>
-    <w:lvl w:ilvl="5" w:tplc="04190005" w:tentative="1">
-      <w:start w:val="1"/>
-      <w:numFmt w:val="bullet"/>
-      <w:lvlText w:val=""/>
-      <w:lvlJc w:val="left"/>
-      <w:pPr>
-        <w:ind w:left="5029" w:hanging="360"/>
-      </w:pPr>
-      <w:rPr>
-        <w:rFonts w:ascii="Wingdings" w:hAnsi="Wingdings" w:hint="default"/>
-      </w:rPr>
-    </w:lvl>
-    <w:lvl w:ilvl="6" w:tplc="04190001" w:tentative="1">
-      <w:start w:val="1"/>
-      <w:numFmt w:val="bullet"/>
-      <w:lvlText w:val=""/>
-      <w:lvlJc w:val="left"/>
-      <w:pPr>
-        <w:ind w:left="5749" w:hanging="360"/>
-      </w:pPr>
-      <w:rPr>
-        <w:rFonts w:ascii="Symbol" w:hAnsi="Symbol" w:hint="default"/>
-      </w:rPr>
-    </w:lvl>
-    <w:lvl w:ilvl="7" w:tplc="04190003" w:tentative="1">
-      <w:start w:val="1"/>
-      <w:numFmt w:val="bullet"/>
-      <w:lvlText w:val="o"/>
-      <w:lvlJc w:val="left"/>
-      <w:pPr>
-        <w:ind w:left="6469" w:hanging="360"/>
-      </w:pPr>
-      <w:rPr>
-        <w:rFonts w:ascii="Courier New" w:hAnsi="Courier New" w:cs="Courier New" w:hint="default"/>
-      </w:rPr>
-    </w:lvl>
-    <w:lvl w:ilvl="8" w:tplc="04190005" w:tentative="1">
-      <w:start w:val="1"/>
-      <w:numFmt w:val="bullet"/>
-      <w:lvlText w:val=""/>
-      <w:lvlJc w:val="left"/>
-      <w:pPr>
-        <w:ind w:left="7189" w:hanging="360"/>
-      </w:pPr>
-      <w:rPr>
-        <w:rFonts w:ascii="Wingdings" w:hAnsi="Wingdings" w:hint="default"/>
-      </w:rPr>
-    </w:lvl>
-  </w:abstractNum>
-  <w:abstractNum w:abstractNumId="22" w15:restartNumberingAfterBreak="0">
-    <w:nsid w:val="535E73E2"/>
-    <w:multiLevelType w:val="hybridMultilevel"/>
-    <w:tmpl w:val="CFFEF188"/>
-    <w:lvl w:ilvl="0" w:tplc="B2BED636">
-      <w:numFmt w:val="bullet"/>
-      <w:lvlText w:val="•"/>
-      <w:lvlJc w:val="left"/>
-      <w:pPr>
-        <w:ind w:left="2062" w:hanging="360"/>
-      </w:pPr>
-      <w:rPr>
-        <w:rFonts w:ascii="Times New Roman" w:eastAsia="Times New Roman" w:hAnsi="Times New Roman" w:cs="Times New Roman" w:hint="default"/>
-      </w:rPr>
-    </w:lvl>
-    <w:lvl w:ilvl="1" w:tplc="04190003" w:tentative="1">
-      <w:start w:val="1"/>
-      <w:numFmt w:val="bullet"/>
-      <w:lvlText w:val="o"/>
-      <w:lvlJc w:val="left"/>
-      <w:pPr>
-        <w:ind w:left="2149" w:hanging="360"/>
-      </w:pPr>
-      <w:rPr>
-        <w:rFonts w:ascii="Courier New" w:hAnsi="Courier New" w:cs="Courier New" w:hint="default"/>
-      </w:rPr>
-    </w:lvl>
-    <w:lvl w:ilvl="2" w:tplc="04190005" w:tentative="1">
-      <w:start w:val="1"/>
-      <w:numFmt w:val="bullet"/>
-      <w:lvlText w:val=""/>
-      <w:lvlJc w:val="left"/>
-      <w:pPr>
-        <w:ind w:left="2869" w:hanging="360"/>
-      </w:pPr>
-      <w:rPr>
-        <w:rFonts w:ascii="Wingdings" w:hAnsi="Wingdings" w:hint="default"/>
-      </w:rPr>
-    </w:lvl>
-    <w:lvl w:ilvl="3" w:tplc="04190001" w:tentative="1">
-      <w:start w:val="1"/>
-      <w:numFmt w:val="bullet"/>
-      <w:lvlText w:val=""/>
-      <w:lvlJc w:val="left"/>
-      <w:pPr>
-        <w:ind w:left="3589" w:hanging="360"/>
-      </w:pPr>
-      <w:rPr>
-        <w:rFonts w:ascii="Symbol" w:hAnsi="Symbol" w:hint="default"/>
-      </w:rPr>
-    </w:lvl>
-    <w:lvl w:ilvl="4" w:tplc="04190003" w:tentative="1">
-      <w:start w:val="1"/>
-      <w:numFmt w:val="bullet"/>
-      <w:lvlText w:val="o"/>
-      <w:lvlJc w:val="left"/>
-      <w:pPr>
-        <w:ind w:left="4309" w:hanging="360"/>
-      </w:pPr>
-      <w:rPr>
-        <w:rFonts w:ascii="Courier New" w:hAnsi="Courier New" w:cs="Courier New" w:hint="default"/>
-      </w:rPr>
-    </w:lvl>
-    <w:lvl w:ilvl="5" w:tplc="04190005" w:tentative="1">
-      <w:start w:val="1"/>
-      <w:numFmt w:val="bullet"/>
-      <w:lvlText w:val=""/>
-      <w:lvlJc w:val="left"/>
-      <w:pPr>
-        <w:ind w:left="5029" w:hanging="360"/>
-      </w:pPr>
-      <w:rPr>
-        <w:rFonts w:ascii="Wingdings" w:hAnsi="Wingdings" w:hint="default"/>
-      </w:rPr>
-    </w:lvl>
-    <w:lvl w:ilvl="6" w:tplc="04190001" w:tentative="1">
-      <w:start w:val="1"/>
-      <w:numFmt w:val="bullet"/>
-      <w:lvlText w:val=""/>
-      <w:lvlJc w:val="left"/>
-      <w:pPr>
-        <w:ind w:left="5749" w:hanging="360"/>
-      </w:pPr>
-      <w:rPr>
-        <w:rFonts w:ascii="Symbol" w:hAnsi="Symbol" w:hint="default"/>
-      </w:rPr>
-    </w:lvl>
-    <w:lvl w:ilvl="7" w:tplc="04190003" w:tentative="1">
-      <w:start w:val="1"/>
-      <w:numFmt w:val="bullet"/>
-      <w:lvlText w:val="o"/>
-      <w:lvlJc w:val="left"/>
-      <w:pPr>
-        <w:ind w:left="6469" w:hanging="360"/>
-      </w:pPr>
-      <w:rPr>
-        <w:rFonts w:ascii="Courier New" w:hAnsi="Courier New" w:cs="Courier New" w:hint="default"/>
-      </w:rPr>
-    </w:lvl>
-    <w:lvl w:ilvl="8" w:tplc="04190005" w:tentative="1">
-      <w:start w:val="1"/>
-      <w:numFmt w:val="bullet"/>
-      <w:lvlText w:val=""/>
-      <w:lvlJc w:val="left"/>
-      <w:pPr>
-        <w:ind w:left="7189" w:hanging="360"/>
-      </w:pPr>
-      <w:rPr>
-        <w:rFonts w:ascii="Wingdings" w:hAnsi="Wingdings" w:hint="default"/>
-      </w:rPr>
-    </w:lvl>
-  </w:abstractNum>
-  <w:abstractNum w:abstractNumId="23" w15:restartNumberingAfterBreak="0">
-    <w:nsid w:val="550E5467"/>
-    <w:multiLevelType w:val="hybridMultilevel"/>
-    <w:tmpl w:val="29283B90"/>
-    <w:lvl w:ilvl="0" w:tplc="04E05228">
-      <w:start w:val="1"/>
-      <w:numFmt w:val="decimal"/>
-      <w:lvlText w:val="%1."/>
-      <w:lvlJc w:val="left"/>
-      <w:pPr>
-        <w:ind w:left="1429" w:hanging="360"/>
-      </w:pPr>
-      <w:rPr>
-        <w:b/>
-        <w:bCs/>
-        <w:i w:val="0"/>
-        <w:iCs w:val="0"/>
-      </w:rPr>
-    </w:lvl>
-    <w:lvl w:ilvl="1" w:tplc="04190019" w:tentative="1">
-      <w:start w:val="1"/>
-      <w:numFmt w:val="lowerLetter"/>
-      <w:lvlText w:val="%2."/>
-      <w:lvlJc w:val="left"/>
-      <w:pPr>
-        <w:ind w:left="2149" w:hanging="360"/>
-      </w:pPr>
-    </w:lvl>
-    <w:lvl w:ilvl="2" w:tplc="0419001B" w:tentative="1">
-      <w:start w:val="1"/>
-      <w:numFmt w:val="lowerRoman"/>
-      <w:lvlText w:val="%3."/>
-      <w:lvlJc w:val="right"/>
-      <w:pPr>
-        <w:ind w:left="2869" w:hanging="180"/>
-      </w:pPr>
-    </w:lvl>
-    <w:lvl w:ilvl="3" w:tplc="0419000F" w:tentative="1">
-      <w:start w:val="1"/>
-      <w:numFmt w:val="decimal"/>
-      <w:lvlText w:val="%4."/>
-      <w:lvlJc w:val="left"/>
-      <w:pPr>
-        <w:ind w:left="3589" w:hanging="360"/>
-      </w:pPr>
-    </w:lvl>
-    <w:lvl w:ilvl="4" w:tplc="04190019" w:tentative="1">
-      <w:start w:val="1"/>
-      <w:numFmt w:val="lowerLetter"/>
-      <w:lvlText w:val="%5."/>
-      <w:lvlJc w:val="left"/>
-      <w:pPr>
-        <w:ind w:left="4309" w:hanging="360"/>
-      </w:pPr>
-    </w:lvl>
-    <w:lvl w:ilvl="5" w:tplc="0419001B" w:tentative="1">
-      <w:start w:val="1"/>
-      <w:numFmt w:val="lowerRoman"/>
-      <w:lvlText w:val="%6."/>
-      <w:lvlJc w:val="right"/>
-      <w:pPr>
-        <w:ind w:left="5029" w:hanging="180"/>
-      </w:pPr>
-    </w:lvl>
-    <w:lvl w:ilvl="6" w:tplc="0419000F" w:tentative="1">
-      <w:start w:val="1"/>
-      <w:numFmt w:val="decimal"/>
-      <w:lvlText w:val="%7."/>
-      <w:lvlJc w:val="left"/>
-      <w:pPr>
-        <w:ind w:left="5749" w:hanging="360"/>
-      </w:pPr>
-    </w:lvl>
-    <w:lvl w:ilvl="7" w:tplc="04190019" w:tentative="1">
-      <w:start w:val="1"/>
-      <w:numFmt w:val="lowerLetter"/>
-      <w:lvlText w:val="%8."/>
-      <w:lvlJc w:val="left"/>
-      <w:pPr>
-        <w:ind w:left="6469" w:hanging="360"/>
-      </w:pPr>
-    </w:lvl>
-    <w:lvl w:ilvl="8" w:tplc="0419001B" w:tentative="1">
-      <w:start w:val="1"/>
-      <w:numFmt w:val="lowerRoman"/>
-      <w:lvlText w:val="%9."/>
-      <w:lvlJc w:val="right"/>
-      <w:pPr>
-        <w:ind w:left="7189" w:hanging="180"/>
-      </w:pPr>
-    </w:lvl>
-  </w:abstractNum>
-  <w:abstractNum w:abstractNumId="24" w15:restartNumberingAfterBreak="0">
-    <w:nsid w:val="594B519C"/>
-    <w:multiLevelType w:val="hybridMultilevel"/>
-    <w:tmpl w:val="38604CA4"/>
-    <w:lvl w:ilvl="0" w:tplc="B2BED636">
-      <w:numFmt w:val="bullet"/>
-      <w:lvlText w:val="•"/>
-      <w:lvlJc w:val="left"/>
-      <w:pPr>
-        <w:ind w:left="2346" w:hanging="360"/>
-      </w:pPr>
-      <w:rPr>
-        <w:rFonts w:ascii="Times New Roman" w:eastAsia="Times New Roman" w:hAnsi="Times New Roman" w:cs="Times New Roman" w:hint="default"/>
-      </w:rPr>
-    </w:lvl>
-    <w:lvl w:ilvl="1" w:tplc="04190003" w:tentative="1">
-      <w:start w:val="1"/>
-      <w:numFmt w:val="bullet"/>
-      <w:lvlText w:val="o"/>
-      <w:lvlJc w:val="left"/>
-      <w:pPr>
-        <w:ind w:left="2433" w:hanging="360"/>
-      </w:pPr>
-      <w:rPr>
-        <w:rFonts w:ascii="Courier New" w:hAnsi="Courier New" w:cs="Courier New" w:hint="default"/>
-      </w:rPr>
-    </w:lvl>
-    <w:lvl w:ilvl="2" w:tplc="04190005" w:tentative="1">
-      <w:start w:val="1"/>
-      <w:numFmt w:val="bullet"/>
-      <w:lvlText w:val=""/>
-      <w:lvlJc w:val="left"/>
-      <w:pPr>
-        <w:ind w:left="3153" w:hanging="360"/>
-      </w:pPr>
-      <w:rPr>
-        <w:rFonts w:ascii="Wingdings" w:hAnsi="Wingdings" w:hint="default"/>
-      </w:rPr>
-    </w:lvl>
-    <w:lvl w:ilvl="3" w:tplc="04190001" w:tentative="1">
-      <w:start w:val="1"/>
-      <w:numFmt w:val="bullet"/>
-      <w:lvlText w:val=""/>
-      <w:lvlJc w:val="left"/>
-      <w:pPr>
-        <w:ind w:left="3873" w:hanging="360"/>
-      </w:pPr>
-      <w:rPr>
-        <w:rFonts w:ascii="Symbol" w:hAnsi="Symbol" w:hint="default"/>
-      </w:rPr>
-    </w:lvl>
-    <w:lvl w:ilvl="4" w:tplc="04190003" w:tentative="1">
-      <w:start w:val="1"/>
-      <w:numFmt w:val="bullet"/>
-      <w:lvlText w:val="o"/>
-      <w:lvlJc w:val="left"/>
-      <w:pPr>
-        <w:ind w:left="4593" w:hanging="360"/>
-      </w:pPr>
-      <w:rPr>
-        <w:rFonts w:ascii="Courier New" w:hAnsi="Courier New" w:cs="Courier New" w:hint="default"/>
-      </w:rPr>
-    </w:lvl>
-    <w:lvl w:ilvl="5" w:tplc="04190005" w:tentative="1">
-      <w:start w:val="1"/>
-      <w:numFmt w:val="bullet"/>
-      <w:lvlText w:val=""/>
-      <w:lvlJc w:val="left"/>
-      <w:pPr>
-        <w:ind w:left="5313" w:hanging="360"/>
-      </w:pPr>
-      <w:rPr>
-        <w:rFonts w:ascii="Wingdings" w:hAnsi="Wingdings" w:hint="default"/>
-      </w:rPr>
-    </w:lvl>
-    <w:lvl w:ilvl="6" w:tplc="04190001" w:tentative="1">
-      <w:start w:val="1"/>
-      <w:numFmt w:val="bullet"/>
-      <w:lvlText w:val=""/>
-      <w:lvlJc w:val="left"/>
-      <w:pPr>
-        <w:ind w:left="6033" w:hanging="360"/>
-      </w:pPr>
-      <w:rPr>
-        <w:rFonts w:ascii="Symbol" w:hAnsi="Symbol" w:hint="default"/>
-      </w:rPr>
-    </w:lvl>
-    <w:lvl w:ilvl="7" w:tplc="04190003" w:tentative="1">
-      <w:start w:val="1"/>
-      <w:numFmt w:val="bullet"/>
-      <w:lvlText w:val="o"/>
-      <w:lvlJc w:val="left"/>
-      <w:pPr>
-        <w:ind w:left="6753" w:hanging="360"/>
-      </w:pPr>
-      <w:rPr>
-        <w:rFonts w:ascii="Courier New" w:hAnsi="Courier New" w:cs="Courier New" w:hint="default"/>
-      </w:rPr>
-    </w:lvl>
-    <w:lvl w:ilvl="8" w:tplc="04190005" w:tentative="1">
-      <w:start w:val="1"/>
-      <w:numFmt w:val="bullet"/>
-      <w:lvlText w:val=""/>
-      <w:lvlJc w:val="left"/>
-      <w:pPr>
-        <w:ind w:left="7473" w:hanging="360"/>
-      </w:pPr>
-      <w:rPr>
-        <w:rFonts w:ascii="Wingdings" w:hAnsi="Wingdings" w:hint="default"/>
-      </w:rPr>
-    </w:lvl>
-  </w:abstractNum>
-  <w:abstractNum w:abstractNumId="25" w15:restartNumberingAfterBreak="0">
-    <w:nsid w:val="5EAA748E"/>
-    <w:multiLevelType w:val="hybridMultilevel"/>
-    <w:tmpl w:val="96CE066A"/>
-    <w:lvl w:ilvl="0" w:tplc="04190001">
-      <w:start w:val="1"/>
-      <w:numFmt w:val="bullet"/>
-      <w:lvlText w:val=""/>
-      <w:lvlJc w:val="left"/>
-      <w:pPr>
-        <w:ind w:left="2149" w:hanging="360"/>
-      </w:pPr>
-      <w:rPr>
-        <w:rFonts w:ascii="Symbol" w:hAnsi="Symbol" w:hint="default"/>
-      </w:rPr>
-    </w:lvl>
-    <w:lvl w:ilvl="1" w:tplc="04190003" w:tentative="1">
-      <w:start w:val="1"/>
-      <w:numFmt w:val="bullet"/>
-      <w:lvlText w:val="o"/>
-      <w:lvlJc w:val="left"/>
-      <w:pPr>
-        <w:ind w:left="2869" w:hanging="360"/>
-      </w:pPr>
-      <w:rPr>
-        <w:rFonts w:ascii="Courier New" w:hAnsi="Courier New" w:cs="Courier New" w:hint="default"/>
-      </w:rPr>
-    </w:lvl>
-    <w:lvl w:ilvl="2" w:tplc="04190005" w:tentative="1">
-      <w:start w:val="1"/>
-      <w:numFmt w:val="bullet"/>
-      <w:lvlText w:val=""/>
-      <w:lvlJc w:val="left"/>
-      <w:pPr>
-        <w:ind w:left="3589" w:hanging="360"/>
-      </w:pPr>
-      <w:rPr>
-        <w:rFonts w:ascii="Wingdings" w:hAnsi="Wingdings" w:hint="default"/>
-      </w:rPr>
-    </w:lvl>
-    <w:lvl w:ilvl="3" w:tplc="04190001" w:tentative="1">
-      <w:start w:val="1"/>
-      <w:numFmt w:val="bullet"/>
-      <w:lvlText w:val=""/>
-      <w:lvlJc w:val="left"/>
-      <w:pPr>
-        <w:ind w:left="4309" w:hanging="360"/>
-      </w:pPr>
-      <w:rPr>
-        <w:rFonts w:ascii="Symbol" w:hAnsi="Symbol" w:hint="default"/>
-      </w:rPr>
-    </w:lvl>
-    <w:lvl w:ilvl="4" w:tplc="04190003" w:tentative="1">
-      <w:start w:val="1"/>
-      <w:numFmt w:val="bullet"/>
-      <w:lvlText w:val="o"/>
-      <w:lvlJc w:val="left"/>
-      <w:pPr>
-        <w:ind w:left="5029" w:hanging="360"/>
-      </w:pPr>
-      <w:rPr>
-        <w:rFonts w:ascii="Courier New" w:hAnsi="Courier New" w:cs="Courier New" w:hint="default"/>
-      </w:rPr>
-    </w:lvl>
-    <w:lvl w:ilvl="5" w:tplc="04190005" w:tentative="1">
-      <w:start w:val="1"/>
-      <w:numFmt w:val="bullet"/>
-      <w:lvlText w:val=""/>
-      <w:lvlJc w:val="left"/>
-      <w:pPr>
-        <w:ind w:left="5749" w:hanging="360"/>
-      </w:pPr>
-      <w:rPr>
-        <w:rFonts w:ascii="Wingdings" w:hAnsi="Wingdings" w:hint="default"/>
-      </w:rPr>
-    </w:lvl>
-    <w:lvl w:ilvl="6" w:tplc="04190001" w:tentative="1">
-      <w:start w:val="1"/>
-      <w:numFmt w:val="bullet"/>
-      <w:lvlText w:val=""/>
-      <w:lvlJc w:val="left"/>
-      <w:pPr>
-        <w:ind w:left="6469" w:hanging="360"/>
-      </w:pPr>
-      <w:rPr>
-        <w:rFonts w:ascii="Symbol" w:hAnsi="Symbol" w:hint="default"/>
-      </w:rPr>
-    </w:lvl>
-    <w:lvl w:ilvl="7" w:tplc="04190003" w:tentative="1">
-      <w:start w:val="1"/>
-      <w:numFmt w:val="bullet"/>
-      <w:lvlText w:val="o"/>
-      <w:lvlJc w:val="left"/>
-      <w:pPr>
-        <w:ind w:left="7189" w:hanging="360"/>
-      </w:pPr>
-      <w:rPr>
-        <w:rFonts w:ascii="Courier New" w:hAnsi="Courier New" w:cs="Courier New" w:hint="default"/>
-      </w:rPr>
-    </w:lvl>
-    <w:lvl w:ilvl="8" w:tplc="04190005" w:tentative="1">
-      <w:start w:val="1"/>
-      <w:numFmt w:val="bullet"/>
-      <w:lvlText w:val=""/>
-      <w:lvlJc w:val="left"/>
-      <w:pPr>
-        <w:ind w:left="7909" w:hanging="360"/>
-      </w:pPr>
-      <w:rPr>
-        <w:rFonts w:ascii="Wingdings" w:hAnsi="Wingdings" w:hint="default"/>
-      </w:rPr>
-    </w:lvl>
-  </w:abstractNum>
-  <w:abstractNum w:abstractNumId="26" w15:restartNumberingAfterBreak="0">
-    <w:nsid w:val="665C3738"/>
-    <w:multiLevelType w:val="hybridMultilevel"/>
-    <w:tmpl w:val="5DFAA26A"/>
-    <w:lvl w:ilvl="0" w:tplc="0419000F">
-      <w:start w:val="1"/>
-      <w:numFmt w:val="decimal"/>
-      <w:lvlText w:val="%1."/>
-      <w:lvlJc w:val="left"/>
-      <w:pPr>
-        <w:ind w:left="1429" w:hanging="360"/>
-      </w:pPr>
-    </w:lvl>
-    <w:lvl w:ilvl="1" w:tplc="04190019" w:tentative="1">
-      <w:start w:val="1"/>
-      <w:numFmt w:val="lowerLetter"/>
-      <w:lvlText w:val="%2."/>
-      <w:lvlJc w:val="left"/>
-      <w:pPr>
-        <w:ind w:left="2149" w:hanging="360"/>
-      </w:pPr>
-    </w:lvl>
-    <w:lvl w:ilvl="2" w:tplc="0419001B" w:tentative="1">
-      <w:start w:val="1"/>
-      <w:numFmt w:val="lowerRoman"/>
-      <w:lvlText w:val="%3."/>
-      <w:lvlJc w:val="right"/>
-      <w:pPr>
-        <w:ind w:left="2869" w:hanging="180"/>
-      </w:pPr>
-    </w:lvl>
-    <w:lvl w:ilvl="3" w:tplc="0419000F" w:tentative="1">
-      <w:start w:val="1"/>
-      <w:numFmt w:val="decimal"/>
-      <w:lvlText w:val="%4."/>
-      <w:lvlJc w:val="left"/>
-      <w:pPr>
-        <w:ind w:left="3589" w:hanging="360"/>
-      </w:pPr>
-    </w:lvl>
-    <w:lvl w:ilvl="4" w:tplc="04190019" w:tentative="1">
-      <w:start w:val="1"/>
-      <w:numFmt w:val="lowerLetter"/>
-      <w:lvlText w:val="%5."/>
-      <w:lvlJc w:val="left"/>
-      <w:pPr>
-        <w:ind w:left="4309" w:hanging="360"/>
-      </w:pPr>
-    </w:lvl>
-    <w:lvl w:ilvl="5" w:tplc="0419001B" w:tentative="1">
-      <w:start w:val="1"/>
-      <w:numFmt w:val="lowerRoman"/>
-      <w:lvlText w:val="%6."/>
-      <w:lvlJc w:val="right"/>
-      <w:pPr>
-        <w:ind w:left="5029" w:hanging="180"/>
-      </w:pPr>
-    </w:lvl>
-    <w:lvl w:ilvl="6" w:tplc="0419000F" w:tentative="1">
-      <w:start w:val="1"/>
-      <w:numFmt w:val="decimal"/>
-      <w:lvlText w:val="%7."/>
-      <w:lvlJc w:val="left"/>
-      <w:pPr>
-        <w:ind w:left="5749" w:hanging="360"/>
-      </w:pPr>
-    </w:lvl>
-    <w:lvl w:ilvl="7" w:tplc="04190019" w:tentative="1">
-      <w:start w:val="1"/>
-      <w:numFmt w:val="lowerLetter"/>
-      <w:lvlText w:val="%8."/>
-      <w:lvlJc w:val="left"/>
-      <w:pPr>
-        <w:ind w:left="6469" w:hanging="360"/>
-      </w:pPr>
-    </w:lvl>
-    <w:lvl w:ilvl="8" w:tplc="0419001B" w:tentative="1">
-      <w:start w:val="1"/>
-      <w:numFmt w:val="lowerRoman"/>
-      <w:lvlText w:val="%9."/>
-      <w:lvlJc w:val="right"/>
-      <w:pPr>
-        <w:ind w:left="7189" w:hanging="180"/>
-      </w:pPr>
-    </w:lvl>
-  </w:abstractNum>
-  <w:abstractNum w:abstractNumId="27" w15:restartNumberingAfterBreak="0">
-    <w:nsid w:val="680B2A7D"/>
-    <w:multiLevelType w:val="hybridMultilevel"/>
-    <w:tmpl w:val="8A74FBAA"/>
-    <w:lvl w:ilvl="0" w:tplc="04190001">
-      <w:start w:val="1"/>
-      <w:numFmt w:val="bullet"/>
-      <w:lvlText w:val=""/>
-      <w:lvlJc w:val="left"/>
-      <w:pPr>
-        <w:ind w:left="1429" w:hanging="360"/>
-      </w:pPr>
-      <w:rPr>
-        <w:rFonts w:ascii="Symbol" w:hAnsi="Symbol" w:hint="default"/>
-      </w:rPr>
-    </w:lvl>
-    <w:lvl w:ilvl="1" w:tplc="04190003" w:tentative="1">
-      <w:start w:val="1"/>
-      <w:numFmt w:val="bullet"/>
-      <w:lvlText w:val="o"/>
-      <w:lvlJc w:val="left"/>
-      <w:pPr>
-        <w:ind w:left="2149" w:hanging="360"/>
-      </w:pPr>
-      <w:rPr>
-        <w:rFonts w:ascii="Courier New" w:hAnsi="Courier New" w:cs="Courier New" w:hint="default"/>
-      </w:rPr>
-    </w:lvl>
-    <w:lvl w:ilvl="2" w:tplc="04190005" w:tentative="1">
-      <w:start w:val="1"/>
-      <w:numFmt w:val="bullet"/>
-      <w:lvlText w:val=""/>
-      <w:lvlJc w:val="left"/>
-      <w:pPr>
-        <w:ind w:left="2869" w:hanging="360"/>
-      </w:pPr>
-      <w:rPr>
-        <w:rFonts w:ascii="Wingdings" w:hAnsi="Wingdings" w:hint="default"/>
-      </w:rPr>
-    </w:lvl>
-    <w:lvl w:ilvl="3" w:tplc="04190001" w:tentative="1">
-      <w:start w:val="1"/>
-      <w:numFmt w:val="bullet"/>
-      <w:lvlText w:val=""/>
-      <w:lvlJc w:val="left"/>
-      <w:pPr>
-        <w:ind w:left="3589" w:hanging="360"/>
-      </w:pPr>
-      <w:rPr>
-        <w:rFonts w:ascii="Symbol" w:hAnsi="Symbol" w:hint="default"/>
-      </w:rPr>
-    </w:lvl>
-    <w:lvl w:ilvl="4" w:tplc="04190003" w:tentative="1">
-      <w:start w:val="1"/>
-      <w:numFmt w:val="bullet"/>
-      <w:lvlText w:val="o"/>
-      <w:lvlJc w:val="left"/>
-      <w:pPr>
-        <w:ind w:left="4309" w:hanging="360"/>
-      </w:pPr>
-      <w:rPr>
-        <w:rFonts w:ascii="Courier New" w:hAnsi="Courier New" w:cs="Courier New" w:hint="default"/>
-      </w:rPr>
-    </w:lvl>
-    <w:lvl w:ilvl="5" w:tplc="04190005" w:tentative="1">
-      <w:start w:val="1"/>
-      <w:numFmt w:val="bullet"/>
-      <w:lvlText w:val=""/>
-      <w:lvlJc w:val="left"/>
-      <w:pPr>
-        <w:ind w:left="5029" w:hanging="360"/>
-      </w:pPr>
-      <w:rPr>
-        <w:rFonts w:ascii="Wingdings" w:hAnsi="Wingdings" w:hint="default"/>
-      </w:rPr>
-    </w:lvl>
-    <w:lvl w:ilvl="6" w:tplc="04190001" w:tentative="1">
-      <w:start w:val="1"/>
-      <w:numFmt w:val="bullet"/>
-      <w:lvlText w:val=""/>
-      <w:lvlJc w:val="left"/>
-      <w:pPr>
-        <w:ind w:left="5749" w:hanging="360"/>
-      </w:pPr>
-      <w:rPr>
-        <w:rFonts w:ascii="Symbol" w:hAnsi="Symbol" w:hint="default"/>
-      </w:rPr>
-    </w:lvl>
-    <w:lvl w:ilvl="7" w:tplc="04190003" w:tentative="1">
-      <w:start w:val="1"/>
-      <w:numFmt w:val="bullet"/>
-      <w:lvlText w:val="o"/>
-      <w:lvlJc w:val="left"/>
-      <w:pPr>
-        <w:ind w:left="6469" w:hanging="360"/>
-      </w:pPr>
-      <w:rPr>
-        <w:rFonts w:ascii="Courier New" w:hAnsi="Courier New" w:cs="Courier New" w:hint="default"/>
-      </w:rPr>
-    </w:lvl>
-    <w:lvl w:ilvl="8" w:tplc="04190005" w:tentative="1">
-      <w:start w:val="1"/>
-      <w:numFmt w:val="bullet"/>
-      <w:lvlText w:val=""/>
-      <w:lvlJc w:val="left"/>
-      <w:pPr>
-        <w:ind w:left="7189" w:hanging="360"/>
-      </w:pPr>
-      <w:rPr>
-        <w:rFonts w:ascii="Wingdings" w:hAnsi="Wingdings" w:hint="default"/>
-      </w:rPr>
-    </w:lvl>
-  </w:abstractNum>
-  <w:abstractNum w:abstractNumId="28" w15:restartNumberingAfterBreak="0">
-    <w:nsid w:val="6AFB6839"/>
-    <w:multiLevelType w:val="hybridMultilevel"/>
-    <w:tmpl w:val="666CBDCE"/>
-    <w:lvl w:ilvl="0" w:tplc="E6A4C98E">
-      <w:start w:val="1"/>
-      <w:numFmt w:val="decimal"/>
-      <w:lvlText w:val="%1."/>
-      <w:lvlJc w:val="left"/>
-      <w:pPr>
-        <w:ind w:left="1353" w:hanging="360"/>
-      </w:pPr>
-      <w:rPr>
-        <w:rFonts w:hint="default"/>
-      </w:rPr>
-    </w:lvl>
-    <w:lvl w:ilvl="1" w:tplc="04190019" w:tentative="1">
-      <w:start w:val="1"/>
-      <w:numFmt w:val="lowerLetter"/>
-      <w:lvlText w:val="%2."/>
-      <w:lvlJc w:val="left"/>
-      <w:pPr>
-        <w:ind w:left="1724" w:hanging="360"/>
-      </w:pPr>
-    </w:lvl>
-    <w:lvl w:ilvl="2" w:tplc="0419001B" w:tentative="1">
-      <w:start w:val="1"/>
-      <w:numFmt w:val="lowerRoman"/>
-      <w:lvlText w:val="%3."/>
-      <w:lvlJc w:val="right"/>
-      <w:pPr>
-        <w:ind w:left="2444" w:hanging="180"/>
-      </w:pPr>
-    </w:lvl>
-    <w:lvl w:ilvl="3" w:tplc="0419000F" w:tentative="1">
-      <w:start w:val="1"/>
-      <w:numFmt w:val="decimal"/>
-      <w:lvlText w:val="%4."/>
-      <w:lvlJc w:val="left"/>
-      <w:pPr>
-        <w:ind w:left="3164" w:hanging="360"/>
-      </w:pPr>
-    </w:lvl>
-    <w:lvl w:ilvl="4" w:tplc="04190019" w:tentative="1">
-      <w:start w:val="1"/>
-      <w:numFmt w:val="lowerLetter"/>
-      <w:lvlText w:val="%5."/>
-      <w:lvlJc w:val="left"/>
-      <w:pPr>
-        <w:ind w:left="3884" w:hanging="360"/>
-      </w:pPr>
-    </w:lvl>
-    <w:lvl w:ilvl="5" w:tplc="0419001B" w:tentative="1">
-      <w:start w:val="1"/>
-      <w:numFmt w:val="lowerRoman"/>
-      <w:lvlText w:val="%6."/>
-      <w:lvlJc w:val="right"/>
-      <w:pPr>
-        <w:ind w:left="4604" w:hanging="180"/>
-      </w:pPr>
-    </w:lvl>
-    <w:lvl w:ilvl="6" w:tplc="0419000F" w:tentative="1">
-      <w:start w:val="1"/>
-      <w:numFmt w:val="decimal"/>
-      <w:lvlText w:val="%7."/>
-      <w:lvlJc w:val="left"/>
-      <w:pPr>
-        <w:ind w:left="5324" w:hanging="360"/>
-      </w:pPr>
-    </w:lvl>
-    <w:lvl w:ilvl="7" w:tplc="04190019" w:tentative="1">
-      <w:start w:val="1"/>
-      <w:numFmt w:val="lowerLetter"/>
-      <w:lvlText w:val="%8."/>
-      <w:lvlJc w:val="left"/>
-      <w:pPr>
-        <w:ind w:left="6044" w:hanging="360"/>
-      </w:pPr>
-    </w:lvl>
-    <w:lvl w:ilvl="8" w:tplc="0419001B" w:tentative="1">
-      <w:start w:val="1"/>
-      <w:numFmt w:val="lowerRoman"/>
-      <w:lvlText w:val="%9."/>
-      <w:lvlJc w:val="right"/>
-      <w:pPr>
-        <w:ind w:left="6764" w:hanging="180"/>
-      </w:pPr>
-    </w:lvl>
-  </w:abstractNum>
-  <w:abstractNum w:abstractNumId="29" w15:restartNumberingAfterBreak="0">
-    <w:nsid w:val="6D715E07"/>
-    <w:multiLevelType w:val="hybridMultilevel"/>
-    <w:tmpl w:val="FCBE8A14"/>
-    <w:lvl w:ilvl="0" w:tplc="B2BED636">
-      <w:numFmt w:val="bullet"/>
-      <w:lvlText w:val="•"/>
-      <w:lvlJc w:val="left"/>
-      <w:pPr>
-        <w:ind w:left="1353" w:hanging="360"/>
-      </w:pPr>
-      <w:rPr>
-        <w:rFonts w:ascii="Times New Roman" w:eastAsia="Times New Roman" w:hAnsi="Times New Roman" w:cs="Times New Roman" w:hint="default"/>
-      </w:rPr>
-    </w:lvl>
-    <w:lvl w:ilvl="1" w:tplc="04190003" w:tentative="1">
-      <w:start w:val="1"/>
-      <w:numFmt w:val="bullet"/>
-      <w:lvlText w:val="o"/>
-      <w:lvlJc w:val="left"/>
-      <w:pPr>
-        <w:ind w:left="1440" w:hanging="360"/>
-      </w:pPr>
-      <w:rPr>
-        <w:rFonts w:ascii="Courier New" w:hAnsi="Courier New" w:cs="Courier New" w:hint="default"/>
-      </w:rPr>
-    </w:lvl>
-    <w:lvl w:ilvl="2" w:tplc="04190005" w:tentative="1">
-      <w:start w:val="1"/>
-      <w:numFmt w:val="bullet"/>
-      <w:lvlText w:val=""/>
-      <w:lvlJc w:val="left"/>
-      <w:pPr>
-        <w:ind w:left="2160" w:hanging="360"/>
-      </w:pPr>
-      <w:rPr>
-        <w:rFonts w:ascii="Wingdings" w:hAnsi="Wingdings" w:hint="default"/>
-      </w:rPr>
-    </w:lvl>
-    <w:lvl w:ilvl="3" w:tplc="04190001" w:tentative="1">
-      <w:start w:val="1"/>
-      <w:numFmt w:val="bullet"/>
-      <w:lvlText w:val=""/>
-      <w:lvlJc w:val="left"/>
-      <w:pPr>
-        <w:ind w:left="2880" w:hanging="360"/>
-      </w:pPr>
-      <w:rPr>
-        <w:rFonts w:ascii="Symbol" w:hAnsi="Symbol" w:hint="default"/>
-      </w:rPr>
-    </w:lvl>
-    <w:lvl w:ilvl="4" w:tplc="04190003" w:tentative="1">
-      <w:start w:val="1"/>
-      <w:numFmt w:val="bullet"/>
-      <w:lvlText w:val="o"/>
-      <w:lvlJc w:val="left"/>
-      <w:pPr>
-        <w:ind w:left="3600" w:hanging="360"/>
-      </w:pPr>
-      <w:rPr>
-        <w:rFonts w:ascii="Courier New" w:hAnsi="Courier New" w:cs="Courier New" w:hint="default"/>
-      </w:rPr>
-    </w:lvl>
-    <w:lvl w:ilvl="5" w:tplc="04190005" w:tentative="1">
-      <w:start w:val="1"/>
-      <w:numFmt w:val="bullet"/>
-      <w:lvlText w:val=""/>
-      <w:lvlJc w:val="left"/>
-      <w:pPr>
-        <w:ind w:left="4320" w:hanging="360"/>
-      </w:pPr>
-      <w:rPr>
-        <w:rFonts w:ascii="Wingdings" w:hAnsi="Wingdings" w:hint="default"/>
-      </w:rPr>
-    </w:lvl>
-    <w:lvl w:ilvl="6" w:tplc="04190001" w:tentative="1">
-      <w:start w:val="1"/>
-      <w:numFmt w:val="bullet"/>
-      <w:lvlText w:val=""/>
-      <w:lvlJc w:val="left"/>
-      <w:pPr>
-        <w:ind w:left="5040" w:hanging="360"/>
-      </w:pPr>
-      <w:rPr>
-        <w:rFonts w:ascii="Symbol" w:hAnsi="Symbol" w:hint="default"/>
-      </w:rPr>
-    </w:lvl>
-    <w:lvl w:ilvl="7" w:tplc="04190003" w:tentative="1">
-      <w:start w:val="1"/>
-      <w:numFmt w:val="bullet"/>
-      <w:lvlText w:val="o"/>
-      <w:lvlJc w:val="left"/>
-      <w:pPr>
-        <w:ind w:left="5760" w:hanging="360"/>
-      </w:pPr>
-      <w:rPr>
-        <w:rFonts w:ascii="Courier New" w:hAnsi="Courier New" w:cs="Courier New" w:hint="default"/>
-      </w:rPr>
-    </w:lvl>
-    <w:lvl w:ilvl="8" w:tplc="04190005" w:tentative="1">
-      <w:start w:val="1"/>
-      <w:numFmt w:val="bullet"/>
-      <w:lvlText w:val=""/>
-      <w:lvlJc w:val="left"/>
-      <w:pPr>
-        <w:ind w:left="6480" w:hanging="360"/>
-      </w:pPr>
-      <w:rPr>
-        <w:rFonts w:ascii="Wingdings" w:hAnsi="Wingdings" w:hint="default"/>
-      </w:rPr>
-    </w:lvl>
-  </w:abstractNum>
-  <w:abstractNum w:abstractNumId="30" w15:restartNumberingAfterBreak="0">
-    <w:nsid w:val="75213862"/>
-    <w:multiLevelType w:val="hybridMultilevel"/>
-    <w:tmpl w:val="978EA360"/>
-    <w:lvl w:ilvl="0" w:tplc="E6A4C98E">
-      <w:start w:val="1"/>
-      <w:numFmt w:val="decimal"/>
-      <w:lvlText w:val="%1."/>
-      <w:lvlJc w:val="left"/>
-      <w:pPr>
-        <w:ind w:left="1778" w:hanging="360"/>
-      </w:pPr>
-      <w:rPr>
-        <w:rFonts w:hint="default"/>
-      </w:rPr>
-    </w:lvl>
-    <w:lvl w:ilvl="1" w:tplc="04190019" w:tentative="1">
-      <w:start w:val="1"/>
-      <w:numFmt w:val="lowerLetter"/>
-      <w:lvlText w:val="%2."/>
-      <w:lvlJc w:val="left"/>
-      <w:pPr>
-        <w:ind w:left="2149" w:hanging="360"/>
-      </w:pPr>
-    </w:lvl>
-    <w:lvl w:ilvl="2" w:tplc="0419001B" w:tentative="1">
-      <w:start w:val="1"/>
-      <w:numFmt w:val="lowerRoman"/>
-      <w:lvlText w:val="%3."/>
-      <w:lvlJc w:val="right"/>
-      <w:pPr>
-        <w:ind w:left="2869" w:hanging="180"/>
-      </w:pPr>
-    </w:lvl>
-    <w:lvl w:ilvl="3" w:tplc="0419000F" w:tentative="1">
-      <w:start w:val="1"/>
-      <w:numFmt w:val="decimal"/>
-      <w:lvlText w:val="%4."/>
-      <w:lvlJc w:val="left"/>
-      <w:pPr>
-        <w:ind w:left="3589" w:hanging="360"/>
-      </w:pPr>
-    </w:lvl>
-    <w:lvl w:ilvl="4" w:tplc="04190019" w:tentative="1">
-      <w:start w:val="1"/>
-      <w:numFmt w:val="lowerLetter"/>
-      <w:lvlText w:val="%5."/>
-      <w:lvlJc w:val="left"/>
-      <w:pPr>
-        <w:ind w:left="4309" w:hanging="360"/>
-      </w:pPr>
-    </w:lvl>
-    <w:lvl w:ilvl="5" w:tplc="0419001B" w:tentative="1">
-      <w:start w:val="1"/>
-      <w:numFmt w:val="lowerRoman"/>
-      <w:lvlText w:val="%6."/>
-      <w:lvlJc w:val="right"/>
-      <w:pPr>
-        <w:ind w:left="5029" w:hanging="180"/>
-      </w:pPr>
-    </w:lvl>
-    <w:lvl w:ilvl="6" w:tplc="0419000F" w:tentative="1">
-      <w:start w:val="1"/>
-      <w:numFmt w:val="decimal"/>
-      <w:lvlText w:val="%7."/>
-      <w:lvlJc w:val="left"/>
-      <w:pPr>
-        <w:ind w:left="5749" w:hanging="360"/>
-      </w:pPr>
-    </w:lvl>
-    <w:lvl w:ilvl="7" w:tplc="04190019" w:tentative="1">
-      <w:start w:val="1"/>
-      <w:numFmt w:val="lowerLetter"/>
-      <w:lvlText w:val="%8."/>
-      <w:lvlJc w:val="left"/>
-      <w:pPr>
-        <w:ind w:left="6469" w:hanging="360"/>
-      </w:pPr>
-    </w:lvl>
-    <w:lvl w:ilvl="8" w:tplc="0419001B" w:tentative="1">
-      <w:start w:val="1"/>
-      <w:numFmt w:val="lowerRoman"/>
-      <w:lvlText w:val="%9."/>
-      <w:lvlJc w:val="right"/>
-      <w:pPr>
-        <w:ind w:left="7189" w:hanging="180"/>
-      </w:pPr>
-    </w:lvl>
-  </w:abstractNum>
-  <w:abstractNum w:abstractNumId="31" w15:restartNumberingAfterBreak="0">
-    <w:nsid w:val="75E054C4"/>
-    <w:multiLevelType w:val="hybridMultilevel"/>
-    <w:tmpl w:val="38BE548C"/>
-    <w:lvl w:ilvl="0" w:tplc="B2BED636">
-      <w:numFmt w:val="bullet"/>
-      <w:lvlText w:val="•"/>
-      <w:lvlJc w:val="left"/>
-      <w:pPr>
-        <w:ind w:left="1353" w:hanging="360"/>
-      </w:pPr>
-      <w:rPr>
-        <w:rFonts w:ascii="Times New Roman" w:eastAsia="Times New Roman" w:hAnsi="Times New Roman" w:cs="Times New Roman" w:hint="default"/>
-      </w:rPr>
-    </w:lvl>
-    <w:lvl w:ilvl="1" w:tplc="04190003">
-      <w:start w:val="1"/>
-      <w:numFmt w:val="bullet"/>
-      <w:lvlText w:val="o"/>
-      <w:lvlJc w:val="left"/>
-      <w:pPr>
-        <w:ind w:left="1440" w:hanging="360"/>
-      </w:pPr>
-      <w:rPr>
-        <w:rFonts w:ascii="Courier New" w:hAnsi="Courier New" w:cs="Courier New" w:hint="default"/>
-      </w:rPr>
-    </w:lvl>
-    <w:lvl w:ilvl="2" w:tplc="04190005">
-      <w:start w:val="1"/>
-      <w:numFmt w:val="bullet"/>
-      <w:lvlText w:val=""/>
-      <w:lvlJc w:val="left"/>
-      <w:pPr>
-        <w:ind w:left="2160" w:hanging="360"/>
-      </w:pPr>
-      <w:rPr>
-        <w:rFonts w:ascii="Wingdings" w:hAnsi="Wingdings" w:hint="default"/>
-      </w:rPr>
-    </w:lvl>
-    <w:lvl w:ilvl="3" w:tplc="04190001" w:tentative="1">
-      <w:start w:val="1"/>
-      <w:numFmt w:val="bullet"/>
-      <w:lvlText w:val=""/>
-      <w:lvlJc w:val="left"/>
-      <w:pPr>
-        <w:ind w:left="2880" w:hanging="360"/>
-      </w:pPr>
-      <w:rPr>
-        <w:rFonts w:ascii="Symbol" w:hAnsi="Symbol" w:hint="default"/>
-      </w:rPr>
-    </w:lvl>
-    <w:lvl w:ilvl="4" w:tplc="04190003" w:tentative="1">
-      <w:start w:val="1"/>
-      <w:numFmt w:val="bullet"/>
-      <w:lvlText w:val="o"/>
-      <w:lvlJc w:val="left"/>
-      <w:pPr>
-        <w:ind w:left="3600" w:hanging="360"/>
-      </w:pPr>
-      <w:rPr>
-        <w:rFonts w:ascii="Courier New" w:hAnsi="Courier New" w:cs="Courier New" w:hint="default"/>
-      </w:rPr>
-    </w:lvl>
-    <w:lvl w:ilvl="5" w:tplc="04190005" w:tentative="1">
-      <w:start w:val="1"/>
-      <w:numFmt w:val="bullet"/>
-      <w:lvlText w:val=""/>
-      <w:lvlJc w:val="left"/>
-      <w:pPr>
-        <w:ind w:left="4320" w:hanging="360"/>
-      </w:pPr>
-      <w:rPr>
-        <w:rFonts w:ascii="Wingdings" w:hAnsi="Wingdings" w:hint="default"/>
-      </w:rPr>
-    </w:lvl>
-    <w:lvl w:ilvl="6" w:tplc="04190001" w:tentative="1">
-      <w:start w:val="1"/>
-      <w:numFmt w:val="bullet"/>
-      <w:lvlText w:val=""/>
-      <w:lvlJc w:val="left"/>
-      <w:pPr>
-        <w:ind w:left="5040" w:hanging="360"/>
-      </w:pPr>
-      <w:rPr>
-        <w:rFonts w:ascii="Symbol" w:hAnsi="Symbol" w:hint="default"/>
-      </w:rPr>
-    </w:lvl>
-    <w:lvl w:ilvl="7" w:tplc="04190003" w:tentative="1">
-      <w:start w:val="1"/>
-      <w:numFmt w:val="bullet"/>
-      <w:lvlText w:val="o"/>
-      <w:lvlJc w:val="left"/>
-      <w:pPr>
-        <w:ind w:left="5760" w:hanging="360"/>
-      </w:pPr>
-      <w:rPr>
-        <w:rFonts w:ascii="Courier New" w:hAnsi="Courier New" w:cs="Courier New" w:hint="default"/>
-      </w:rPr>
-    </w:lvl>
-    <w:lvl w:ilvl="8" w:tplc="04190005" w:tentative="1">
-      <w:start w:val="1"/>
-      <w:numFmt w:val="bullet"/>
-      <w:lvlText w:val=""/>
-      <w:lvlJc w:val="left"/>
-      <w:pPr>
-        <w:ind w:left="6480" w:hanging="360"/>
-      </w:pPr>
-      <w:rPr>
-        <w:rFonts w:ascii="Wingdings" w:hAnsi="Wingdings" w:hint="default"/>
-      </w:rPr>
-    </w:lvl>
-  </w:abstractNum>
-  <w:abstractNum w:abstractNumId="32" w15:restartNumberingAfterBreak="0">
-    <w:nsid w:val="77C16983"/>
-    <w:multiLevelType w:val="hybridMultilevel"/>
-    <w:tmpl w:val="04188276"/>
-    <w:lvl w:ilvl="0" w:tplc="B2BED636">
-      <w:numFmt w:val="bullet"/>
-      <w:lvlText w:val="•"/>
-      <w:lvlJc w:val="left"/>
-      <w:pPr>
-        <w:ind w:left="2062" w:hanging="360"/>
-      </w:pPr>
-      <w:rPr>
-        <w:rFonts w:ascii="Times New Roman" w:eastAsia="Times New Roman" w:hAnsi="Times New Roman" w:cs="Times New Roman" w:hint="default"/>
-      </w:rPr>
-    </w:lvl>
-    <w:lvl w:ilvl="1" w:tplc="04190003" w:tentative="1">
-      <w:start w:val="1"/>
-      <w:numFmt w:val="bullet"/>
-      <w:lvlText w:val="o"/>
-      <w:lvlJc w:val="left"/>
-      <w:pPr>
-        <w:ind w:left="2149" w:hanging="360"/>
-      </w:pPr>
-      <w:rPr>
-        <w:rFonts w:ascii="Courier New" w:hAnsi="Courier New" w:cs="Courier New" w:hint="default"/>
-      </w:rPr>
-    </w:lvl>
-    <w:lvl w:ilvl="2" w:tplc="04190005" w:tentative="1">
-      <w:start w:val="1"/>
-      <w:numFmt w:val="bullet"/>
-      <w:lvlText w:val=""/>
-      <w:lvlJc w:val="left"/>
-      <w:pPr>
-        <w:ind w:left="2869" w:hanging="360"/>
-      </w:pPr>
-      <w:rPr>
-        <w:rFonts w:ascii="Wingdings" w:hAnsi="Wingdings" w:hint="default"/>
-      </w:rPr>
-    </w:lvl>
-    <w:lvl w:ilvl="3" w:tplc="04190001" w:tentative="1">
-      <w:start w:val="1"/>
-      <w:numFmt w:val="bullet"/>
-      <w:lvlText w:val=""/>
-      <w:lvlJc w:val="left"/>
-      <w:pPr>
-        <w:ind w:left="3589" w:hanging="360"/>
-      </w:pPr>
-      <w:rPr>
-        <w:rFonts w:ascii="Symbol" w:hAnsi="Symbol" w:hint="default"/>
-      </w:rPr>
-    </w:lvl>
-    <w:lvl w:ilvl="4" w:tplc="04190003" w:tentative="1">
-      <w:start w:val="1"/>
-      <w:numFmt w:val="bullet"/>
-      <w:lvlText w:val="o"/>
-      <w:lvlJc w:val="left"/>
-      <w:pPr>
-        <w:ind w:left="4309" w:hanging="360"/>
-      </w:pPr>
-      <w:rPr>
-        <w:rFonts w:ascii="Courier New" w:hAnsi="Courier New" w:cs="Courier New" w:hint="default"/>
-      </w:rPr>
-    </w:lvl>
-    <w:lvl w:ilvl="5" w:tplc="04190005" w:tentative="1">
-      <w:start w:val="1"/>
-      <w:numFmt w:val="bullet"/>
-      <w:lvlText w:val=""/>
-      <w:lvlJc w:val="left"/>
-      <w:pPr>
-        <w:ind w:left="5029" w:hanging="360"/>
-      </w:pPr>
-      <w:rPr>
-        <w:rFonts w:ascii="Wingdings" w:hAnsi="Wingdings" w:hint="default"/>
-      </w:rPr>
-    </w:lvl>
-    <w:lvl w:ilvl="6" w:tplc="04190001" w:tentative="1">
-      <w:start w:val="1"/>
-      <w:numFmt w:val="bullet"/>
-      <w:lvlText w:val=""/>
-      <w:lvlJc w:val="left"/>
-      <w:pPr>
-        <w:ind w:left="5749" w:hanging="360"/>
-      </w:pPr>
-      <w:rPr>
-        <w:rFonts w:ascii="Symbol" w:hAnsi="Symbol" w:hint="default"/>
-      </w:rPr>
-    </w:lvl>
-    <w:lvl w:ilvl="7" w:tplc="04190003" w:tentative="1">
-      <w:start w:val="1"/>
-      <w:numFmt w:val="bullet"/>
-      <w:lvlText w:val="o"/>
-      <w:lvlJc w:val="left"/>
-      <w:pPr>
-        <w:ind w:left="6469" w:hanging="360"/>
-      </w:pPr>
-      <w:rPr>
-        <w:rFonts w:ascii="Courier New" w:hAnsi="Courier New" w:cs="Courier New" w:hint="default"/>
-      </w:rPr>
-    </w:lvl>
-    <w:lvl w:ilvl="8" w:tplc="04190005" w:tentative="1">
-      <w:start w:val="1"/>
-      <w:numFmt w:val="bullet"/>
-      <w:lvlText w:val=""/>
-      <w:lvlJc w:val="left"/>
-      <w:pPr>
-        <w:ind w:left="7189" w:hanging="360"/>
-      </w:pPr>
-      <w:rPr>
-        <w:rFonts w:ascii="Wingdings" w:hAnsi="Wingdings" w:hint="default"/>
-      </w:rPr>
-    </w:lvl>
-  </w:abstractNum>
-  <w:abstractNum w:abstractNumId="33" w15:restartNumberingAfterBreak="0">
-    <w:nsid w:val="7B2F1C72"/>
-    <w:multiLevelType w:val="hybridMultilevel"/>
-    <w:tmpl w:val="DC98466C"/>
-    <w:lvl w:ilvl="0" w:tplc="B2BED636">
-      <w:numFmt w:val="bullet"/>
-      <w:lvlText w:val="•"/>
-      <w:lvlJc w:val="left"/>
-      <w:pPr>
-        <w:ind w:left="2062" w:hanging="360"/>
-      </w:pPr>
-      <w:rPr>
-        <w:rFonts w:ascii="Times New Roman" w:eastAsia="Times New Roman" w:hAnsi="Times New Roman" w:cs="Times New Roman" w:hint="default"/>
-      </w:rPr>
-    </w:lvl>
-    <w:lvl w:ilvl="1" w:tplc="04190003" w:tentative="1">
-      <w:start w:val="1"/>
-      <w:numFmt w:val="bullet"/>
-      <w:lvlText w:val="o"/>
-      <w:lvlJc w:val="left"/>
-      <w:pPr>
-        <w:ind w:left="2149" w:hanging="360"/>
-      </w:pPr>
-      <w:rPr>
-        <w:rFonts w:ascii="Courier New" w:hAnsi="Courier New" w:cs="Courier New" w:hint="default"/>
-      </w:rPr>
-    </w:lvl>
-    <w:lvl w:ilvl="2" w:tplc="04190005" w:tentative="1">
-      <w:start w:val="1"/>
-      <w:numFmt w:val="bullet"/>
-      <w:lvlText w:val=""/>
-      <w:lvlJc w:val="left"/>
-      <w:pPr>
-        <w:ind w:left="2869" w:hanging="360"/>
-      </w:pPr>
-      <w:rPr>
-        <w:rFonts w:ascii="Wingdings" w:hAnsi="Wingdings" w:hint="default"/>
-      </w:rPr>
-    </w:lvl>
-    <w:lvl w:ilvl="3" w:tplc="04190001" w:tentative="1">
-      <w:start w:val="1"/>
-      <w:numFmt w:val="bullet"/>
-      <w:lvlText w:val=""/>
-      <w:lvlJc w:val="left"/>
-      <w:pPr>
-        <w:ind w:left="3589" w:hanging="360"/>
-      </w:pPr>
-      <w:rPr>
-        <w:rFonts w:ascii="Symbol" w:hAnsi="Symbol" w:hint="default"/>
-      </w:rPr>
-    </w:lvl>
-    <w:lvl w:ilvl="4" w:tplc="04190003" w:tentative="1">
-      <w:start w:val="1"/>
-      <w:numFmt w:val="bullet"/>
-      <w:lvlText w:val="o"/>
-      <w:lvlJc w:val="left"/>
-      <w:pPr>
-        <w:ind w:left="4309" w:hanging="360"/>
-      </w:pPr>
-      <w:rPr>
-        <w:rFonts w:ascii="Courier New" w:hAnsi="Courier New" w:cs="Courier New" w:hint="default"/>
-      </w:rPr>
-    </w:lvl>
-    <w:lvl w:ilvl="5" w:tplc="04190005" w:tentative="1">
-      <w:start w:val="1"/>
-      <w:numFmt w:val="bullet"/>
-      <w:lvlText w:val=""/>
-      <w:lvlJc w:val="left"/>
-      <w:pPr>
-        <w:ind w:left="5029" w:hanging="360"/>
-      </w:pPr>
-      <w:rPr>
-        <w:rFonts w:ascii="Wingdings" w:hAnsi="Wingdings" w:hint="default"/>
-      </w:rPr>
-    </w:lvl>
-    <w:lvl w:ilvl="6" w:tplc="04190001" w:tentative="1">
-      <w:start w:val="1"/>
-      <w:numFmt w:val="bullet"/>
-      <w:lvlText w:val=""/>
-      <w:lvlJc w:val="left"/>
-      <w:pPr>
-        <w:ind w:left="5749" w:hanging="360"/>
-      </w:pPr>
-      <w:rPr>
-        <w:rFonts w:ascii="Symbol" w:hAnsi="Symbol" w:hint="default"/>
-      </w:rPr>
-    </w:lvl>
-    <w:lvl w:ilvl="7" w:tplc="04190003" w:tentative="1">
-      <w:start w:val="1"/>
-      <w:numFmt w:val="bullet"/>
-      <w:lvlText w:val="o"/>
-      <w:lvlJc w:val="left"/>
-      <w:pPr>
-        <w:ind w:left="6469" w:hanging="360"/>
-      </w:pPr>
-      <w:rPr>
-        <w:rFonts w:ascii="Courier New" w:hAnsi="Courier New" w:cs="Courier New" w:hint="default"/>
-      </w:rPr>
-    </w:lvl>
-    <w:lvl w:ilvl="8" w:tplc="04190005" w:tentative="1">
-      <w:start w:val="1"/>
-      <w:numFmt w:val="bullet"/>
-      <w:lvlText w:val=""/>
-      <w:lvlJc w:val="left"/>
-      <w:pPr>
-        <w:ind w:left="7189" w:hanging="360"/>
-      </w:pPr>
-      <w:rPr>
-        <w:rFonts w:ascii="Wingdings" w:hAnsi="Wingdings" w:hint="default"/>
-      </w:rPr>
-    </w:lvl>
-  </w:abstractNum>
-  <w:abstractNum w:abstractNumId="34" w15:restartNumberingAfterBreak="0">
-    <w:nsid w:val="7CB914ED"/>
-    <w:multiLevelType w:val="hybridMultilevel"/>
-    <w:tmpl w:val="F00A4224"/>
-    <w:lvl w:ilvl="0" w:tplc="0419000F">
-      <w:start w:val="1"/>
-      <w:numFmt w:val="decimal"/>
-      <w:lvlText w:val="%1."/>
-      <w:lvlJc w:val="left"/>
-      <w:pPr>
-        <w:ind w:left="1429" w:hanging="360"/>
-      </w:pPr>
-    </w:lvl>
-    <w:lvl w:ilvl="1" w:tplc="04190019" w:tentative="1">
-      <w:start w:val="1"/>
-      <w:numFmt w:val="lowerLetter"/>
-      <w:lvlText w:val="%2."/>
-      <w:lvlJc w:val="left"/>
-      <w:pPr>
-        <w:ind w:left="2149" w:hanging="360"/>
-      </w:pPr>
-    </w:lvl>
-    <w:lvl w:ilvl="2" w:tplc="0419001B" w:tentative="1">
-      <w:start w:val="1"/>
-      <w:numFmt w:val="lowerRoman"/>
-      <w:lvlText w:val="%3."/>
-      <w:lvlJc w:val="right"/>
-      <w:pPr>
-        <w:ind w:left="2869" w:hanging="180"/>
-      </w:pPr>
-    </w:lvl>
-    <w:lvl w:ilvl="3" w:tplc="0419000F" w:tentative="1">
-      <w:start w:val="1"/>
-      <w:numFmt w:val="decimal"/>
-      <w:lvlText w:val="%4."/>
-      <w:lvlJc w:val="left"/>
-      <w:pPr>
-        <w:ind w:left="3589" w:hanging="360"/>
-      </w:pPr>
-    </w:lvl>
-    <w:lvl w:ilvl="4" w:tplc="04190019" w:tentative="1">
-      <w:start w:val="1"/>
-      <w:numFmt w:val="lowerLetter"/>
-      <w:lvlText w:val="%5."/>
-      <w:lvlJc w:val="left"/>
-      <w:pPr>
-        <w:ind w:left="4309" w:hanging="360"/>
-      </w:pPr>
-    </w:lvl>
-    <w:lvl w:ilvl="5" w:tplc="0419001B" w:tentative="1">
-      <w:start w:val="1"/>
-      <w:numFmt w:val="lowerRoman"/>
-      <w:lvlText w:val="%6."/>
-      <w:lvlJc w:val="right"/>
-      <w:pPr>
-        <w:ind w:left="5029" w:hanging="180"/>
-      </w:pPr>
-    </w:lvl>
-    <w:lvl w:ilvl="6" w:tplc="0419000F" w:tentative="1">
-      <w:start w:val="1"/>
-      <w:numFmt w:val="decimal"/>
-      <w:lvlText w:val="%7."/>
-      <w:lvlJc w:val="left"/>
-      <w:pPr>
-        <w:ind w:left="5749" w:hanging="360"/>
-      </w:pPr>
-    </w:lvl>
-    <w:lvl w:ilvl="7" w:tplc="04190019" w:tentative="1">
-      <w:start w:val="1"/>
-      <w:numFmt w:val="lowerLetter"/>
-      <w:lvlText w:val="%8."/>
-      <w:lvlJc w:val="left"/>
-      <w:pPr>
-        <w:ind w:left="6469" w:hanging="360"/>
-      </w:pPr>
-    </w:lvl>
-    <w:lvl w:ilvl="8" w:tplc="0419001B" w:tentative="1">
-      <w:start w:val="1"/>
-      <w:numFmt w:val="lowerRoman"/>
-      <w:lvlText w:val="%9."/>
-      <w:lvlJc w:val="right"/>
-      <w:pPr>
-        <w:ind w:left="7189" w:hanging="180"/>
-      </w:pPr>
     </w:lvl>
   </w:abstractNum>
   <w:num w:numId="1" w16cid:durableId="854340947">
     <w:abstractNumId w:val="0"/>
   </w:num>
-  <w:num w:numId="2" w16cid:durableId="170485004">
-    <w:abstractNumId w:val="34"/>
+  <w:num w:numId="2" w16cid:durableId="330522421">
+    <w:abstractNumId w:val="7"/>
   </w:num>
-  <w:num w:numId="3" w16cid:durableId="1352101316">
-    <w:abstractNumId w:val="23"/>
+  <w:num w:numId="3" w16cid:durableId="941718932">
+    <w:abstractNumId w:val="2"/>
   </w:num>
-  <w:num w:numId="4" w16cid:durableId="1872377195">
-    <w:abstractNumId w:val="25"/>
+  <w:num w:numId="4" w16cid:durableId="1064568983">
+    <w:abstractNumId w:val="6"/>
   </w:num>
-  <w:num w:numId="5" w16cid:durableId="1039554664">
+  <w:num w:numId="5" w16cid:durableId="1993944969">
+    <w:abstractNumId w:val="12"/>
+  </w:num>
+  <w:num w:numId="6" w16cid:durableId="1055855948">
+    <w:abstractNumId w:val="11"/>
+  </w:num>
+  <w:num w:numId="7" w16cid:durableId="1107895883">
+    <w:abstractNumId w:val="15"/>
+  </w:num>
+  <w:num w:numId="8" w16cid:durableId="281308110">
+    <w:abstractNumId w:val="5"/>
+  </w:num>
+  <w:num w:numId="9" w16cid:durableId="435100150">
+    <w:abstractNumId w:val="8"/>
+  </w:num>
+  <w:num w:numId="10" w16cid:durableId="1539899668">
     <w:abstractNumId w:val="17"/>
   </w:num>
-  <w:num w:numId="6" w16cid:durableId="2045785607">
-    <w:abstractNumId w:val="26"/>
+  <w:num w:numId="11" w16cid:durableId="1929851339">
+    <w:abstractNumId w:val="1"/>
   </w:num>
-  <w:num w:numId="7" w16cid:durableId="269164114">
-    <w:abstractNumId w:val="6"/>
+  <w:num w:numId="12" w16cid:durableId="1675716562">
+    <w:abstractNumId w:val="9"/>
   </w:num>
-  <w:num w:numId="8" w16cid:durableId="2121610399">
-    <w:abstractNumId w:val="28"/>
+  <w:num w:numId="13" w16cid:durableId="923221134">
+    <w:abstractNumId w:val="13"/>
   </w:num>
-  <w:num w:numId="9" w16cid:durableId="942107497">
-    <w:abstractNumId w:val="30"/>
+  <w:num w:numId="14" w16cid:durableId="1055398226">
+    <w:abstractNumId w:val="4"/>
   </w:num>
-  <w:num w:numId="10" w16cid:durableId="298463892">
+  <w:num w:numId="15" w16cid:durableId="2096124180">
+    <w:abstractNumId w:val="10"/>
+  </w:num>
+  <w:num w:numId="16" w16cid:durableId="685403650">
     <w:abstractNumId w:val="14"/>
   </w:num>
-  <w:num w:numId="11" w16cid:durableId="1791244177">
-    <w:abstractNumId w:val="1"/>
-  </w:num>
-  <w:num w:numId="12" w16cid:durableId="1214270307">
-    <w:abstractNumId w:val="19"/>
-  </w:num>
-  <w:num w:numId="13" w16cid:durableId="1374110221">
-    <w:abstractNumId w:val="2"/>
-  </w:num>
-  <w:num w:numId="14" w16cid:durableId="152186974">
-    <w:abstractNumId w:val="11"/>
-  </w:num>
-  <w:num w:numId="15" w16cid:durableId="330522421">
-    <w:abstractNumId w:val="8"/>
-  </w:num>
-  <w:num w:numId="16" w16cid:durableId="694237530">
-    <w:abstractNumId w:val="10"/>
-  </w:num>
-  <w:num w:numId="17" w16cid:durableId="540283140">
-    <w:abstractNumId w:val="27"/>
-  </w:num>
-  <w:num w:numId="18" w16cid:durableId="941718932">
+  <w:num w:numId="17" w16cid:durableId="945893349">
     <w:abstractNumId w:val="3"/>
   </w:num>
-  <w:num w:numId="19" w16cid:durableId="877157423">
+  <w:num w:numId="18" w16cid:durableId="1664119097">
     <w:abstractNumId w:val="16"/>
   </w:num>
-  <w:num w:numId="20" w16cid:durableId="1064568983">
-    <w:abstractNumId w:val="7"/>
-  </w:num>
-  <w:num w:numId="21" w16cid:durableId="1446995880">
-    <w:abstractNumId w:val="32"/>
-  </w:num>
-  <w:num w:numId="22" w16cid:durableId="1464544577">
-    <w:abstractNumId w:val="18"/>
-  </w:num>
-  <w:num w:numId="23" w16cid:durableId="2081899876">
-    <w:abstractNumId w:val="22"/>
-  </w:num>
-  <w:num w:numId="24" w16cid:durableId="509494896">
-    <w:abstractNumId w:val="31"/>
-  </w:num>
-  <w:num w:numId="25" w16cid:durableId="1151602604">
-    <w:abstractNumId w:val="24"/>
-  </w:num>
-  <w:num w:numId="26" w16cid:durableId="1544715128">
-    <w:abstractNumId w:val="29"/>
-  </w:num>
-  <w:num w:numId="27" w16cid:durableId="1993944969">
-    <w:abstractNumId w:val="15"/>
-  </w:num>
-  <w:num w:numId="28" w16cid:durableId="336201415">
-    <w:abstractNumId w:val="12"/>
-  </w:num>
-  <w:num w:numId="29" w16cid:durableId="2131656464">
-    <w:abstractNumId w:val="20"/>
-  </w:num>
-  <w:num w:numId="30" w16cid:durableId="417101916">
-    <w:abstractNumId w:val="9"/>
-  </w:num>
-  <w:num w:numId="31" w16cid:durableId="2039157311">
-    <w:abstractNumId w:val="4"/>
-  </w:num>
-  <w:num w:numId="32" w16cid:durableId="1987587941">
-    <w:abstractNumId w:val="33"/>
-  </w:num>
-  <w:num w:numId="33" w16cid:durableId="1578788288">
-    <w:abstractNumId w:val="21"/>
-  </w:num>
-  <w:num w:numId="34" w16cid:durableId="1055855948">
-    <w:abstractNumId w:val="13"/>
-  </w:num>
-  <w:num w:numId="35" w16cid:durableId="1488597002">
-    <w:abstractNumId w:val="5"/>
-  </w:num>
-  <w:numIdMacAtCleanup w:val="5"/>
+  <w:numIdMacAtCleanup w:val="17"/>
 </w:numbering>
 </file>
 
@@ -10359,7 +10401,7 @@
   <w:style w:type="paragraph" w:default="1" w:styleId="a0">
     <w:name w:val="Normal"/>
     <w:qFormat/>
-    <w:rsid w:val="00723A0D"/>
+    <w:rsid w:val="00210A2B"/>
     <w:pPr>
       <w:ind w:firstLine="709"/>
       <w:jc w:val="both"/>
@@ -10576,6 +10618,7 @@
   <w:style w:type="character" w:default="1" w:styleId="a1">
     <w:name w:val="Default Paragraph Font"/>
     <w:uiPriority w:val="1"/>
+    <w:semiHidden/>
     <w:unhideWhenUsed/>
   </w:style>
   <w:style w:type="table" w:default="1" w:styleId="a2">
